--- a/doc/[WORD] Лабораторная работа 4.1 - Элементы объектно-ориентированного программирования в языке Python.docx
+++ b/doc/[WORD] Лабораторная работа 4.1 - Элементы объектно-ориентированного программирования в языке Python.docx
@@ -649,12 +649,21 @@
                 <w:szCs w:val="28"/>
               </w:rPr>
             </w:pPr>
+            <w:proofErr w:type="spellStart"/>
             <w:r>
               <w:rPr>
                 <w:rFonts w:eastAsia="Calibri"/>
                 <w:szCs w:val="28"/>
               </w:rPr>
-              <w:t>Воронкин Роман Александрович, доцент департамента цифровых, робототехнических систем и электроники</w:t>
+              <w:t>Воронкин</w:t>
+            </w:r>
+            <w:proofErr w:type="spellEnd"/>
+            <w:r>
+              <w:rPr>
+                <w:rFonts w:eastAsia="Calibri"/>
+                <w:szCs w:val="28"/>
+              </w:rPr>
+              <w:t xml:space="preserve"> Роман Александрович, доцент департамента цифровых, робототехнических систем и электроники</w:t>
             </w:r>
           </w:p>
           <w:p>
@@ -1146,7 +1155,23 @@
           <w:sz w:val="28"/>
           <w:lang w:val="en-US"/>
         </w:rPr>
-        <w:t>ad + bc, bd);</w:t>
+        <w:t xml:space="preserve">ad + </w:t>
+      </w:r>
+      <w:proofErr w:type="spellStart"/>
+      <w:r>
+        <w:rPr>
+          <w:sz w:val="28"/>
+          <w:lang w:val="en-US"/>
+        </w:rPr>
+        <w:t>bc</w:t>
+      </w:r>
+      <w:proofErr w:type="spellEnd"/>
+      <w:r>
+        <w:rPr>
+          <w:sz w:val="28"/>
+          <w:lang w:val="en-US"/>
+        </w:rPr>
+        <w:t>, bd);</w:t>
       </w:r>
     </w:p>
     <w:p>
@@ -1181,7 +1206,23 @@
           <w:sz w:val="28"/>
           <w:lang w:val="en-US"/>
         </w:rPr>
-        <w:t>sub, (a, b) – (c, d) = (ad – bc, bd);</w:t>
+        <w:t xml:space="preserve">sub, (a, b) – (c, d) = (ad – </w:t>
+      </w:r>
+      <w:proofErr w:type="spellStart"/>
+      <w:r>
+        <w:rPr>
+          <w:sz w:val="28"/>
+          <w:lang w:val="en-US"/>
+        </w:rPr>
+        <w:t>bc</w:t>
+      </w:r>
+      <w:proofErr w:type="spellEnd"/>
+      <w:r>
+        <w:rPr>
+          <w:sz w:val="28"/>
+          <w:lang w:val="en-US"/>
+        </w:rPr>
+        <w:t>, bd);</w:t>
       </w:r>
     </w:p>
     <w:p>
@@ -1211,6 +1252,7 @@
         </w:rPr>
         <w:t xml:space="preserve"> </w:t>
       </w:r>
+      <w:proofErr w:type="spellStart"/>
       <w:r>
         <w:rPr>
           <w:sz w:val="28"/>
@@ -1218,6 +1260,7 @@
         </w:rPr>
         <w:t>mul</w:t>
       </w:r>
+      <w:proofErr w:type="spellEnd"/>
       <w:r>
         <w:rPr>
           <w:sz w:val="28"/>
@@ -1405,7 +1448,23 @@
           <w:sz w:val="28"/>
           <w:lang w:val="en-US"/>
         </w:rPr>
-        <w:t>ad, bc);</w:t>
+        <w:t xml:space="preserve">ad, </w:t>
+      </w:r>
+      <w:proofErr w:type="spellStart"/>
+      <w:r>
+        <w:rPr>
+          <w:sz w:val="28"/>
+          <w:lang w:val="en-US"/>
+        </w:rPr>
+        <w:t>bc</w:t>
+      </w:r>
+      <w:proofErr w:type="spellEnd"/>
+      <w:r>
+        <w:rPr>
+          <w:sz w:val="28"/>
+          <w:lang w:val="en-US"/>
+        </w:rPr>
+        <w:t>);</w:t>
       </w:r>
     </w:p>
     <w:p>
@@ -1433,7 +1492,23 @@
           <w:sz w:val="28"/>
           <w:lang w:val="en-US"/>
         </w:rPr>
-        <w:t>equal, greate, less</w:t>
+        <w:t xml:space="preserve">equal, </w:t>
+      </w:r>
+      <w:proofErr w:type="spellStart"/>
+      <w:r>
+        <w:rPr>
+          <w:sz w:val="28"/>
+          <w:lang w:val="en-US"/>
+        </w:rPr>
+        <w:t>greate</w:t>
+      </w:r>
+      <w:proofErr w:type="spellEnd"/>
+      <w:r>
+        <w:rPr>
+          <w:sz w:val="28"/>
+          <w:lang w:val="en-US"/>
+        </w:rPr>
+        <w:t>, less</w:t>
       </w:r>
       <w:r>
         <w:rPr>
@@ -1597,7 +1672,25 @@
                 <w:szCs w:val="20"/>
                 <w:lang w:val="en-US"/>
               </w:rPr>
-              <w:t xml:space="preserve">    def __init__(self, a=0, b=1):</w:t>
+              <w:t xml:space="preserve">    def __</w:t>
+            </w:r>
+            <w:proofErr w:type="spellStart"/>
+            <w:r>
+              <w:rPr>
+                <w:sz w:val="22"/>
+                <w:szCs w:val="20"/>
+                <w:lang w:val="en-US"/>
+              </w:rPr>
+              <w:t>init</w:t>
+            </w:r>
+            <w:proofErr w:type="spellEnd"/>
+            <w:r>
+              <w:rPr>
+                <w:sz w:val="22"/>
+                <w:szCs w:val="20"/>
+                <w:lang w:val="en-US"/>
+              </w:rPr>
+              <w:t>__(self, a=0, b=1):</w:t>
             </w:r>
           </w:p>
           <w:p>
@@ -1682,7 +1775,25 @@
                 <w:szCs w:val="20"/>
                 <w:lang w:val="en-US"/>
               </w:rPr>
-              <w:t xml:space="preserve">            raise ValueError()</w:t>
+              <w:t xml:space="preserve">            raise </w:t>
+            </w:r>
+            <w:proofErr w:type="spellStart"/>
+            <w:r>
+              <w:rPr>
+                <w:sz w:val="22"/>
+                <w:szCs w:val="20"/>
+                <w:lang w:val="en-US"/>
+              </w:rPr>
+              <w:t>ValueError</w:t>
+            </w:r>
+            <w:proofErr w:type="spellEnd"/>
+            <w:r>
+              <w:rPr>
+                <w:sz w:val="22"/>
+                <w:szCs w:val="20"/>
+                <w:lang w:val="en-US"/>
+              </w:rPr>
+              <w:t>()</w:t>
             </w:r>
           </w:p>
           <w:p>
@@ -1716,50 +1827,104 @@
                 <w:szCs w:val="20"/>
                 <w:lang w:val="en-US"/>
               </w:rPr>
-              <w:t xml:space="preserve">        self.__numerator = abs(a)</w:t>
-            </w:r>
-          </w:p>
-          <w:p>
-            <w:pPr>
-              <w:rPr>
-                <w:sz w:val="22"/>
-                <w:szCs w:val="20"/>
-                <w:lang w:val="en-US"/>
-              </w:rPr>
-            </w:pPr>
-            <w:r>
-              <w:rPr>
-                <w:sz w:val="22"/>
-                <w:szCs w:val="20"/>
-                <w:lang w:val="en-US"/>
-              </w:rPr>
-              <w:t xml:space="preserve">        self.__denominator = abs(b)</w:t>
-            </w:r>
-          </w:p>
-          <w:p>
-            <w:pPr>
-              <w:rPr>
-                <w:sz w:val="22"/>
-                <w:szCs w:val="20"/>
-                <w:lang w:val="en-US"/>
-              </w:rPr>
-            </w:pPr>
-          </w:p>
-          <w:p>
-            <w:pPr>
-              <w:rPr>
-                <w:sz w:val="22"/>
-                <w:szCs w:val="20"/>
-                <w:lang w:val="en-US"/>
-              </w:rPr>
-            </w:pPr>
-            <w:r>
-              <w:rPr>
-                <w:sz w:val="22"/>
-                <w:szCs w:val="20"/>
-                <w:lang w:val="en-US"/>
-              </w:rPr>
-              <w:t xml:space="preserve">        self.__reduce()</w:t>
+              <w:t xml:space="preserve">        </w:t>
+            </w:r>
+            <w:proofErr w:type="spellStart"/>
+            <w:r>
+              <w:rPr>
+                <w:sz w:val="22"/>
+                <w:szCs w:val="20"/>
+                <w:lang w:val="en-US"/>
+              </w:rPr>
+              <w:t>self.__numerator</w:t>
+            </w:r>
+            <w:proofErr w:type="spellEnd"/>
+            <w:r>
+              <w:rPr>
+                <w:sz w:val="22"/>
+                <w:szCs w:val="20"/>
+                <w:lang w:val="en-US"/>
+              </w:rPr>
+              <w:t xml:space="preserve"> = abs(a)</w:t>
+            </w:r>
+          </w:p>
+          <w:p>
+            <w:pPr>
+              <w:rPr>
+                <w:sz w:val="22"/>
+                <w:szCs w:val="20"/>
+                <w:lang w:val="en-US"/>
+              </w:rPr>
+            </w:pPr>
+            <w:r>
+              <w:rPr>
+                <w:sz w:val="22"/>
+                <w:szCs w:val="20"/>
+                <w:lang w:val="en-US"/>
+              </w:rPr>
+              <w:t xml:space="preserve">        </w:t>
+            </w:r>
+            <w:proofErr w:type="spellStart"/>
+            <w:r>
+              <w:rPr>
+                <w:sz w:val="22"/>
+                <w:szCs w:val="20"/>
+                <w:lang w:val="en-US"/>
+              </w:rPr>
+              <w:t>self.__denominator</w:t>
+            </w:r>
+            <w:proofErr w:type="spellEnd"/>
+            <w:r>
+              <w:rPr>
+                <w:sz w:val="22"/>
+                <w:szCs w:val="20"/>
+                <w:lang w:val="en-US"/>
+              </w:rPr>
+              <w:t xml:space="preserve"> = abs(b)</w:t>
+            </w:r>
+          </w:p>
+          <w:p>
+            <w:pPr>
+              <w:rPr>
+                <w:sz w:val="22"/>
+                <w:szCs w:val="20"/>
+                <w:lang w:val="en-US"/>
+              </w:rPr>
+            </w:pPr>
+          </w:p>
+          <w:p>
+            <w:pPr>
+              <w:rPr>
+                <w:sz w:val="22"/>
+                <w:szCs w:val="20"/>
+                <w:lang w:val="en-US"/>
+              </w:rPr>
+            </w:pPr>
+            <w:r>
+              <w:rPr>
+                <w:sz w:val="22"/>
+                <w:szCs w:val="20"/>
+                <w:lang w:val="en-US"/>
+              </w:rPr>
+              <w:t xml:space="preserve">        </w:t>
+            </w:r>
+            <w:proofErr w:type="spellStart"/>
+            <w:r>
+              <w:rPr>
+                <w:sz w:val="22"/>
+                <w:szCs w:val="20"/>
+                <w:lang w:val="en-US"/>
+              </w:rPr>
+              <w:t>self.__reduce</w:t>
+            </w:r>
+            <w:proofErr w:type="spellEnd"/>
+            <w:r>
+              <w:rPr>
+                <w:sz w:val="22"/>
+                <w:szCs w:val="20"/>
+                <w:lang w:val="en-US"/>
+              </w:rPr>
+              <w:t>()</w:t>
             </w:r>
           </w:p>
           <w:p>
@@ -1801,965 +1966,6 @@
                 <w:szCs w:val="20"/>
               </w:rPr>
               <w:t># Сокращение дроби</w:t>
-            </w:r>
-          </w:p>
-          <w:p>
-            <w:pPr>
-              <w:rPr>
-                <w:sz w:val="22"/>
-                <w:szCs w:val="20"/>
-              </w:rPr>
-            </w:pPr>
-            <w:r>
-              <w:rPr>
-                <w:sz w:val="22"/>
-                <w:szCs w:val="20"/>
-              </w:rPr>
-              <w:lastRenderedPageBreak/>
-              <w:t xml:space="preserve">    def __reduce(self):</w:t>
-            </w:r>
-          </w:p>
-          <w:p>
-            <w:pPr>
-              <w:rPr>
-                <w:sz w:val="22"/>
-                <w:szCs w:val="20"/>
-              </w:rPr>
-            </w:pPr>
-            <w:r>
-              <w:rPr>
-                <w:sz w:val="22"/>
-                <w:szCs w:val="20"/>
-              </w:rPr>
-              <w:t xml:space="preserve">        # Функция для нахождения наибольшего общего делителя</w:t>
-            </w:r>
-          </w:p>
-          <w:p>
-            <w:pPr>
-              <w:rPr>
-                <w:sz w:val="22"/>
-                <w:szCs w:val="20"/>
-                <w:lang w:val="en-US"/>
-              </w:rPr>
-            </w:pPr>
-            <w:r>
-              <w:rPr>
-                <w:sz w:val="22"/>
-                <w:szCs w:val="20"/>
-              </w:rPr>
-              <w:t xml:space="preserve">        </w:t>
-            </w:r>
-            <w:r>
-              <w:rPr>
-                <w:sz w:val="22"/>
-                <w:szCs w:val="20"/>
-                <w:lang w:val="en-US"/>
-              </w:rPr>
-              <w:t>def gcd(a, b):</w:t>
-            </w:r>
-          </w:p>
-          <w:p>
-            <w:pPr>
-              <w:rPr>
-                <w:sz w:val="22"/>
-                <w:szCs w:val="20"/>
-                <w:lang w:val="en-US"/>
-              </w:rPr>
-            </w:pPr>
-            <w:r>
-              <w:rPr>
-                <w:sz w:val="22"/>
-                <w:szCs w:val="20"/>
-                <w:lang w:val="en-US"/>
-              </w:rPr>
-              <w:t xml:space="preserve">            if a == 0:</w:t>
-            </w:r>
-          </w:p>
-          <w:p>
-            <w:pPr>
-              <w:rPr>
-                <w:sz w:val="22"/>
-                <w:szCs w:val="20"/>
-                <w:lang w:val="en-US"/>
-              </w:rPr>
-            </w:pPr>
-            <w:r>
-              <w:rPr>
-                <w:sz w:val="22"/>
-                <w:szCs w:val="20"/>
-                <w:lang w:val="en-US"/>
-              </w:rPr>
-              <w:t xml:space="preserve">                return b</w:t>
-            </w:r>
-          </w:p>
-          <w:p>
-            <w:pPr>
-              <w:rPr>
-                <w:sz w:val="22"/>
-                <w:szCs w:val="20"/>
-                <w:lang w:val="en-US"/>
-              </w:rPr>
-            </w:pPr>
-            <w:r>
-              <w:rPr>
-                <w:sz w:val="22"/>
-                <w:szCs w:val="20"/>
-                <w:lang w:val="en-US"/>
-              </w:rPr>
-              <w:t xml:space="preserve">            elif b == 0:</w:t>
-            </w:r>
-          </w:p>
-          <w:p>
-            <w:pPr>
-              <w:rPr>
-                <w:sz w:val="22"/>
-                <w:szCs w:val="20"/>
-                <w:lang w:val="en-US"/>
-              </w:rPr>
-            </w:pPr>
-            <w:r>
-              <w:rPr>
-                <w:sz w:val="22"/>
-                <w:szCs w:val="20"/>
-                <w:lang w:val="en-US"/>
-              </w:rPr>
-              <w:t xml:space="preserve">                return a</w:t>
-            </w:r>
-          </w:p>
-          <w:p>
-            <w:pPr>
-              <w:rPr>
-                <w:sz w:val="22"/>
-                <w:szCs w:val="20"/>
-                <w:lang w:val="en-US"/>
-              </w:rPr>
-            </w:pPr>
-            <w:r>
-              <w:rPr>
-                <w:sz w:val="22"/>
-                <w:szCs w:val="20"/>
-                <w:lang w:val="en-US"/>
-              </w:rPr>
-              <w:t xml:space="preserve">            elif a &gt;= b:</w:t>
-            </w:r>
-          </w:p>
-          <w:p>
-            <w:pPr>
-              <w:rPr>
-                <w:sz w:val="22"/>
-                <w:szCs w:val="20"/>
-                <w:lang w:val="en-US"/>
-              </w:rPr>
-            </w:pPr>
-            <w:r>
-              <w:rPr>
-                <w:sz w:val="22"/>
-                <w:szCs w:val="20"/>
-                <w:lang w:val="en-US"/>
-              </w:rPr>
-              <w:t xml:space="preserve">                return gcd(a % b, b)</w:t>
-            </w:r>
-          </w:p>
-          <w:p>
-            <w:pPr>
-              <w:rPr>
-                <w:sz w:val="22"/>
-                <w:szCs w:val="20"/>
-                <w:lang w:val="en-US"/>
-              </w:rPr>
-            </w:pPr>
-            <w:r>
-              <w:rPr>
-                <w:sz w:val="22"/>
-                <w:szCs w:val="20"/>
-                <w:lang w:val="en-US"/>
-              </w:rPr>
-              <w:t xml:space="preserve">            else:</w:t>
-            </w:r>
-          </w:p>
-          <w:p>
-            <w:pPr>
-              <w:rPr>
-                <w:sz w:val="22"/>
-                <w:szCs w:val="20"/>
-                <w:lang w:val="en-US"/>
-              </w:rPr>
-            </w:pPr>
-            <w:r>
-              <w:rPr>
-                <w:sz w:val="22"/>
-                <w:szCs w:val="20"/>
-                <w:lang w:val="en-US"/>
-              </w:rPr>
-              <w:t xml:space="preserve">                return gcd(a, b % a)</w:t>
-            </w:r>
-          </w:p>
-          <w:p>
-            <w:pPr>
-              <w:rPr>
-                <w:sz w:val="22"/>
-                <w:szCs w:val="20"/>
-                <w:lang w:val="en-US"/>
-              </w:rPr>
-            </w:pPr>
-            <w:r>
-              <w:rPr>
-                <w:sz w:val="22"/>
-                <w:szCs w:val="20"/>
-                <w:lang w:val="en-US"/>
-              </w:rPr>
-              <w:t xml:space="preserve">            </w:t>
-            </w:r>
-          </w:p>
-          <w:p>
-            <w:pPr>
-              <w:rPr>
-                <w:sz w:val="22"/>
-                <w:szCs w:val="20"/>
-                <w:lang w:val="en-US"/>
-              </w:rPr>
-            </w:pPr>
-            <w:r>
-              <w:rPr>
-                <w:sz w:val="22"/>
-                <w:szCs w:val="20"/>
-                <w:lang w:val="en-US"/>
-              </w:rPr>
-              <w:t xml:space="preserve">        c = gcd(self.__numerator, self.__denominator)</w:t>
-            </w:r>
-          </w:p>
-          <w:p>
-            <w:pPr>
-              <w:rPr>
-                <w:sz w:val="22"/>
-                <w:szCs w:val="20"/>
-                <w:lang w:val="en-US"/>
-              </w:rPr>
-            </w:pPr>
-          </w:p>
-          <w:p>
-            <w:pPr>
-              <w:rPr>
-                <w:sz w:val="22"/>
-                <w:szCs w:val="20"/>
-                <w:lang w:val="en-US"/>
-              </w:rPr>
-            </w:pPr>
-            <w:r>
-              <w:rPr>
-                <w:sz w:val="22"/>
-                <w:szCs w:val="20"/>
-                <w:lang w:val="en-US"/>
-              </w:rPr>
-              <w:t xml:space="preserve">        self.__numerator //= c</w:t>
-            </w:r>
-          </w:p>
-          <w:p>
-            <w:pPr>
-              <w:rPr>
-                <w:sz w:val="22"/>
-                <w:szCs w:val="20"/>
-                <w:lang w:val="en-US"/>
-              </w:rPr>
-            </w:pPr>
-            <w:r>
-              <w:rPr>
-                <w:sz w:val="22"/>
-                <w:szCs w:val="20"/>
-                <w:lang w:val="en-US"/>
-              </w:rPr>
-              <w:t xml:space="preserve">        self.__denominator //= c</w:t>
-            </w:r>
-          </w:p>
-          <w:p>
-            <w:pPr>
-              <w:rPr>
-                <w:sz w:val="22"/>
-                <w:szCs w:val="20"/>
-                <w:lang w:val="en-US"/>
-              </w:rPr>
-            </w:pPr>
-          </w:p>
-          <w:p>
-            <w:pPr>
-              <w:rPr>
-                <w:sz w:val="22"/>
-                <w:szCs w:val="20"/>
-                <w:lang w:val="en-US"/>
-              </w:rPr>
-            </w:pPr>
-          </w:p>
-          <w:p>
-            <w:pPr>
-              <w:rPr>
-                <w:sz w:val="22"/>
-                <w:szCs w:val="20"/>
-                <w:lang w:val="en-US"/>
-              </w:rPr>
-            </w:pPr>
-            <w:r>
-              <w:rPr>
-                <w:sz w:val="22"/>
-                <w:szCs w:val="20"/>
-                <w:lang w:val="en-US"/>
-              </w:rPr>
-              <w:t xml:space="preserve">    @property</w:t>
-            </w:r>
-          </w:p>
-          <w:p>
-            <w:pPr>
-              <w:rPr>
-                <w:sz w:val="22"/>
-                <w:szCs w:val="20"/>
-                <w:lang w:val="en-US"/>
-              </w:rPr>
-            </w:pPr>
-            <w:r>
-              <w:rPr>
-                <w:sz w:val="22"/>
-                <w:szCs w:val="20"/>
-                <w:lang w:val="en-US"/>
-              </w:rPr>
-              <w:t xml:space="preserve">    def numerator(self):</w:t>
-            </w:r>
-          </w:p>
-          <w:p>
-            <w:pPr>
-              <w:rPr>
-                <w:sz w:val="22"/>
-                <w:szCs w:val="20"/>
-                <w:lang w:val="en-US"/>
-              </w:rPr>
-            </w:pPr>
-            <w:r>
-              <w:rPr>
-                <w:sz w:val="22"/>
-                <w:szCs w:val="20"/>
-                <w:lang w:val="en-US"/>
-              </w:rPr>
-              <w:t xml:space="preserve">        return self.__numerator</w:t>
-            </w:r>
-          </w:p>
-          <w:p>
-            <w:pPr>
-              <w:rPr>
-                <w:sz w:val="22"/>
-                <w:szCs w:val="20"/>
-                <w:lang w:val="en-US"/>
-              </w:rPr>
-            </w:pPr>
-            <w:r>
-              <w:rPr>
-                <w:sz w:val="22"/>
-                <w:szCs w:val="20"/>
-                <w:lang w:val="en-US"/>
-              </w:rPr>
-              <w:t xml:space="preserve">    </w:t>
-            </w:r>
-          </w:p>
-          <w:p>
-            <w:pPr>
-              <w:rPr>
-                <w:sz w:val="22"/>
-                <w:szCs w:val="20"/>
-                <w:lang w:val="en-US"/>
-              </w:rPr>
-            </w:pPr>
-          </w:p>
-          <w:p>
-            <w:pPr>
-              <w:rPr>
-                <w:sz w:val="22"/>
-                <w:szCs w:val="20"/>
-                <w:lang w:val="en-US"/>
-              </w:rPr>
-            </w:pPr>
-            <w:r>
-              <w:rPr>
-                <w:sz w:val="22"/>
-                <w:szCs w:val="20"/>
-                <w:lang w:val="en-US"/>
-              </w:rPr>
-              <w:t xml:space="preserve">    @property</w:t>
-            </w:r>
-          </w:p>
-          <w:p>
-            <w:pPr>
-              <w:rPr>
-                <w:sz w:val="22"/>
-                <w:szCs w:val="20"/>
-                <w:lang w:val="en-US"/>
-              </w:rPr>
-            </w:pPr>
-            <w:r>
-              <w:rPr>
-                <w:sz w:val="22"/>
-                <w:szCs w:val="20"/>
-                <w:lang w:val="en-US"/>
-              </w:rPr>
-              <w:t xml:space="preserve">    def denominator(self):</w:t>
-            </w:r>
-          </w:p>
-          <w:p>
-            <w:pPr>
-              <w:rPr>
-                <w:sz w:val="22"/>
-                <w:szCs w:val="20"/>
-              </w:rPr>
-            </w:pPr>
-            <w:r>
-              <w:rPr>
-                <w:sz w:val="22"/>
-                <w:szCs w:val="20"/>
-                <w:lang w:val="en-US"/>
-              </w:rPr>
-              <w:t xml:space="preserve">        return</w:t>
-            </w:r>
-            <w:r>
-              <w:rPr>
-                <w:sz w:val="22"/>
-                <w:szCs w:val="20"/>
-              </w:rPr>
-              <w:t xml:space="preserve"> </w:t>
-            </w:r>
-            <w:r>
-              <w:rPr>
-                <w:sz w:val="22"/>
-                <w:szCs w:val="20"/>
-                <w:lang w:val="en-US"/>
-              </w:rPr>
-              <w:t>self</w:t>
-            </w:r>
-            <w:r>
-              <w:rPr>
-                <w:sz w:val="22"/>
-                <w:szCs w:val="20"/>
-              </w:rPr>
-              <w:t>.__</w:t>
-            </w:r>
-            <w:r>
-              <w:rPr>
-                <w:sz w:val="22"/>
-                <w:szCs w:val="20"/>
-                <w:lang w:val="en-US"/>
-              </w:rPr>
-              <w:t>denominator</w:t>
-            </w:r>
-          </w:p>
-          <w:p>
-            <w:pPr>
-              <w:rPr>
-                <w:sz w:val="22"/>
-                <w:szCs w:val="20"/>
-              </w:rPr>
-            </w:pPr>
-            <w:r>
-              <w:rPr>
-                <w:sz w:val="22"/>
-                <w:szCs w:val="20"/>
-              </w:rPr>
-              <w:t xml:space="preserve">    </w:t>
-            </w:r>
-          </w:p>
-          <w:p>
-            <w:pPr>
-              <w:rPr>
-                <w:sz w:val="22"/>
-                <w:szCs w:val="20"/>
-              </w:rPr>
-            </w:pPr>
-          </w:p>
-          <w:p>
-            <w:pPr>
-              <w:rPr>
-                <w:sz w:val="22"/>
-                <w:szCs w:val="20"/>
-              </w:rPr>
-            </w:pPr>
-            <w:r>
-              <w:rPr>
-                <w:sz w:val="22"/>
-                <w:szCs w:val="20"/>
-              </w:rPr>
-              <w:t xml:space="preserve">    </w:t>
-            </w:r>
-            <w:r>
-              <w:rPr>
-                <w:sz w:val="22"/>
-                <w:szCs w:val="20"/>
-              </w:rPr>
-              <w:t># Прочитать значение дроби с клавиатуры. Дробь вводится</w:t>
-            </w:r>
-          </w:p>
-          <w:p>
-            <w:pPr>
-              <w:rPr>
-                <w:sz w:val="22"/>
-                <w:szCs w:val="20"/>
-              </w:rPr>
-            </w:pPr>
-            <w:r>
-              <w:rPr>
-                <w:sz w:val="22"/>
-                <w:szCs w:val="20"/>
-              </w:rPr>
-              <w:t xml:space="preserve">    # как a/b.</w:t>
-            </w:r>
-          </w:p>
-          <w:p>
-            <w:pPr>
-              <w:rPr>
-                <w:sz w:val="22"/>
-                <w:szCs w:val="20"/>
-                <w:lang w:val="en-US"/>
-              </w:rPr>
-            </w:pPr>
-            <w:r>
-              <w:rPr>
-                <w:sz w:val="22"/>
-                <w:szCs w:val="20"/>
-              </w:rPr>
-              <w:t xml:space="preserve">    </w:t>
-            </w:r>
-            <w:r>
-              <w:rPr>
-                <w:sz w:val="22"/>
-                <w:szCs w:val="20"/>
-                <w:lang w:val="en-US"/>
-              </w:rPr>
-              <w:t>def read(self, prompt=None):</w:t>
-            </w:r>
-          </w:p>
-          <w:p>
-            <w:pPr>
-              <w:rPr>
-                <w:sz w:val="22"/>
-                <w:szCs w:val="20"/>
-                <w:lang w:val="en-US"/>
-              </w:rPr>
-            </w:pPr>
-            <w:r>
-              <w:rPr>
-                <w:sz w:val="22"/>
-                <w:szCs w:val="20"/>
-                <w:lang w:val="en-US"/>
-              </w:rPr>
-              <w:t xml:space="preserve">        line = input() if prompt is None else input(prompt)</w:t>
-            </w:r>
-          </w:p>
-          <w:p>
-            <w:pPr>
-              <w:rPr>
-                <w:sz w:val="22"/>
-                <w:szCs w:val="20"/>
-                <w:lang w:val="en-US"/>
-              </w:rPr>
-            </w:pPr>
-            <w:r>
-              <w:rPr>
-                <w:sz w:val="22"/>
-                <w:szCs w:val="20"/>
-                <w:lang w:val="en-US"/>
-              </w:rPr>
-              <w:t xml:space="preserve">        parts = list(map(int, line.split('/', maxsplit=1)))</w:t>
-            </w:r>
-          </w:p>
-          <w:p>
-            <w:pPr>
-              <w:rPr>
-                <w:sz w:val="22"/>
-                <w:szCs w:val="20"/>
-                <w:lang w:val="en-US"/>
-              </w:rPr>
-            </w:pPr>
-          </w:p>
-          <w:p>
-            <w:pPr>
-              <w:rPr>
-                <w:sz w:val="22"/>
-                <w:szCs w:val="20"/>
-                <w:lang w:val="en-US"/>
-              </w:rPr>
-            </w:pPr>
-            <w:r>
-              <w:rPr>
-                <w:sz w:val="22"/>
-                <w:szCs w:val="20"/>
-                <w:lang w:val="en-US"/>
-              </w:rPr>
-              <w:t xml:space="preserve">        if parts[1] == 0:</w:t>
-            </w:r>
-          </w:p>
-          <w:p>
-            <w:pPr>
-              <w:rPr>
-                <w:sz w:val="22"/>
-                <w:szCs w:val="20"/>
-                <w:lang w:val="en-US"/>
-              </w:rPr>
-            </w:pPr>
-            <w:r>
-              <w:rPr>
-                <w:sz w:val="22"/>
-                <w:szCs w:val="20"/>
-                <w:lang w:val="en-US"/>
-              </w:rPr>
-              <w:t xml:space="preserve">            raise ValueError()</w:t>
-            </w:r>
-          </w:p>
-          <w:p>
-            <w:pPr>
-              <w:rPr>
-                <w:sz w:val="22"/>
-                <w:szCs w:val="20"/>
-                <w:lang w:val="en-US"/>
-              </w:rPr>
-            </w:pPr>
-            <w:r>
-              <w:rPr>
-                <w:sz w:val="22"/>
-                <w:szCs w:val="20"/>
-                <w:lang w:val="en-US"/>
-              </w:rPr>
-              <w:t xml:space="preserve">        </w:t>
-            </w:r>
-          </w:p>
-          <w:p>
-            <w:pPr>
-              <w:rPr>
-                <w:sz w:val="22"/>
-                <w:szCs w:val="20"/>
-                <w:lang w:val="en-US"/>
-              </w:rPr>
-            </w:pPr>
-            <w:r>
-              <w:rPr>
-                <w:sz w:val="22"/>
-                <w:szCs w:val="20"/>
-                <w:lang w:val="en-US"/>
-              </w:rPr>
-              <w:t xml:space="preserve">        self.__numerator = abs(parts[0])</w:t>
-            </w:r>
-          </w:p>
-          <w:p>
-            <w:pPr>
-              <w:rPr>
-                <w:sz w:val="22"/>
-                <w:szCs w:val="20"/>
-                <w:lang w:val="en-US"/>
-              </w:rPr>
-            </w:pPr>
-            <w:r>
-              <w:rPr>
-                <w:sz w:val="22"/>
-                <w:szCs w:val="20"/>
-                <w:lang w:val="en-US"/>
-              </w:rPr>
-              <w:t xml:space="preserve">        self.__denominator = abs(parts[1])</w:t>
-            </w:r>
-          </w:p>
-          <w:p>
-            <w:pPr>
-              <w:rPr>
-                <w:sz w:val="22"/>
-                <w:szCs w:val="20"/>
-                <w:lang w:val="en-US"/>
-              </w:rPr>
-            </w:pPr>
-          </w:p>
-          <w:p>
-            <w:pPr>
-              <w:rPr>
-                <w:sz w:val="22"/>
-                <w:szCs w:val="20"/>
-                <w:lang w:val="en-US"/>
-              </w:rPr>
-            </w:pPr>
-            <w:r>
-              <w:rPr>
-                <w:sz w:val="22"/>
-                <w:szCs w:val="20"/>
-                <w:lang w:val="en-US"/>
-              </w:rPr>
-              <w:t xml:space="preserve">        self.__reduce()</w:t>
-            </w:r>
-          </w:p>
-          <w:p>
-            <w:pPr>
-              <w:rPr>
-                <w:sz w:val="22"/>
-                <w:szCs w:val="20"/>
-                <w:lang w:val="en-US"/>
-              </w:rPr>
-            </w:pPr>
-          </w:p>
-          <w:p>
-            <w:pPr>
-              <w:rPr>
-                <w:sz w:val="22"/>
-                <w:szCs w:val="20"/>
-                <w:lang w:val="en-US"/>
-              </w:rPr>
-            </w:pPr>
-          </w:p>
-          <w:p>
-            <w:pPr>
-              <w:rPr>
-                <w:sz w:val="22"/>
-                <w:szCs w:val="20"/>
-              </w:rPr>
-            </w:pPr>
-            <w:r>
-              <w:rPr>
-                <w:sz w:val="22"/>
-                <w:szCs w:val="20"/>
-                <w:lang w:val="en-US"/>
-              </w:rPr>
-              <w:t xml:space="preserve">    </w:t>
-            </w:r>
-            <w:r>
-              <w:rPr>
-                <w:sz w:val="22"/>
-                <w:szCs w:val="20"/>
-              </w:rPr>
-              <w:t># Вывести дробь на экран</w:t>
-            </w:r>
-          </w:p>
-          <w:p>
-            <w:pPr>
-              <w:rPr>
-                <w:sz w:val="22"/>
-                <w:szCs w:val="20"/>
-              </w:rPr>
-            </w:pPr>
-            <w:r>
-              <w:rPr>
-                <w:sz w:val="22"/>
-                <w:szCs w:val="20"/>
-              </w:rPr>
-              <w:t xml:space="preserve">    def display(self):</w:t>
-            </w:r>
-          </w:p>
-          <w:p>
-            <w:pPr>
-              <w:rPr>
-                <w:sz w:val="22"/>
-                <w:szCs w:val="20"/>
-                <w:lang w:val="en-US"/>
-              </w:rPr>
-            </w:pPr>
-            <w:r>
-              <w:rPr>
-                <w:sz w:val="22"/>
-                <w:szCs w:val="20"/>
-              </w:rPr>
-              <w:t xml:space="preserve">        </w:t>
-            </w:r>
-            <w:r>
-              <w:rPr>
-                <w:sz w:val="22"/>
-                <w:szCs w:val="20"/>
-                <w:lang w:val="en-US"/>
-              </w:rPr>
-              <w:t>print(f"{self.__numerator}/{self.__denominator}")</w:t>
-            </w:r>
-          </w:p>
-          <w:p>
-            <w:pPr>
-              <w:rPr>
-                <w:sz w:val="22"/>
-                <w:szCs w:val="20"/>
-                <w:lang w:val="en-US"/>
-              </w:rPr>
-            </w:pPr>
-          </w:p>
-          <w:p>
-            <w:pPr>
-              <w:rPr>
-                <w:sz w:val="22"/>
-                <w:szCs w:val="20"/>
-                <w:lang w:val="en-US"/>
-              </w:rPr>
-            </w:pPr>
-          </w:p>
-          <w:p>
-            <w:pPr>
-              <w:rPr>
-                <w:sz w:val="22"/>
-                <w:szCs w:val="20"/>
-              </w:rPr>
-            </w:pPr>
-            <w:r>
-              <w:rPr>
-                <w:sz w:val="22"/>
-                <w:szCs w:val="20"/>
-                <w:lang w:val="en-US"/>
-              </w:rPr>
-              <w:t xml:space="preserve">    </w:t>
-            </w:r>
-            <w:r>
-              <w:rPr>
-                <w:sz w:val="22"/>
-                <w:szCs w:val="20"/>
-              </w:rPr>
-              <w:t># Сложение обыкновенных дробей.</w:t>
-            </w:r>
-          </w:p>
-          <w:p>
-            <w:pPr>
-              <w:rPr>
-                <w:sz w:val="22"/>
-                <w:szCs w:val="20"/>
-                <w:lang w:val="en-US"/>
-              </w:rPr>
-            </w:pPr>
-            <w:r>
-              <w:rPr>
-                <w:sz w:val="22"/>
-                <w:szCs w:val="20"/>
-              </w:rPr>
-              <w:t xml:space="preserve">    </w:t>
-            </w:r>
-            <w:r>
-              <w:rPr>
-                <w:sz w:val="22"/>
-                <w:szCs w:val="20"/>
-                <w:lang w:val="en-US"/>
-              </w:rPr>
-              <w:t>def add(self, rhs):</w:t>
-            </w:r>
-          </w:p>
-          <w:p>
-            <w:pPr>
-              <w:rPr>
-                <w:sz w:val="22"/>
-                <w:szCs w:val="20"/>
-                <w:lang w:val="en-US"/>
-              </w:rPr>
-            </w:pPr>
-            <w:r>
-              <w:rPr>
-                <w:sz w:val="22"/>
-                <w:szCs w:val="20"/>
-                <w:lang w:val="en-US"/>
-              </w:rPr>
-              <w:t xml:space="preserve">        </w:t>
-            </w:r>
-            <w:r>
-              <w:rPr>
-                <w:sz w:val="22"/>
-                <w:szCs w:val="20"/>
-                <w:lang w:val="en-US"/>
-              </w:rPr>
-              <w:t>if isinstance(rhs, Rational):</w:t>
-            </w:r>
-          </w:p>
-          <w:p>
-            <w:pPr>
-              <w:rPr>
-                <w:sz w:val="22"/>
-                <w:szCs w:val="20"/>
-                <w:lang w:val="en-US"/>
-              </w:rPr>
-            </w:pPr>
-            <w:r>
-              <w:rPr>
-                <w:sz w:val="22"/>
-                <w:szCs w:val="20"/>
-                <w:lang w:val="en-US"/>
-              </w:rPr>
-              <w:t xml:space="preserve">            a = self.numerator * rhs.denominator + \</w:t>
-            </w:r>
-          </w:p>
-          <w:p>
-            <w:pPr>
-              <w:rPr>
-                <w:sz w:val="22"/>
-                <w:szCs w:val="20"/>
-                <w:lang w:val="en-US"/>
-              </w:rPr>
-            </w:pPr>
-            <w:r>
-              <w:rPr>
-                <w:sz w:val="22"/>
-                <w:szCs w:val="20"/>
-                <w:lang w:val="en-US"/>
-              </w:rPr>
-              <w:t xml:space="preserve">                self.denominator * rhs.numerator</w:t>
-            </w:r>
-          </w:p>
-          <w:p>
-            <w:pPr>
-              <w:rPr>
-                <w:sz w:val="22"/>
-                <w:szCs w:val="20"/>
-                <w:lang w:val="en-US"/>
-              </w:rPr>
-            </w:pPr>
-            <w:r>
-              <w:rPr>
-                <w:sz w:val="22"/>
-                <w:szCs w:val="20"/>
-                <w:lang w:val="en-US"/>
-              </w:rPr>
-              <w:t xml:space="preserve">            b = self.denominator * rhs.denominator</w:t>
-            </w:r>
-          </w:p>
-          <w:p>
-            <w:pPr>
-              <w:rPr>
-                <w:sz w:val="22"/>
-                <w:szCs w:val="20"/>
-                <w:lang w:val="en-US"/>
-              </w:rPr>
-            </w:pPr>
-            <w:r>
-              <w:rPr>
-                <w:sz w:val="22"/>
-                <w:szCs w:val="20"/>
-                <w:lang w:val="en-US"/>
-              </w:rPr>
-              <w:t xml:space="preserve">            return Rational(a, b)</w:t>
-            </w:r>
-          </w:p>
-          <w:p>
-            <w:pPr>
-              <w:rPr>
-                <w:sz w:val="22"/>
-                <w:szCs w:val="20"/>
-                <w:lang w:val="en-US"/>
-              </w:rPr>
-            </w:pPr>
-            <w:r>
-              <w:rPr>
-                <w:sz w:val="22"/>
-                <w:szCs w:val="20"/>
-                <w:lang w:val="en-US"/>
-              </w:rPr>
-              <w:t xml:space="preserve">        else:</w:t>
-            </w:r>
-          </w:p>
-          <w:p>
-            <w:pPr>
-              <w:rPr>
-                <w:sz w:val="22"/>
-                <w:szCs w:val="20"/>
-              </w:rPr>
-            </w:pPr>
-            <w:r>
-              <w:rPr>
-                <w:sz w:val="22"/>
-                <w:szCs w:val="20"/>
-                <w:lang w:val="en-US"/>
-              </w:rPr>
-              <w:t xml:space="preserve">            </w:t>
-            </w:r>
-            <w:r>
-              <w:rPr>
-                <w:sz w:val="22"/>
-                <w:szCs w:val="20"/>
-              </w:rPr>
-              <w:t>raise ValueError()</w:t>
             </w:r>
           </w:p>
           <w:p>
@@ -2777,6 +1983,1609 @@
               <w:lastRenderedPageBreak/>
               <w:t xml:space="preserve">    </w:t>
             </w:r>
+            <w:proofErr w:type="spellStart"/>
+            <w:r>
+              <w:rPr>
+                <w:sz w:val="22"/>
+                <w:szCs w:val="20"/>
+              </w:rPr>
+              <w:t>def</w:t>
+            </w:r>
+            <w:proofErr w:type="spellEnd"/>
+            <w:r>
+              <w:rPr>
+                <w:sz w:val="22"/>
+                <w:szCs w:val="20"/>
+              </w:rPr>
+              <w:t xml:space="preserve"> __</w:t>
+            </w:r>
+            <w:proofErr w:type="spellStart"/>
+            <w:r>
+              <w:rPr>
+                <w:sz w:val="22"/>
+                <w:szCs w:val="20"/>
+              </w:rPr>
+              <w:t>reduce</w:t>
+            </w:r>
+            <w:proofErr w:type="spellEnd"/>
+            <w:r>
+              <w:rPr>
+                <w:sz w:val="22"/>
+                <w:szCs w:val="20"/>
+              </w:rPr>
+              <w:t>(</w:t>
+            </w:r>
+            <w:proofErr w:type="spellStart"/>
+            <w:r>
+              <w:rPr>
+                <w:sz w:val="22"/>
+                <w:szCs w:val="20"/>
+              </w:rPr>
+              <w:t>self</w:t>
+            </w:r>
+            <w:proofErr w:type="spellEnd"/>
+            <w:r>
+              <w:rPr>
+                <w:sz w:val="22"/>
+                <w:szCs w:val="20"/>
+              </w:rPr>
+              <w:t>):</w:t>
+            </w:r>
+          </w:p>
+          <w:p>
+            <w:pPr>
+              <w:rPr>
+                <w:sz w:val="22"/>
+                <w:szCs w:val="20"/>
+              </w:rPr>
+            </w:pPr>
+            <w:r>
+              <w:rPr>
+                <w:sz w:val="22"/>
+                <w:szCs w:val="20"/>
+              </w:rPr>
+              <w:t xml:space="preserve">        # Функция для нахождения наибольшего общего делителя</w:t>
+            </w:r>
+          </w:p>
+          <w:p>
+            <w:pPr>
+              <w:rPr>
+                <w:sz w:val="22"/>
+                <w:szCs w:val="20"/>
+                <w:lang w:val="en-US"/>
+              </w:rPr>
+            </w:pPr>
+            <w:r>
+              <w:rPr>
+                <w:sz w:val="22"/>
+                <w:szCs w:val="20"/>
+              </w:rPr>
+              <w:t xml:space="preserve">        </w:t>
+            </w:r>
+            <w:r>
+              <w:rPr>
+                <w:sz w:val="22"/>
+                <w:szCs w:val="20"/>
+                <w:lang w:val="en-US"/>
+              </w:rPr>
+              <w:t xml:space="preserve">def </w:t>
+            </w:r>
+            <w:proofErr w:type="spellStart"/>
+            <w:r>
+              <w:rPr>
+                <w:sz w:val="22"/>
+                <w:szCs w:val="20"/>
+                <w:lang w:val="en-US"/>
+              </w:rPr>
+              <w:t>gcd</w:t>
+            </w:r>
+            <w:proofErr w:type="spellEnd"/>
+            <w:r>
+              <w:rPr>
+                <w:sz w:val="22"/>
+                <w:szCs w:val="20"/>
+                <w:lang w:val="en-US"/>
+              </w:rPr>
+              <w:t>(a, b):</w:t>
+            </w:r>
+          </w:p>
+          <w:p>
+            <w:pPr>
+              <w:rPr>
+                <w:sz w:val="22"/>
+                <w:szCs w:val="20"/>
+                <w:lang w:val="en-US"/>
+              </w:rPr>
+            </w:pPr>
+            <w:r>
+              <w:rPr>
+                <w:sz w:val="22"/>
+                <w:szCs w:val="20"/>
+                <w:lang w:val="en-US"/>
+              </w:rPr>
+              <w:t xml:space="preserve">            if a == 0:</w:t>
+            </w:r>
+          </w:p>
+          <w:p>
+            <w:pPr>
+              <w:rPr>
+                <w:sz w:val="22"/>
+                <w:szCs w:val="20"/>
+                <w:lang w:val="en-US"/>
+              </w:rPr>
+            </w:pPr>
+            <w:r>
+              <w:rPr>
+                <w:sz w:val="22"/>
+                <w:szCs w:val="20"/>
+                <w:lang w:val="en-US"/>
+              </w:rPr>
+              <w:t xml:space="preserve">                return b</w:t>
+            </w:r>
+          </w:p>
+          <w:p>
+            <w:pPr>
+              <w:rPr>
+                <w:sz w:val="22"/>
+                <w:szCs w:val="20"/>
+                <w:lang w:val="en-US"/>
+              </w:rPr>
+            </w:pPr>
+            <w:r>
+              <w:rPr>
+                <w:sz w:val="22"/>
+                <w:szCs w:val="20"/>
+                <w:lang w:val="en-US"/>
+              </w:rPr>
+              <w:t xml:space="preserve">            </w:t>
+            </w:r>
+            <w:proofErr w:type="spellStart"/>
+            <w:r>
+              <w:rPr>
+                <w:sz w:val="22"/>
+                <w:szCs w:val="20"/>
+                <w:lang w:val="en-US"/>
+              </w:rPr>
+              <w:t>elif</w:t>
+            </w:r>
+            <w:proofErr w:type="spellEnd"/>
+            <w:r>
+              <w:rPr>
+                <w:sz w:val="22"/>
+                <w:szCs w:val="20"/>
+                <w:lang w:val="en-US"/>
+              </w:rPr>
+              <w:t xml:space="preserve"> b == 0:</w:t>
+            </w:r>
+          </w:p>
+          <w:p>
+            <w:pPr>
+              <w:rPr>
+                <w:sz w:val="22"/>
+                <w:szCs w:val="20"/>
+                <w:lang w:val="en-US"/>
+              </w:rPr>
+            </w:pPr>
+            <w:r>
+              <w:rPr>
+                <w:sz w:val="22"/>
+                <w:szCs w:val="20"/>
+                <w:lang w:val="en-US"/>
+              </w:rPr>
+              <w:t xml:space="preserve">                return a</w:t>
+            </w:r>
+          </w:p>
+          <w:p>
+            <w:pPr>
+              <w:rPr>
+                <w:sz w:val="22"/>
+                <w:szCs w:val="20"/>
+                <w:lang w:val="en-US"/>
+              </w:rPr>
+            </w:pPr>
+            <w:r>
+              <w:rPr>
+                <w:sz w:val="22"/>
+                <w:szCs w:val="20"/>
+                <w:lang w:val="en-US"/>
+              </w:rPr>
+              <w:t xml:space="preserve">            </w:t>
+            </w:r>
+            <w:proofErr w:type="spellStart"/>
+            <w:r>
+              <w:rPr>
+                <w:sz w:val="22"/>
+                <w:szCs w:val="20"/>
+                <w:lang w:val="en-US"/>
+              </w:rPr>
+              <w:t>elif</w:t>
+            </w:r>
+            <w:proofErr w:type="spellEnd"/>
+            <w:r>
+              <w:rPr>
+                <w:sz w:val="22"/>
+                <w:szCs w:val="20"/>
+                <w:lang w:val="en-US"/>
+              </w:rPr>
+              <w:t xml:space="preserve"> a &gt;= b:</w:t>
+            </w:r>
+          </w:p>
+          <w:p>
+            <w:pPr>
+              <w:rPr>
+                <w:sz w:val="22"/>
+                <w:szCs w:val="20"/>
+                <w:lang w:val="en-US"/>
+              </w:rPr>
+            </w:pPr>
+            <w:r>
+              <w:rPr>
+                <w:sz w:val="22"/>
+                <w:szCs w:val="20"/>
+                <w:lang w:val="en-US"/>
+              </w:rPr>
+              <w:t xml:space="preserve">                return </w:t>
+            </w:r>
+            <w:proofErr w:type="spellStart"/>
+            <w:r>
+              <w:rPr>
+                <w:sz w:val="22"/>
+                <w:szCs w:val="20"/>
+                <w:lang w:val="en-US"/>
+              </w:rPr>
+              <w:t>gcd</w:t>
+            </w:r>
+            <w:proofErr w:type="spellEnd"/>
+            <w:r>
+              <w:rPr>
+                <w:sz w:val="22"/>
+                <w:szCs w:val="20"/>
+                <w:lang w:val="en-US"/>
+              </w:rPr>
+              <w:t>(a % b, b)</w:t>
+            </w:r>
+          </w:p>
+          <w:p>
+            <w:pPr>
+              <w:rPr>
+                <w:sz w:val="22"/>
+                <w:szCs w:val="20"/>
+                <w:lang w:val="en-US"/>
+              </w:rPr>
+            </w:pPr>
+            <w:r>
+              <w:rPr>
+                <w:sz w:val="22"/>
+                <w:szCs w:val="20"/>
+                <w:lang w:val="en-US"/>
+              </w:rPr>
+              <w:t xml:space="preserve">            else:</w:t>
+            </w:r>
+          </w:p>
+          <w:p>
+            <w:pPr>
+              <w:rPr>
+                <w:sz w:val="22"/>
+                <w:szCs w:val="20"/>
+                <w:lang w:val="en-US"/>
+              </w:rPr>
+            </w:pPr>
+            <w:r>
+              <w:rPr>
+                <w:sz w:val="22"/>
+                <w:szCs w:val="20"/>
+                <w:lang w:val="en-US"/>
+              </w:rPr>
+              <w:t xml:space="preserve">                return </w:t>
+            </w:r>
+            <w:proofErr w:type="spellStart"/>
+            <w:r>
+              <w:rPr>
+                <w:sz w:val="22"/>
+                <w:szCs w:val="20"/>
+                <w:lang w:val="en-US"/>
+              </w:rPr>
+              <w:t>gcd</w:t>
+            </w:r>
+            <w:proofErr w:type="spellEnd"/>
+            <w:r>
+              <w:rPr>
+                <w:sz w:val="22"/>
+                <w:szCs w:val="20"/>
+                <w:lang w:val="en-US"/>
+              </w:rPr>
+              <w:t>(a, b % a)</w:t>
+            </w:r>
+          </w:p>
+          <w:p>
+            <w:pPr>
+              <w:rPr>
+                <w:sz w:val="22"/>
+                <w:szCs w:val="20"/>
+                <w:lang w:val="en-US"/>
+              </w:rPr>
+            </w:pPr>
+            <w:r>
+              <w:rPr>
+                <w:sz w:val="22"/>
+                <w:szCs w:val="20"/>
+                <w:lang w:val="en-US"/>
+              </w:rPr>
+              <w:t xml:space="preserve">            </w:t>
+            </w:r>
+          </w:p>
+          <w:p>
+            <w:pPr>
+              <w:rPr>
+                <w:sz w:val="22"/>
+                <w:szCs w:val="20"/>
+                <w:lang w:val="en-US"/>
+              </w:rPr>
+            </w:pPr>
+            <w:r>
+              <w:rPr>
+                <w:sz w:val="22"/>
+                <w:szCs w:val="20"/>
+                <w:lang w:val="en-US"/>
+              </w:rPr>
+              <w:t xml:space="preserve">        c = </w:t>
+            </w:r>
+            <w:proofErr w:type="spellStart"/>
+            <w:r>
+              <w:rPr>
+                <w:sz w:val="22"/>
+                <w:szCs w:val="20"/>
+                <w:lang w:val="en-US"/>
+              </w:rPr>
+              <w:t>gcd</w:t>
+            </w:r>
+            <w:proofErr w:type="spellEnd"/>
+            <w:r>
+              <w:rPr>
+                <w:sz w:val="22"/>
+                <w:szCs w:val="20"/>
+                <w:lang w:val="en-US"/>
+              </w:rPr>
+              <w:t>(</w:t>
+            </w:r>
+            <w:proofErr w:type="spellStart"/>
+            <w:r>
+              <w:rPr>
+                <w:sz w:val="22"/>
+                <w:szCs w:val="20"/>
+                <w:lang w:val="en-US"/>
+              </w:rPr>
+              <w:t>self.__numerator</w:t>
+            </w:r>
+            <w:proofErr w:type="spellEnd"/>
+            <w:r>
+              <w:rPr>
+                <w:sz w:val="22"/>
+                <w:szCs w:val="20"/>
+                <w:lang w:val="en-US"/>
+              </w:rPr>
+              <w:t xml:space="preserve">, </w:t>
+            </w:r>
+            <w:proofErr w:type="spellStart"/>
+            <w:r>
+              <w:rPr>
+                <w:sz w:val="22"/>
+                <w:szCs w:val="20"/>
+                <w:lang w:val="en-US"/>
+              </w:rPr>
+              <w:t>self.__denominator</w:t>
+            </w:r>
+            <w:proofErr w:type="spellEnd"/>
+            <w:r>
+              <w:rPr>
+                <w:sz w:val="22"/>
+                <w:szCs w:val="20"/>
+                <w:lang w:val="en-US"/>
+              </w:rPr>
+              <w:t>)</w:t>
+            </w:r>
+          </w:p>
+          <w:p>
+            <w:pPr>
+              <w:rPr>
+                <w:sz w:val="22"/>
+                <w:szCs w:val="20"/>
+                <w:lang w:val="en-US"/>
+              </w:rPr>
+            </w:pPr>
+          </w:p>
+          <w:p>
+            <w:pPr>
+              <w:rPr>
+                <w:sz w:val="22"/>
+                <w:szCs w:val="20"/>
+                <w:lang w:val="en-US"/>
+              </w:rPr>
+            </w:pPr>
+            <w:r>
+              <w:rPr>
+                <w:sz w:val="22"/>
+                <w:szCs w:val="20"/>
+                <w:lang w:val="en-US"/>
+              </w:rPr>
+              <w:t xml:space="preserve">        </w:t>
+            </w:r>
+            <w:proofErr w:type="spellStart"/>
+            <w:r>
+              <w:rPr>
+                <w:sz w:val="22"/>
+                <w:szCs w:val="20"/>
+                <w:lang w:val="en-US"/>
+              </w:rPr>
+              <w:t>self.__numerator</w:t>
+            </w:r>
+            <w:proofErr w:type="spellEnd"/>
+            <w:r>
+              <w:rPr>
+                <w:sz w:val="22"/>
+                <w:szCs w:val="20"/>
+                <w:lang w:val="en-US"/>
+              </w:rPr>
+              <w:t xml:space="preserve"> //= c</w:t>
+            </w:r>
+          </w:p>
+          <w:p>
+            <w:pPr>
+              <w:rPr>
+                <w:sz w:val="22"/>
+                <w:szCs w:val="20"/>
+                <w:lang w:val="en-US"/>
+              </w:rPr>
+            </w:pPr>
+            <w:r>
+              <w:rPr>
+                <w:sz w:val="22"/>
+                <w:szCs w:val="20"/>
+                <w:lang w:val="en-US"/>
+              </w:rPr>
+              <w:t xml:space="preserve">        </w:t>
+            </w:r>
+            <w:proofErr w:type="spellStart"/>
+            <w:r>
+              <w:rPr>
+                <w:sz w:val="22"/>
+                <w:szCs w:val="20"/>
+                <w:lang w:val="en-US"/>
+              </w:rPr>
+              <w:t>self.__denominator</w:t>
+            </w:r>
+            <w:proofErr w:type="spellEnd"/>
+            <w:r>
+              <w:rPr>
+                <w:sz w:val="22"/>
+                <w:szCs w:val="20"/>
+                <w:lang w:val="en-US"/>
+              </w:rPr>
+              <w:t xml:space="preserve"> //= c</w:t>
+            </w:r>
+          </w:p>
+          <w:p>
+            <w:pPr>
+              <w:rPr>
+                <w:sz w:val="22"/>
+                <w:szCs w:val="20"/>
+                <w:lang w:val="en-US"/>
+              </w:rPr>
+            </w:pPr>
+          </w:p>
+          <w:p>
+            <w:pPr>
+              <w:rPr>
+                <w:sz w:val="22"/>
+                <w:szCs w:val="20"/>
+                <w:lang w:val="en-US"/>
+              </w:rPr>
+            </w:pPr>
+          </w:p>
+          <w:p>
+            <w:pPr>
+              <w:rPr>
+                <w:sz w:val="22"/>
+                <w:szCs w:val="20"/>
+                <w:lang w:val="en-US"/>
+              </w:rPr>
+            </w:pPr>
+            <w:r>
+              <w:rPr>
+                <w:sz w:val="22"/>
+                <w:szCs w:val="20"/>
+                <w:lang w:val="en-US"/>
+              </w:rPr>
+              <w:t xml:space="preserve">    @property</w:t>
+            </w:r>
+          </w:p>
+          <w:p>
+            <w:pPr>
+              <w:rPr>
+                <w:sz w:val="22"/>
+                <w:szCs w:val="20"/>
+                <w:lang w:val="en-US"/>
+              </w:rPr>
+            </w:pPr>
+            <w:r>
+              <w:rPr>
+                <w:sz w:val="22"/>
+                <w:szCs w:val="20"/>
+                <w:lang w:val="en-US"/>
+              </w:rPr>
+              <w:t xml:space="preserve">    def numerator(self):</w:t>
+            </w:r>
+          </w:p>
+          <w:p>
+            <w:pPr>
+              <w:rPr>
+                <w:sz w:val="22"/>
+                <w:szCs w:val="20"/>
+                <w:lang w:val="en-US"/>
+              </w:rPr>
+            </w:pPr>
+            <w:r>
+              <w:rPr>
+                <w:sz w:val="22"/>
+                <w:szCs w:val="20"/>
+                <w:lang w:val="en-US"/>
+              </w:rPr>
+              <w:t xml:space="preserve">        return </w:t>
+            </w:r>
+            <w:proofErr w:type="spellStart"/>
+            <w:r>
+              <w:rPr>
+                <w:sz w:val="22"/>
+                <w:szCs w:val="20"/>
+                <w:lang w:val="en-US"/>
+              </w:rPr>
+              <w:t>self.__numerator</w:t>
+            </w:r>
+            <w:proofErr w:type="spellEnd"/>
+          </w:p>
+          <w:p>
+            <w:pPr>
+              <w:rPr>
+                <w:sz w:val="22"/>
+                <w:szCs w:val="20"/>
+                <w:lang w:val="en-US"/>
+              </w:rPr>
+            </w:pPr>
+            <w:r>
+              <w:rPr>
+                <w:sz w:val="22"/>
+                <w:szCs w:val="20"/>
+                <w:lang w:val="en-US"/>
+              </w:rPr>
+              <w:t xml:space="preserve">    </w:t>
+            </w:r>
+          </w:p>
+          <w:p>
+            <w:pPr>
+              <w:rPr>
+                <w:sz w:val="22"/>
+                <w:szCs w:val="20"/>
+                <w:lang w:val="en-US"/>
+              </w:rPr>
+            </w:pPr>
+          </w:p>
+          <w:p>
+            <w:pPr>
+              <w:rPr>
+                <w:sz w:val="22"/>
+                <w:szCs w:val="20"/>
+                <w:lang w:val="en-US"/>
+              </w:rPr>
+            </w:pPr>
+            <w:r>
+              <w:rPr>
+                <w:sz w:val="22"/>
+                <w:szCs w:val="20"/>
+                <w:lang w:val="en-US"/>
+              </w:rPr>
+              <w:t xml:space="preserve">    @property</w:t>
+            </w:r>
+          </w:p>
+          <w:p>
+            <w:pPr>
+              <w:rPr>
+                <w:sz w:val="22"/>
+                <w:szCs w:val="20"/>
+                <w:lang w:val="en-US"/>
+              </w:rPr>
+            </w:pPr>
+            <w:r>
+              <w:rPr>
+                <w:sz w:val="22"/>
+                <w:szCs w:val="20"/>
+                <w:lang w:val="en-US"/>
+              </w:rPr>
+              <w:t xml:space="preserve">    def denominator(self):</w:t>
+            </w:r>
+          </w:p>
+          <w:p>
+            <w:pPr>
+              <w:rPr>
+                <w:sz w:val="22"/>
+                <w:szCs w:val="20"/>
+                <w:lang w:val="en-US"/>
+              </w:rPr>
+            </w:pPr>
+            <w:r>
+              <w:rPr>
+                <w:sz w:val="22"/>
+                <w:szCs w:val="20"/>
+                <w:lang w:val="en-US"/>
+              </w:rPr>
+              <w:t xml:space="preserve">        return</w:t>
+            </w:r>
+            <w:r>
+              <w:rPr>
+                <w:sz w:val="22"/>
+                <w:szCs w:val="20"/>
+                <w:lang w:val="en-US"/>
+              </w:rPr>
+              <w:t xml:space="preserve"> </w:t>
+            </w:r>
+            <w:proofErr w:type="spellStart"/>
+            <w:r>
+              <w:rPr>
+                <w:sz w:val="22"/>
+                <w:szCs w:val="20"/>
+                <w:lang w:val="en-US"/>
+              </w:rPr>
+              <w:t>self</w:t>
+            </w:r>
+            <w:r>
+              <w:rPr>
+                <w:sz w:val="22"/>
+                <w:szCs w:val="20"/>
+                <w:lang w:val="en-US"/>
+              </w:rPr>
+              <w:t>.__</w:t>
+            </w:r>
+            <w:r>
+              <w:rPr>
+                <w:sz w:val="22"/>
+                <w:szCs w:val="20"/>
+                <w:lang w:val="en-US"/>
+              </w:rPr>
+              <w:t>denominator</w:t>
+            </w:r>
+            <w:proofErr w:type="spellEnd"/>
+          </w:p>
+          <w:p>
+            <w:pPr>
+              <w:rPr>
+                <w:sz w:val="22"/>
+                <w:szCs w:val="20"/>
+                <w:lang w:val="en-US"/>
+              </w:rPr>
+            </w:pPr>
+            <w:r>
+              <w:rPr>
+                <w:sz w:val="22"/>
+                <w:szCs w:val="20"/>
+                <w:lang w:val="en-US"/>
+              </w:rPr>
+              <w:t xml:space="preserve">    </w:t>
+            </w:r>
+          </w:p>
+          <w:p>
+            <w:pPr>
+              <w:rPr>
+                <w:sz w:val="22"/>
+                <w:szCs w:val="20"/>
+                <w:lang w:val="en-US"/>
+              </w:rPr>
+            </w:pPr>
+          </w:p>
+          <w:p>
+            <w:pPr>
+              <w:rPr>
+                <w:sz w:val="22"/>
+                <w:szCs w:val="20"/>
+              </w:rPr>
+            </w:pPr>
+            <w:r>
+              <w:rPr>
+                <w:sz w:val="22"/>
+                <w:szCs w:val="20"/>
+                <w:lang w:val="en-US"/>
+              </w:rPr>
+              <w:t xml:space="preserve">    </w:t>
+            </w:r>
+            <w:r>
+              <w:rPr>
+                <w:sz w:val="22"/>
+                <w:szCs w:val="20"/>
+              </w:rPr>
+              <w:t># Прочитать значение дроби с клавиатуры. Дробь вводится</w:t>
+            </w:r>
+          </w:p>
+          <w:p>
+            <w:pPr>
+              <w:rPr>
+                <w:sz w:val="22"/>
+                <w:szCs w:val="20"/>
+              </w:rPr>
+            </w:pPr>
+            <w:r>
+              <w:rPr>
+                <w:sz w:val="22"/>
+                <w:szCs w:val="20"/>
+              </w:rPr>
+              <w:t xml:space="preserve">    # как a/b.</w:t>
+            </w:r>
+          </w:p>
+          <w:p>
+            <w:pPr>
+              <w:rPr>
+                <w:sz w:val="22"/>
+                <w:szCs w:val="20"/>
+                <w:lang w:val="en-US"/>
+              </w:rPr>
+            </w:pPr>
+            <w:r>
+              <w:rPr>
+                <w:sz w:val="22"/>
+                <w:szCs w:val="20"/>
+              </w:rPr>
+              <w:t xml:space="preserve">    </w:t>
+            </w:r>
+            <w:r>
+              <w:rPr>
+                <w:sz w:val="22"/>
+                <w:szCs w:val="20"/>
+                <w:lang w:val="en-US"/>
+              </w:rPr>
+              <w:t>def read(self, prompt=None):</w:t>
+            </w:r>
+          </w:p>
+          <w:p>
+            <w:pPr>
+              <w:rPr>
+                <w:sz w:val="22"/>
+                <w:szCs w:val="20"/>
+                <w:lang w:val="en-US"/>
+              </w:rPr>
+            </w:pPr>
+            <w:r>
+              <w:rPr>
+                <w:sz w:val="22"/>
+                <w:szCs w:val="20"/>
+                <w:lang w:val="en-US"/>
+              </w:rPr>
+              <w:t xml:space="preserve">        line = input() if prompt is None else input(prompt)</w:t>
+            </w:r>
+          </w:p>
+          <w:p>
+            <w:pPr>
+              <w:rPr>
+                <w:sz w:val="22"/>
+                <w:szCs w:val="20"/>
+                <w:lang w:val="en-US"/>
+              </w:rPr>
+            </w:pPr>
+            <w:r>
+              <w:rPr>
+                <w:sz w:val="22"/>
+                <w:szCs w:val="20"/>
+                <w:lang w:val="en-US"/>
+              </w:rPr>
+              <w:t xml:space="preserve">        parts = list(map(int, </w:t>
+            </w:r>
+            <w:proofErr w:type="spellStart"/>
+            <w:r>
+              <w:rPr>
+                <w:sz w:val="22"/>
+                <w:szCs w:val="20"/>
+                <w:lang w:val="en-US"/>
+              </w:rPr>
+              <w:t>line.split</w:t>
+            </w:r>
+            <w:proofErr w:type="spellEnd"/>
+            <w:r>
+              <w:rPr>
+                <w:sz w:val="22"/>
+                <w:szCs w:val="20"/>
+                <w:lang w:val="en-US"/>
+              </w:rPr>
+              <w:t xml:space="preserve">('/', </w:t>
+            </w:r>
+            <w:proofErr w:type="spellStart"/>
+            <w:r>
+              <w:rPr>
+                <w:sz w:val="22"/>
+                <w:szCs w:val="20"/>
+                <w:lang w:val="en-US"/>
+              </w:rPr>
+              <w:t>maxsplit</w:t>
+            </w:r>
+            <w:proofErr w:type="spellEnd"/>
+            <w:r>
+              <w:rPr>
+                <w:sz w:val="22"/>
+                <w:szCs w:val="20"/>
+                <w:lang w:val="en-US"/>
+              </w:rPr>
+              <w:t>=1)))</w:t>
+            </w:r>
+          </w:p>
+          <w:p>
+            <w:pPr>
+              <w:rPr>
+                <w:sz w:val="22"/>
+                <w:szCs w:val="20"/>
+                <w:lang w:val="en-US"/>
+              </w:rPr>
+            </w:pPr>
+          </w:p>
+          <w:p>
+            <w:pPr>
+              <w:rPr>
+                <w:sz w:val="22"/>
+                <w:szCs w:val="20"/>
+                <w:lang w:val="en-US"/>
+              </w:rPr>
+            </w:pPr>
+            <w:r>
+              <w:rPr>
+                <w:sz w:val="22"/>
+                <w:szCs w:val="20"/>
+                <w:lang w:val="en-US"/>
+              </w:rPr>
+              <w:t xml:space="preserve">        if parts[1] == 0:</w:t>
+            </w:r>
+          </w:p>
+          <w:p>
+            <w:pPr>
+              <w:rPr>
+                <w:sz w:val="22"/>
+                <w:szCs w:val="20"/>
+                <w:lang w:val="en-US"/>
+              </w:rPr>
+            </w:pPr>
+            <w:r>
+              <w:rPr>
+                <w:sz w:val="22"/>
+                <w:szCs w:val="20"/>
+                <w:lang w:val="en-US"/>
+              </w:rPr>
+              <w:t xml:space="preserve">            raise </w:t>
+            </w:r>
+            <w:proofErr w:type="spellStart"/>
+            <w:r>
+              <w:rPr>
+                <w:sz w:val="22"/>
+                <w:szCs w:val="20"/>
+                <w:lang w:val="en-US"/>
+              </w:rPr>
+              <w:t>ValueError</w:t>
+            </w:r>
+            <w:proofErr w:type="spellEnd"/>
+            <w:r>
+              <w:rPr>
+                <w:sz w:val="22"/>
+                <w:szCs w:val="20"/>
+                <w:lang w:val="en-US"/>
+              </w:rPr>
+              <w:t>()</w:t>
+            </w:r>
+          </w:p>
+          <w:p>
+            <w:pPr>
+              <w:rPr>
+                <w:sz w:val="22"/>
+                <w:szCs w:val="20"/>
+                <w:lang w:val="en-US"/>
+              </w:rPr>
+            </w:pPr>
+            <w:r>
+              <w:rPr>
+                <w:sz w:val="22"/>
+                <w:szCs w:val="20"/>
+                <w:lang w:val="en-US"/>
+              </w:rPr>
+              <w:t xml:space="preserve">        </w:t>
+            </w:r>
+          </w:p>
+          <w:p>
+            <w:pPr>
+              <w:rPr>
+                <w:sz w:val="22"/>
+                <w:szCs w:val="20"/>
+                <w:lang w:val="en-US"/>
+              </w:rPr>
+            </w:pPr>
+            <w:r>
+              <w:rPr>
+                <w:sz w:val="22"/>
+                <w:szCs w:val="20"/>
+                <w:lang w:val="en-US"/>
+              </w:rPr>
+              <w:t xml:space="preserve">        </w:t>
+            </w:r>
+            <w:proofErr w:type="spellStart"/>
+            <w:r>
+              <w:rPr>
+                <w:sz w:val="22"/>
+                <w:szCs w:val="20"/>
+                <w:lang w:val="en-US"/>
+              </w:rPr>
+              <w:t>self.__numerator</w:t>
+            </w:r>
+            <w:proofErr w:type="spellEnd"/>
+            <w:r>
+              <w:rPr>
+                <w:sz w:val="22"/>
+                <w:szCs w:val="20"/>
+                <w:lang w:val="en-US"/>
+              </w:rPr>
+              <w:t xml:space="preserve"> = abs(parts[0])</w:t>
+            </w:r>
+          </w:p>
+          <w:p>
+            <w:pPr>
+              <w:rPr>
+                <w:sz w:val="22"/>
+                <w:szCs w:val="20"/>
+                <w:lang w:val="en-US"/>
+              </w:rPr>
+            </w:pPr>
+            <w:r>
+              <w:rPr>
+                <w:sz w:val="22"/>
+                <w:szCs w:val="20"/>
+                <w:lang w:val="en-US"/>
+              </w:rPr>
+              <w:t xml:space="preserve">        </w:t>
+            </w:r>
+            <w:proofErr w:type="spellStart"/>
+            <w:r>
+              <w:rPr>
+                <w:sz w:val="22"/>
+                <w:szCs w:val="20"/>
+                <w:lang w:val="en-US"/>
+              </w:rPr>
+              <w:t>self.__denominator</w:t>
+            </w:r>
+            <w:proofErr w:type="spellEnd"/>
+            <w:r>
+              <w:rPr>
+                <w:sz w:val="22"/>
+                <w:szCs w:val="20"/>
+                <w:lang w:val="en-US"/>
+              </w:rPr>
+              <w:t xml:space="preserve"> = abs(parts[1])</w:t>
+            </w:r>
+          </w:p>
+          <w:p>
+            <w:pPr>
+              <w:rPr>
+                <w:sz w:val="22"/>
+                <w:szCs w:val="20"/>
+                <w:lang w:val="en-US"/>
+              </w:rPr>
+            </w:pPr>
+          </w:p>
+          <w:p>
+            <w:pPr>
+              <w:rPr>
+                <w:sz w:val="22"/>
+                <w:szCs w:val="20"/>
+                <w:lang w:val="en-US"/>
+              </w:rPr>
+            </w:pPr>
+            <w:r>
+              <w:rPr>
+                <w:sz w:val="22"/>
+                <w:szCs w:val="20"/>
+                <w:lang w:val="en-US"/>
+              </w:rPr>
+              <w:t xml:space="preserve">        </w:t>
+            </w:r>
+            <w:proofErr w:type="spellStart"/>
+            <w:r>
+              <w:rPr>
+                <w:sz w:val="22"/>
+                <w:szCs w:val="20"/>
+                <w:lang w:val="en-US"/>
+              </w:rPr>
+              <w:t>self.__reduce</w:t>
+            </w:r>
+            <w:proofErr w:type="spellEnd"/>
+            <w:r>
+              <w:rPr>
+                <w:sz w:val="22"/>
+                <w:szCs w:val="20"/>
+                <w:lang w:val="en-US"/>
+              </w:rPr>
+              <w:t>()</w:t>
+            </w:r>
+          </w:p>
+          <w:p>
+            <w:pPr>
+              <w:rPr>
+                <w:sz w:val="22"/>
+                <w:szCs w:val="20"/>
+                <w:lang w:val="en-US"/>
+              </w:rPr>
+            </w:pPr>
+          </w:p>
+          <w:p>
+            <w:pPr>
+              <w:rPr>
+                <w:sz w:val="22"/>
+                <w:szCs w:val="20"/>
+                <w:lang w:val="en-US"/>
+              </w:rPr>
+            </w:pPr>
+          </w:p>
+          <w:p>
+            <w:pPr>
+              <w:rPr>
+                <w:sz w:val="22"/>
+                <w:szCs w:val="20"/>
+              </w:rPr>
+            </w:pPr>
+            <w:r>
+              <w:rPr>
+                <w:sz w:val="22"/>
+                <w:szCs w:val="20"/>
+                <w:lang w:val="en-US"/>
+              </w:rPr>
+              <w:t xml:space="preserve">    </w:t>
+            </w:r>
+            <w:r>
+              <w:rPr>
+                <w:sz w:val="22"/>
+                <w:szCs w:val="20"/>
+              </w:rPr>
+              <w:t># Вывести дробь на экран</w:t>
+            </w:r>
+          </w:p>
+          <w:p>
+            <w:pPr>
+              <w:rPr>
+                <w:sz w:val="22"/>
+                <w:szCs w:val="20"/>
+              </w:rPr>
+            </w:pPr>
+            <w:r>
+              <w:rPr>
+                <w:sz w:val="22"/>
+                <w:szCs w:val="20"/>
+              </w:rPr>
+              <w:t xml:space="preserve">    </w:t>
+            </w:r>
+            <w:proofErr w:type="spellStart"/>
+            <w:r>
+              <w:rPr>
+                <w:sz w:val="22"/>
+                <w:szCs w:val="20"/>
+              </w:rPr>
+              <w:t>def</w:t>
+            </w:r>
+            <w:proofErr w:type="spellEnd"/>
+            <w:r>
+              <w:rPr>
+                <w:sz w:val="22"/>
+                <w:szCs w:val="20"/>
+              </w:rPr>
+              <w:t xml:space="preserve"> </w:t>
+            </w:r>
+            <w:proofErr w:type="spellStart"/>
+            <w:r>
+              <w:rPr>
+                <w:sz w:val="22"/>
+                <w:szCs w:val="20"/>
+              </w:rPr>
+              <w:t>display</w:t>
+            </w:r>
+            <w:proofErr w:type="spellEnd"/>
+            <w:r>
+              <w:rPr>
+                <w:sz w:val="22"/>
+                <w:szCs w:val="20"/>
+              </w:rPr>
+              <w:t>(</w:t>
+            </w:r>
+            <w:proofErr w:type="spellStart"/>
+            <w:r>
+              <w:rPr>
+                <w:sz w:val="22"/>
+                <w:szCs w:val="20"/>
+              </w:rPr>
+              <w:t>self</w:t>
+            </w:r>
+            <w:proofErr w:type="spellEnd"/>
+            <w:r>
+              <w:rPr>
+                <w:sz w:val="22"/>
+                <w:szCs w:val="20"/>
+              </w:rPr>
+              <w:t>):</w:t>
+            </w:r>
+          </w:p>
+          <w:p>
+            <w:pPr>
+              <w:rPr>
+                <w:sz w:val="22"/>
+                <w:szCs w:val="20"/>
+                <w:lang w:val="en-US"/>
+              </w:rPr>
+            </w:pPr>
+            <w:r>
+              <w:rPr>
+                <w:sz w:val="22"/>
+                <w:szCs w:val="20"/>
+              </w:rPr>
+              <w:t xml:space="preserve">        </w:t>
+            </w:r>
+            <w:r>
+              <w:rPr>
+                <w:sz w:val="22"/>
+                <w:szCs w:val="20"/>
+                <w:lang w:val="en-US"/>
+              </w:rPr>
+              <w:t>print(f"{</w:t>
+            </w:r>
+            <w:proofErr w:type="spellStart"/>
+            <w:r>
+              <w:rPr>
+                <w:sz w:val="22"/>
+                <w:szCs w:val="20"/>
+                <w:lang w:val="en-US"/>
+              </w:rPr>
+              <w:t>self.__numerator</w:t>
+            </w:r>
+            <w:proofErr w:type="spellEnd"/>
+            <w:r>
+              <w:rPr>
+                <w:sz w:val="22"/>
+                <w:szCs w:val="20"/>
+                <w:lang w:val="en-US"/>
+              </w:rPr>
+              <w:t>}/{</w:t>
+            </w:r>
+            <w:proofErr w:type="spellStart"/>
+            <w:r>
+              <w:rPr>
+                <w:sz w:val="22"/>
+                <w:szCs w:val="20"/>
+                <w:lang w:val="en-US"/>
+              </w:rPr>
+              <w:t>self.__denominator</w:t>
+            </w:r>
+            <w:proofErr w:type="spellEnd"/>
+            <w:r>
+              <w:rPr>
+                <w:sz w:val="22"/>
+                <w:szCs w:val="20"/>
+                <w:lang w:val="en-US"/>
+              </w:rPr>
+              <w:t>}")</w:t>
+            </w:r>
+          </w:p>
+          <w:p>
+            <w:pPr>
+              <w:rPr>
+                <w:sz w:val="22"/>
+                <w:szCs w:val="20"/>
+                <w:lang w:val="en-US"/>
+              </w:rPr>
+            </w:pPr>
+          </w:p>
+          <w:p>
+            <w:pPr>
+              <w:rPr>
+                <w:sz w:val="22"/>
+                <w:szCs w:val="20"/>
+                <w:lang w:val="en-US"/>
+              </w:rPr>
+            </w:pPr>
+          </w:p>
+          <w:p>
+            <w:pPr>
+              <w:rPr>
+                <w:sz w:val="22"/>
+                <w:szCs w:val="20"/>
+              </w:rPr>
+            </w:pPr>
+            <w:r>
+              <w:rPr>
+                <w:sz w:val="22"/>
+                <w:szCs w:val="20"/>
+                <w:lang w:val="en-US"/>
+              </w:rPr>
+              <w:t xml:space="preserve">    </w:t>
+            </w:r>
+            <w:r>
+              <w:rPr>
+                <w:sz w:val="22"/>
+                <w:szCs w:val="20"/>
+              </w:rPr>
+              <w:t># Сложение обыкновенных дробей.</w:t>
+            </w:r>
+          </w:p>
+          <w:p>
+            <w:pPr>
+              <w:rPr>
+                <w:sz w:val="22"/>
+                <w:szCs w:val="20"/>
+              </w:rPr>
+            </w:pPr>
+            <w:r>
+              <w:rPr>
+                <w:sz w:val="22"/>
+                <w:szCs w:val="20"/>
+              </w:rPr>
+              <w:t xml:space="preserve">    </w:t>
+            </w:r>
+            <w:r>
+              <w:rPr>
+                <w:sz w:val="22"/>
+                <w:szCs w:val="20"/>
+                <w:lang w:val="en-US"/>
+              </w:rPr>
+              <w:t>def</w:t>
+            </w:r>
+            <w:r>
+              <w:rPr>
+                <w:sz w:val="22"/>
+                <w:szCs w:val="20"/>
+              </w:rPr>
+              <w:t xml:space="preserve"> </w:t>
+            </w:r>
+            <w:r>
+              <w:rPr>
+                <w:sz w:val="22"/>
+                <w:szCs w:val="20"/>
+                <w:lang w:val="en-US"/>
+              </w:rPr>
+              <w:t>add</w:t>
+            </w:r>
+            <w:r>
+              <w:rPr>
+                <w:sz w:val="22"/>
+                <w:szCs w:val="20"/>
+              </w:rPr>
+              <w:t>(</w:t>
+            </w:r>
+            <w:r>
+              <w:rPr>
+                <w:sz w:val="22"/>
+                <w:szCs w:val="20"/>
+                <w:lang w:val="en-US"/>
+              </w:rPr>
+              <w:t>self</w:t>
+            </w:r>
+            <w:r>
+              <w:rPr>
+                <w:sz w:val="22"/>
+                <w:szCs w:val="20"/>
+              </w:rPr>
+              <w:t xml:space="preserve">, </w:t>
+            </w:r>
+            <w:proofErr w:type="spellStart"/>
+            <w:r>
+              <w:rPr>
+                <w:sz w:val="22"/>
+                <w:szCs w:val="20"/>
+                <w:lang w:val="en-US"/>
+              </w:rPr>
+              <w:t>rhs</w:t>
+            </w:r>
+            <w:proofErr w:type="spellEnd"/>
+            <w:r>
+              <w:rPr>
+                <w:sz w:val="22"/>
+                <w:szCs w:val="20"/>
+              </w:rPr>
+              <w:t>):</w:t>
+            </w:r>
+          </w:p>
+          <w:p>
+            <w:pPr>
+              <w:rPr>
+                <w:sz w:val="22"/>
+                <w:szCs w:val="20"/>
+                <w:lang w:val="en-US"/>
+              </w:rPr>
+            </w:pPr>
+            <w:r>
+              <w:rPr>
+                <w:sz w:val="22"/>
+                <w:szCs w:val="20"/>
+              </w:rPr>
+              <w:t xml:space="preserve">        </w:t>
+            </w:r>
+            <w:r>
+              <w:rPr>
+                <w:sz w:val="22"/>
+                <w:szCs w:val="20"/>
+                <w:lang w:val="en-US"/>
+              </w:rPr>
+              <w:t xml:space="preserve">if </w:t>
+            </w:r>
+            <w:proofErr w:type="spellStart"/>
+            <w:r>
+              <w:rPr>
+                <w:sz w:val="22"/>
+                <w:szCs w:val="20"/>
+                <w:lang w:val="en-US"/>
+              </w:rPr>
+              <w:t>isinstance</w:t>
+            </w:r>
+            <w:proofErr w:type="spellEnd"/>
+            <w:r>
+              <w:rPr>
+                <w:sz w:val="22"/>
+                <w:szCs w:val="20"/>
+                <w:lang w:val="en-US"/>
+              </w:rPr>
+              <w:t>(</w:t>
+            </w:r>
+            <w:proofErr w:type="spellStart"/>
+            <w:r>
+              <w:rPr>
+                <w:sz w:val="22"/>
+                <w:szCs w:val="20"/>
+                <w:lang w:val="en-US"/>
+              </w:rPr>
+              <w:t>rhs</w:t>
+            </w:r>
+            <w:proofErr w:type="spellEnd"/>
+            <w:r>
+              <w:rPr>
+                <w:sz w:val="22"/>
+                <w:szCs w:val="20"/>
+                <w:lang w:val="en-US"/>
+              </w:rPr>
+              <w:t>, Rational):</w:t>
+            </w:r>
+          </w:p>
+          <w:p>
+            <w:pPr>
+              <w:rPr>
+                <w:sz w:val="22"/>
+                <w:szCs w:val="20"/>
+                <w:lang w:val="en-US"/>
+              </w:rPr>
+            </w:pPr>
+            <w:r>
+              <w:rPr>
+                <w:sz w:val="22"/>
+                <w:szCs w:val="20"/>
+                <w:lang w:val="en-US"/>
+              </w:rPr>
+              <w:t xml:space="preserve">            a = </w:t>
+            </w:r>
+            <w:proofErr w:type="spellStart"/>
+            <w:r>
+              <w:rPr>
+                <w:sz w:val="22"/>
+                <w:szCs w:val="20"/>
+                <w:lang w:val="en-US"/>
+              </w:rPr>
+              <w:t>self.numerator</w:t>
+            </w:r>
+            <w:proofErr w:type="spellEnd"/>
+            <w:r>
+              <w:rPr>
+                <w:sz w:val="22"/>
+                <w:szCs w:val="20"/>
+                <w:lang w:val="en-US"/>
+              </w:rPr>
+              <w:t xml:space="preserve"> * </w:t>
+            </w:r>
+            <w:proofErr w:type="spellStart"/>
+            <w:r>
+              <w:rPr>
+                <w:sz w:val="22"/>
+                <w:szCs w:val="20"/>
+                <w:lang w:val="en-US"/>
+              </w:rPr>
+              <w:t>rhs.denominator</w:t>
+            </w:r>
+            <w:proofErr w:type="spellEnd"/>
+            <w:r>
+              <w:rPr>
+                <w:sz w:val="22"/>
+                <w:szCs w:val="20"/>
+                <w:lang w:val="en-US"/>
+              </w:rPr>
+              <w:t xml:space="preserve"> + \</w:t>
+            </w:r>
+          </w:p>
+          <w:p>
+            <w:pPr>
+              <w:rPr>
+                <w:sz w:val="22"/>
+                <w:szCs w:val="20"/>
+                <w:lang w:val="en-US"/>
+              </w:rPr>
+            </w:pPr>
+            <w:r>
+              <w:rPr>
+                <w:sz w:val="22"/>
+                <w:szCs w:val="20"/>
+                <w:lang w:val="en-US"/>
+              </w:rPr>
+              <w:t xml:space="preserve">                </w:t>
+            </w:r>
+            <w:proofErr w:type="spellStart"/>
+            <w:r>
+              <w:rPr>
+                <w:sz w:val="22"/>
+                <w:szCs w:val="20"/>
+                <w:lang w:val="en-US"/>
+              </w:rPr>
+              <w:t>self.denominator</w:t>
+            </w:r>
+            <w:proofErr w:type="spellEnd"/>
+            <w:r>
+              <w:rPr>
+                <w:sz w:val="22"/>
+                <w:szCs w:val="20"/>
+                <w:lang w:val="en-US"/>
+              </w:rPr>
+              <w:t xml:space="preserve"> * </w:t>
+            </w:r>
+            <w:proofErr w:type="spellStart"/>
+            <w:r>
+              <w:rPr>
+                <w:sz w:val="22"/>
+                <w:szCs w:val="20"/>
+                <w:lang w:val="en-US"/>
+              </w:rPr>
+              <w:t>rhs.numerator</w:t>
+            </w:r>
+            <w:proofErr w:type="spellEnd"/>
+          </w:p>
+          <w:p>
+            <w:pPr>
+              <w:rPr>
+                <w:sz w:val="22"/>
+                <w:szCs w:val="20"/>
+                <w:lang w:val="en-US"/>
+              </w:rPr>
+            </w:pPr>
+            <w:r>
+              <w:rPr>
+                <w:sz w:val="22"/>
+                <w:szCs w:val="20"/>
+                <w:lang w:val="en-US"/>
+              </w:rPr>
+              <w:t xml:space="preserve">            b = </w:t>
+            </w:r>
+            <w:proofErr w:type="spellStart"/>
+            <w:r>
+              <w:rPr>
+                <w:sz w:val="22"/>
+                <w:szCs w:val="20"/>
+                <w:lang w:val="en-US"/>
+              </w:rPr>
+              <w:t>self.denominator</w:t>
+            </w:r>
+            <w:proofErr w:type="spellEnd"/>
+            <w:r>
+              <w:rPr>
+                <w:sz w:val="22"/>
+                <w:szCs w:val="20"/>
+                <w:lang w:val="en-US"/>
+              </w:rPr>
+              <w:t xml:space="preserve"> * </w:t>
+            </w:r>
+            <w:proofErr w:type="spellStart"/>
+            <w:r>
+              <w:rPr>
+                <w:sz w:val="22"/>
+                <w:szCs w:val="20"/>
+                <w:lang w:val="en-US"/>
+              </w:rPr>
+              <w:t>rhs.denominator</w:t>
+            </w:r>
+            <w:proofErr w:type="spellEnd"/>
+          </w:p>
+          <w:p>
+            <w:pPr>
+              <w:rPr>
+                <w:sz w:val="22"/>
+                <w:szCs w:val="20"/>
+                <w:lang w:val="en-US"/>
+              </w:rPr>
+            </w:pPr>
+            <w:r>
+              <w:rPr>
+                <w:sz w:val="22"/>
+                <w:szCs w:val="20"/>
+                <w:lang w:val="en-US"/>
+              </w:rPr>
+              <w:t xml:space="preserve">            return Rational(a, b)</w:t>
+            </w:r>
+          </w:p>
+          <w:p>
+            <w:pPr>
+              <w:rPr>
+                <w:sz w:val="22"/>
+                <w:szCs w:val="20"/>
+                <w:lang w:val="en-US"/>
+              </w:rPr>
+            </w:pPr>
+            <w:r>
+              <w:rPr>
+                <w:sz w:val="22"/>
+                <w:szCs w:val="20"/>
+                <w:lang w:val="en-US"/>
+              </w:rPr>
+              <w:t xml:space="preserve">        else:</w:t>
+            </w:r>
+          </w:p>
+          <w:p>
+            <w:pPr>
+              <w:rPr>
+                <w:sz w:val="22"/>
+                <w:szCs w:val="20"/>
+              </w:rPr>
+            </w:pPr>
+            <w:r>
+              <w:rPr>
+                <w:sz w:val="22"/>
+                <w:szCs w:val="20"/>
+                <w:lang w:val="en-US"/>
+              </w:rPr>
+              <w:t xml:space="preserve">            </w:t>
+            </w:r>
+            <w:proofErr w:type="spellStart"/>
+            <w:r>
+              <w:rPr>
+                <w:sz w:val="22"/>
+                <w:szCs w:val="20"/>
+              </w:rPr>
+              <w:t>raise</w:t>
+            </w:r>
+            <w:proofErr w:type="spellEnd"/>
+            <w:r>
+              <w:rPr>
+                <w:sz w:val="22"/>
+                <w:szCs w:val="20"/>
+              </w:rPr>
+              <w:t xml:space="preserve"> </w:t>
+            </w:r>
+            <w:proofErr w:type="spellStart"/>
+            <w:r>
+              <w:rPr>
+                <w:sz w:val="22"/>
+                <w:szCs w:val="20"/>
+              </w:rPr>
+              <w:t>ValueError</w:t>
+            </w:r>
+            <w:proofErr w:type="spellEnd"/>
+            <w:r>
+              <w:rPr>
+                <w:sz w:val="22"/>
+                <w:szCs w:val="20"/>
+              </w:rPr>
+              <w:t>()</w:t>
+            </w:r>
+          </w:p>
+          <w:p>
+            <w:pPr>
+              <w:rPr>
+                <w:sz w:val="22"/>
+                <w:szCs w:val="20"/>
+              </w:rPr>
+            </w:pPr>
+            <w:r>
+              <w:rPr>
+                <w:sz w:val="22"/>
+                <w:szCs w:val="20"/>
+              </w:rPr>
+              <w:lastRenderedPageBreak/>
+              <w:t xml:space="preserve">    </w:t>
+            </w:r>
           </w:p>
           <w:p>
             <w:pPr>
@@ -2822,76 +3631,222 @@
                 <w:szCs w:val="20"/>
                 <w:lang w:val="en-US"/>
               </w:rPr>
-              <w:t>def sub(self, rhs):</w:t>
-            </w:r>
-          </w:p>
-          <w:p>
-            <w:pPr>
-              <w:rPr>
-                <w:sz w:val="22"/>
-                <w:szCs w:val="20"/>
-                <w:lang w:val="en-US"/>
-              </w:rPr>
-            </w:pPr>
-            <w:r>
-              <w:rPr>
-                <w:sz w:val="22"/>
-                <w:szCs w:val="20"/>
-                <w:lang w:val="en-US"/>
-              </w:rPr>
-              <w:t xml:space="preserve">        if isinstance(rhs, Rational):</w:t>
-            </w:r>
-          </w:p>
-          <w:p>
-            <w:pPr>
-              <w:rPr>
-                <w:sz w:val="22"/>
-                <w:szCs w:val="20"/>
-                <w:lang w:val="en-US"/>
-              </w:rPr>
-            </w:pPr>
-            <w:r>
-              <w:rPr>
-                <w:sz w:val="22"/>
-                <w:szCs w:val="20"/>
-                <w:lang w:val="en-US"/>
-              </w:rPr>
-              <w:t xml:space="preserve">            a = self.numerator * rhs.denominator - \</w:t>
-            </w:r>
-          </w:p>
-          <w:p>
-            <w:pPr>
-              <w:rPr>
-                <w:sz w:val="22"/>
-                <w:szCs w:val="20"/>
-                <w:lang w:val="en-US"/>
-              </w:rPr>
-            </w:pPr>
-            <w:r>
-              <w:rPr>
-                <w:sz w:val="22"/>
-                <w:szCs w:val="20"/>
-                <w:lang w:val="en-US"/>
-              </w:rPr>
-              <w:t xml:space="preserve">                self.denominator * rhs.numerator</w:t>
-            </w:r>
-          </w:p>
-          <w:p>
-            <w:pPr>
-              <w:rPr>
-                <w:sz w:val="22"/>
-                <w:szCs w:val="20"/>
-                <w:lang w:val="en-US"/>
-              </w:rPr>
-            </w:pPr>
-            <w:r>
-              <w:rPr>
-                <w:sz w:val="22"/>
-                <w:szCs w:val="20"/>
-                <w:lang w:val="en-US"/>
-              </w:rPr>
-              <w:t xml:space="preserve">            b = self.denominator * rhs.denominator</w:t>
-            </w:r>
+              <w:t xml:space="preserve">def sub(self, </w:t>
+            </w:r>
+            <w:proofErr w:type="spellStart"/>
+            <w:r>
+              <w:rPr>
+                <w:sz w:val="22"/>
+                <w:szCs w:val="20"/>
+                <w:lang w:val="en-US"/>
+              </w:rPr>
+              <w:t>rhs</w:t>
+            </w:r>
+            <w:proofErr w:type="spellEnd"/>
+            <w:r>
+              <w:rPr>
+                <w:sz w:val="22"/>
+                <w:szCs w:val="20"/>
+                <w:lang w:val="en-US"/>
+              </w:rPr>
+              <w:t>):</w:t>
+            </w:r>
+          </w:p>
+          <w:p>
+            <w:pPr>
+              <w:rPr>
+                <w:sz w:val="22"/>
+                <w:szCs w:val="20"/>
+                <w:lang w:val="en-US"/>
+              </w:rPr>
+            </w:pPr>
+            <w:r>
+              <w:rPr>
+                <w:sz w:val="22"/>
+                <w:szCs w:val="20"/>
+                <w:lang w:val="en-US"/>
+              </w:rPr>
+              <w:t xml:space="preserve">        if </w:t>
+            </w:r>
+            <w:proofErr w:type="spellStart"/>
+            <w:r>
+              <w:rPr>
+                <w:sz w:val="22"/>
+                <w:szCs w:val="20"/>
+                <w:lang w:val="en-US"/>
+              </w:rPr>
+              <w:t>isinstance</w:t>
+            </w:r>
+            <w:proofErr w:type="spellEnd"/>
+            <w:r>
+              <w:rPr>
+                <w:sz w:val="22"/>
+                <w:szCs w:val="20"/>
+                <w:lang w:val="en-US"/>
+              </w:rPr>
+              <w:t>(</w:t>
+            </w:r>
+            <w:proofErr w:type="spellStart"/>
+            <w:r>
+              <w:rPr>
+                <w:sz w:val="22"/>
+                <w:szCs w:val="20"/>
+                <w:lang w:val="en-US"/>
+              </w:rPr>
+              <w:t>rhs</w:t>
+            </w:r>
+            <w:proofErr w:type="spellEnd"/>
+            <w:r>
+              <w:rPr>
+                <w:sz w:val="22"/>
+                <w:szCs w:val="20"/>
+                <w:lang w:val="en-US"/>
+              </w:rPr>
+              <w:t>, Rational):</w:t>
+            </w:r>
+          </w:p>
+          <w:p>
+            <w:pPr>
+              <w:rPr>
+                <w:sz w:val="22"/>
+                <w:szCs w:val="20"/>
+                <w:lang w:val="en-US"/>
+              </w:rPr>
+            </w:pPr>
+            <w:r>
+              <w:rPr>
+                <w:sz w:val="22"/>
+                <w:szCs w:val="20"/>
+                <w:lang w:val="en-US"/>
+              </w:rPr>
+              <w:t xml:space="preserve">            a = </w:t>
+            </w:r>
+            <w:proofErr w:type="spellStart"/>
+            <w:r>
+              <w:rPr>
+                <w:sz w:val="22"/>
+                <w:szCs w:val="20"/>
+                <w:lang w:val="en-US"/>
+              </w:rPr>
+              <w:t>self.numerator</w:t>
+            </w:r>
+            <w:proofErr w:type="spellEnd"/>
+            <w:r>
+              <w:rPr>
+                <w:sz w:val="22"/>
+                <w:szCs w:val="20"/>
+                <w:lang w:val="en-US"/>
+              </w:rPr>
+              <w:t xml:space="preserve"> * </w:t>
+            </w:r>
+            <w:proofErr w:type="spellStart"/>
+            <w:r>
+              <w:rPr>
+                <w:sz w:val="22"/>
+                <w:szCs w:val="20"/>
+                <w:lang w:val="en-US"/>
+              </w:rPr>
+              <w:t>rhs.denominator</w:t>
+            </w:r>
+            <w:proofErr w:type="spellEnd"/>
+            <w:r>
+              <w:rPr>
+                <w:sz w:val="22"/>
+                <w:szCs w:val="20"/>
+                <w:lang w:val="en-US"/>
+              </w:rPr>
+              <w:t xml:space="preserve"> - \</w:t>
+            </w:r>
+          </w:p>
+          <w:p>
+            <w:pPr>
+              <w:rPr>
+                <w:sz w:val="22"/>
+                <w:szCs w:val="20"/>
+                <w:lang w:val="en-US"/>
+              </w:rPr>
+            </w:pPr>
+            <w:r>
+              <w:rPr>
+                <w:sz w:val="22"/>
+                <w:szCs w:val="20"/>
+                <w:lang w:val="en-US"/>
+              </w:rPr>
+              <w:t xml:space="preserve">                </w:t>
+            </w:r>
+            <w:proofErr w:type="spellStart"/>
+            <w:r>
+              <w:rPr>
+                <w:sz w:val="22"/>
+                <w:szCs w:val="20"/>
+                <w:lang w:val="en-US"/>
+              </w:rPr>
+              <w:t>self.denominator</w:t>
+            </w:r>
+            <w:proofErr w:type="spellEnd"/>
+            <w:r>
+              <w:rPr>
+                <w:sz w:val="22"/>
+                <w:szCs w:val="20"/>
+                <w:lang w:val="en-US"/>
+              </w:rPr>
+              <w:t xml:space="preserve"> * </w:t>
+            </w:r>
+            <w:proofErr w:type="spellStart"/>
+            <w:r>
+              <w:rPr>
+                <w:sz w:val="22"/>
+                <w:szCs w:val="20"/>
+                <w:lang w:val="en-US"/>
+              </w:rPr>
+              <w:t>rhs.numerator</w:t>
+            </w:r>
+            <w:proofErr w:type="spellEnd"/>
+          </w:p>
+          <w:p>
+            <w:pPr>
+              <w:rPr>
+                <w:sz w:val="22"/>
+                <w:szCs w:val="20"/>
+                <w:lang w:val="en-US"/>
+              </w:rPr>
+            </w:pPr>
+            <w:r>
+              <w:rPr>
+                <w:sz w:val="22"/>
+                <w:szCs w:val="20"/>
+                <w:lang w:val="en-US"/>
+              </w:rPr>
+              <w:t xml:space="preserve">            b = </w:t>
+            </w:r>
+            <w:proofErr w:type="spellStart"/>
+            <w:r>
+              <w:rPr>
+                <w:sz w:val="22"/>
+                <w:szCs w:val="20"/>
+                <w:lang w:val="en-US"/>
+              </w:rPr>
+              <w:t>self.denominator</w:t>
+            </w:r>
+            <w:proofErr w:type="spellEnd"/>
+            <w:r>
+              <w:rPr>
+                <w:sz w:val="22"/>
+                <w:szCs w:val="20"/>
+                <w:lang w:val="en-US"/>
+              </w:rPr>
+              <w:t xml:space="preserve"> * </w:t>
+            </w:r>
+            <w:proofErr w:type="spellStart"/>
+            <w:r>
+              <w:rPr>
+                <w:sz w:val="22"/>
+                <w:szCs w:val="20"/>
+                <w:lang w:val="en-US"/>
+              </w:rPr>
+              <w:t>rhs.denominator</w:t>
+            </w:r>
+            <w:proofErr w:type="spellEnd"/>
           </w:p>
           <w:p>
             <w:pPr>
@@ -2951,12 +3906,37 @@
               </w:rPr>
               <w:t xml:space="preserve">            </w:t>
             </w:r>
-            <w:r>
-              <w:rPr>
-                <w:sz w:val="22"/>
-                <w:szCs w:val="20"/>
-              </w:rPr>
-              <w:t>raise ValueError()</w:t>
+            <w:proofErr w:type="spellStart"/>
+            <w:r>
+              <w:rPr>
+                <w:sz w:val="22"/>
+                <w:szCs w:val="20"/>
+              </w:rPr>
+              <w:t>raise</w:t>
+            </w:r>
+            <w:proofErr w:type="spellEnd"/>
+            <w:r>
+              <w:rPr>
+                <w:sz w:val="22"/>
+                <w:szCs w:val="20"/>
+              </w:rPr>
+              <w:t xml:space="preserve"> </w:t>
+            </w:r>
+            <w:proofErr w:type="spellStart"/>
+            <w:r>
+              <w:rPr>
+                <w:sz w:val="22"/>
+                <w:szCs w:val="20"/>
+              </w:rPr>
+              <w:t>ValueError</w:t>
+            </w:r>
+            <w:proofErr w:type="spellEnd"/>
+            <w:r>
+              <w:rPr>
+                <w:sz w:val="22"/>
+                <w:szCs w:val="20"/>
+              </w:rPr>
+              <w:t>()</w:t>
             </w:r>
           </w:p>
           <w:p>
@@ -3018,59 +3998,187 @@
                 <w:szCs w:val="20"/>
                 <w:lang w:val="en-US"/>
               </w:rPr>
-              <w:t>def mul(self, rhs):</w:t>
-            </w:r>
-          </w:p>
-          <w:p>
-            <w:pPr>
-              <w:rPr>
-                <w:sz w:val="22"/>
-                <w:szCs w:val="20"/>
-                <w:lang w:val="en-US"/>
-              </w:rPr>
-            </w:pPr>
-            <w:r>
-              <w:rPr>
-                <w:sz w:val="22"/>
-                <w:szCs w:val="20"/>
-                <w:lang w:val="en-US"/>
-              </w:rPr>
-              <w:t xml:space="preserve">        if isinstance(rhs, Rational):</w:t>
-            </w:r>
-          </w:p>
-          <w:p>
-            <w:pPr>
-              <w:rPr>
-                <w:sz w:val="22"/>
-                <w:szCs w:val="20"/>
-                <w:lang w:val="en-US"/>
-              </w:rPr>
-            </w:pPr>
-            <w:r>
-              <w:rPr>
-                <w:sz w:val="22"/>
-                <w:szCs w:val="20"/>
-                <w:lang w:val="en-US"/>
-              </w:rPr>
-              <w:t xml:space="preserve">            a = self.numerator * rhs.numerator</w:t>
-            </w:r>
-          </w:p>
-          <w:p>
-            <w:pPr>
-              <w:rPr>
-                <w:sz w:val="22"/>
-                <w:szCs w:val="20"/>
-                <w:lang w:val="en-US"/>
-              </w:rPr>
-            </w:pPr>
-            <w:r>
-              <w:rPr>
-                <w:sz w:val="22"/>
-                <w:szCs w:val="20"/>
-                <w:lang w:val="en-US"/>
-              </w:rPr>
-              <w:t xml:space="preserve">            b = self.denominator * rhs.denominator</w:t>
-            </w:r>
+              <w:t xml:space="preserve">def </w:t>
+            </w:r>
+            <w:proofErr w:type="spellStart"/>
+            <w:r>
+              <w:rPr>
+                <w:sz w:val="22"/>
+                <w:szCs w:val="20"/>
+                <w:lang w:val="en-US"/>
+              </w:rPr>
+              <w:t>mul</w:t>
+            </w:r>
+            <w:proofErr w:type="spellEnd"/>
+            <w:r>
+              <w:rPr>
+                <w:sz w:val="22"/>
+                <w:szCs w:val="20"/>
+                <w:lang w:val="en-US"/>
+              </w:rPr>
+              <w:t xml:space="preserve">(self, </w:t>
+            </w:r>
+            <w:proofErr w:type="spellStart"/>
+            <w:r>
+              <w:rPr>
+                <w:sz w:val="22"/>
+                <w:szCs w:val="20"/>
+                <w:lang w:val="en-US"/>
+              </w:rPr>
+              <w:t>rhs</w:t>
+            </w:r>
+            <w:proofErr w:type="spellEnd"/>
+            <w:r>
+              <w:rPr>
+                <w:sz w:val="22"/>
+                <w:szCs w:val="20"/>
+                <w:lang w:val="en-US"/>
+              </w:rPr>
+              <w:t>):</w:t>
+            </w:r>
+          </w:p>
+          <w:p>
+            <w:pPr>
+              <w:rPr>
+                <w:sz w:val="22"/>
+                <w:szCs w:val="20"/>
+                <w:lang w:val="en-US"/>
+              </w:rPr>
+            </w:pPr>
+            <w:r>
+              <w:rPr>
+                <w:sz w:val="22"/>
+                <w:szCs w:val="20"/>
+                <w:lang w:val="en-US"/>
+              </w:rPr>
+              <w:t xml:space="preserve">        if </w:t>
+            </w:r>
+            <w:proofErr w:type="spellStart"/>
+            <w:r>
+              <w:rPr>
+                <w:sz w:val="22"/>
+                <w:szCs w:val="20"/>
+                <w:lang w:val="en-US"/>
+              </w:rPr>
+              <w:t>isinstance</w:t>
+            </w:r>
+            <w:proofErr w:type="spellEnd"/>
+            <w:r>
+              <w:rPr>
+                <w:sz w:val="22"/>
+                <w:szCs w:val="20"/>
+                <w:lang w:val="en-US"/>
+              </w:rPr>
+              <w:t>(</w:t>
+            </w:r>
+            <w:proofErr w:type="spellStart"/>
+            <w:r>
+              <w:rPr>
+                <w:sz w:val="22"/>
+                <w:szCs w:val="20"/>
+                <w:lang w:val="en-US"/>
+              </w:rPr>
+              <w:t>rhs</w:t>
+            </w:r>
+            <w:proofErr w:type="spellEnd"/>
+            <w:r>
+              <w:rPr>
+                <w:sz w:val="22"/>
+                <w:szCs w:val="20"/>
+                <w:lang w:val="en-US"/>
+              </w:rPr>
+              <w:t>, Rational):</w:t>
+            </w:r>
+          </w:p>
+          <w:p>
+            <w:pPr>
+              <w:rPr>
+                <w:sz w:val="22"/>
+                <w:szCs w:val="20"/>
+                <w:lang w:val="en-US"/>
+              </w:rPr>
+            </w:pPr>
+            <w:r>
+              <w:rPr>
+                <w:sz w:val="22"/>
+                <w:szCs w:val="20"/>
+                <w:lang w:val="en-US"/>
+              </w:rPr>
+              <w:t xml:space="preserve">            a = </w:t>
+            </w:r>
+            <w:proofErr w:type="spellStart"/>
+            <w:r>
+              <w:rPr>
+                <w:sz w:val="22"/>
+                <w:szCs w:val="20"/>
+                <w:lang w:val="en-US"/>
+              </w:rPr>
+              <w:t>self.numerator</w:t>
+            </w:r>
+            <w:proofErr w:type="spellEnd"/>
+            <w:r>
+              <w:rPr>
+                <w:sz w:val="22"/>
+                <w:szCs w:val="20"/>
+                <w:lang w:val="en-US"/>
+              </w:rPr>
+              <w:t xml:space="preserve"> * </w:t>
+            </w:r>
+            <w:proofErr w:type="spellStart"/>
+            <w:r>
+              <w:rPr>
+                <w:sz w:val="22"/>
+                <w:szCs w:val="20"/>
+                <w:lang w:val="en-US"/>
+              </w:rPr>
+              <w:t>rhs.numerator</w:t>
+            </w:r>
+            <w:proofErr w:type="spellEnd"/>
+          </w:p>
+          <w:p>
+            <w:pPr>
+              <w:rPr>
+                <w:sz w:val="22"/>
+                <w:szCs w:val="20"/>
+                <w:lang w:val="en-US"/>
+              </w:rPr>
+            </w:pPr>
+            <w:r>
+              <w:rPr>
+                <w:sz w:val="22"/>
+                <w:szCs w:val="20"/>
+                <w:lang w:val="en-US"/>
+              </w:rPr>
+              <w:t xml:space="preserve">            b = </w:t>
+            </w:r>
+            <w:proofErr w:type="spellStart"/>
+            <w:r>
+              <w:rPr>
+                <w:sz w:val="22"/>
+                <w:szCs w:val="20"/>
+                <w:lang w:val="en-US"/>
+              </w:rPr>
+              <w:t>self.denominator</w:t>
+            </w:r>
+            <w:proofErr w:type="spellEnd"/>
+            <w:r>
+              <w:rPr>
+                <w:sz w:val="22"/>
+                <w:szCs w:val="20"/>
+                <w:lang w:val="en-US"/>
+              </w:rPr>
+              <w:t xml:space="preserve"> * </w:t>
+            </w:r>
+            <w:proofErr w:type="spellStart"/>
+            <w:r>
+              <w:rPr>
+                <w:sz w:val="22"/>
+                <w:szCs w:val="20"/>
+                <w:lang w:val="en-US"/>
+              </w:rPr>
+              <w:t>rhs.denominator</w:t>
+            </w:r>
+            <w:proofErr w:type="spellEnd"/>
           </w:p>
           <w:p>
             <w:pPr>
@@ -3130,12 +4238,37 @@
               </w:rPr>
               <w:t xml:space="preserve">            </w:t>
             </w:r>
-            <w:r>
-              <w:rPr>
-                <w:sz w:val="22"/>
-                <w:szCs w:val="20"/>
-              </w:rPr>
-              <w:t>raise ValueError()</w:t>
+            <w:proofErr w:type="spellStart"/>
+            <w:r>
+              <w:rPr>
+                <w:sz w:val="22"/>
+                <w:szCs w:val="20"/>
+              </w:rPr>
+              <w:t>raise</w:t>
+            </w:r>
+            <w:proofErr w:type="spellEnd"/>
+            <w:r>
+              <w:rPr>
+                <w:sz w:val="22"/>
+                <w:szCs w:val="20"/>
+              </w:rPr>
+              <w:t xml:space="preserve"> </w:t>
+            </w:r>
+            <w:proofErr w:type="spellStart"/>
+            <w:r>
+              <w:rPr>
+                <w:sz w:val="22"/>
+                <w:szCs w:val="20"/>
+              </w:rPr>
+              <w:t>ValueError</w:t>
+            </w:r>
+            <w:proofErr w:type="spellEnd"/>
+            <w:r>
+              <w:rPr>
+                <w:sz w:val="22"/>
+                <w:szCs w:val="20"/>
+              </w:rPr>
+              <w:t>()</w:t>
             </w:r>
           </w:p>
           <w:p>
@@ -3197,59 +4330,169 @@
                 <w:szCs w:val="20"/>
                 <w:lang w:val="en-US"/>
               </w:rPr>
-              <w:t>def div(self, rhs):</w:t>
-            </w:r>
-          </w:p>
-          <w:p>
-            <w:pPr>
-              <w:rPr>
-                <w:sz w:val="22"/>
-                <w:szCs w:val="20"/>
-                <w:lang w:val="en-US"/>
-              </w:rPr>
-            </w:pPr>
-            <w:r>
-              <w:rPr>
-                <w:sz w:val="22"/>
-                <w:szCs w:val="20"/>
-                <w:lang w:val="en-US"/>
-              </w:rPr>
-              <w:t xml:space="preserve">        if isinstance(rhs, Rational):</w:t>
-            </w:r>
-          </w:p>
-          <w:p>
-            <w:pPr>
-              <w:rPr>
-                <w:sz w:val="22"/>
-                <w:szCs w:val="20"/>
-                <w:lang w:val="en-US"/>
-              </w:rPr>
-            </w:pPr>
-            <w:r>
-              <w:rPr>
-                <w:sz w:val="22"/>
-                <w:szCs w:val="20"/>
-                <w:lang w:val="en-US"/>
-              </w:rPr>
-              <w:t xml:space="preserve">            a = self.numerator * rhs.denominator</w:t>
-            </w:r>
-          </w:p>
-          <w:p>
-            <w:pPr>
-              <w:rPr>
-                <w:sz w:val="22"/>
-                <w:szCs w:val="20"/>
-                <w:lang w:val="en-US"/>
-              </w:rPr>
-            </w:pPr>
-            <w:r>
-              <w:rPr>
-                <w:sz w:val="22"/>
-                <w:szCs w:val="20"/>
-                <w:lang w:val="en-US"/>
-              </w:rPr>
-              <w:t xml:space="preserve">            b = self.denominator * rhs.numerator</w:t>
-            </w:r>
+              <w:t xml:space="preserve">def div(self, </w:t>
+            </w:r>
+            <w:proofErr w:type="spellStart"/>
+            <w:r>
+              <w:rPr>
+                <w:sz w:val="22"/>
+                <w:szCs w:val="20"/>
+                <w:lang w:val="en-US"/>
+              </w:rPr>
+              <w:t>rhs</w:t>
+            </w:r>
+            <w:proofErr w:type="spellEnd"/>
+            <w:r>
+              <w:rPr>
+                <w:sz w:val="22"/>
+                <w:szCs w:val="20"/>
+                <w:lang w:val="en-US"/>
+              </w:rPr>
+              <w:t>):</w:t>
+            </w:r>
+          </w:p>
+          <w:p>
+            <w:pPr>
+              <w:rPr>
+                <w:sz w:val="22"/>
+                <w:szCs w:val="20"/>
+                <w:lang w:val="en-US"/>
+              </w:rPr>
+            </w:pPr>
+            <w:r>
+              <w:rPr>
+                <w:sz w:val="22"/>
+                <w:szCs w:val="20"/>
+                <w:lang w:val="en-US"/>
+              </w:rPr>
+              <w:t xml:space="preserve">        if </w:t>
+            </w:r>
+            <w:proofErr w:type="spellStart"/>
+            <w:r>
+              <w:rPr>
+                <w:sz w:val="22"/>
+                <w:szCs w:val="20"/>
+                <w:lang w:val="en-US"/>
+              </w:rPr>
+              <w:t>isinstance</w:t>
+            </w:r>
+            <w:proofErr w:type="spellEnd"/>
+            <w:r>
+              <w:rPr>
+                <w:sz w:val="22"/>
+                <w:szCs w:val="20"/>
+                <w:lang w:val="en-US"/>
+              </w:rPr>
+              <w:t>(</w:t>
+            </w:r>
+            <w:proofErr w:type="spellStart"/>
+            <w:r>
+              <w:rPr>
+                <w:sz w:val="22"/>
+                <w:szCs w:val="20"/>
+                <w:lang w:val="en-US"/>
+              </w:rPr>
+              <w:t>rhs</w:t>
+            </w:r>
+            <w:proofErr w:type="spellEnd"/>
+            <w:r>
+              <w:rPr>
+                <w:sz w:val="22"/>
+                <w:szCs w:val="20"/>
+                <w:lang w:val="en-US"/>
+              </w:rPr>
+              <w:t>, Rational):</w:t>
+            </w:r>
+          </w:p>
+          <w:p>
+            <w:pPr>
+              <w:rPr>
+                <w:sz w:val="22"/>
+                <w:szCs w:val="20"/>
+                <w:lang w:val="en-US"/>
+              </w:rPr>
+            </w:pPr>
+            <w:r>
+              <w:rPr>
+                <w:sz w:val="22"/>
+                <w:szCs w:val="20"/>
+                <w:lang w:val="en-US"/>
+              </w:rPr>
+              <w:t xml:space="preserve">            a = </w:t>
+            </w:r>
+            <w:proofErr w:type="spellStart"/>
+            <w:r>
+              <w:rPr>
+                <w:sz w:val="22"/>
+                <w:szCs w:val="20"/>
+                <w:lang w:val="en-US"/>
+              </w:rPr>
+              <w:t>self.numerator</w:t>
+            </w:r>
+            <w:proofErr w:type="spellEnd"/>
+            <w:r>
+              <w:rPr>
+                <w:sz w:val="22"/>
+                <w:szCs w:val="20"/>
+                <w:lang w:val="en-US"/>
+              </w:rPr>
+              <w:t xml:space="preserve"> * </w:t>
+            </w:r>
+            <w:proofErr w:type="spellStart"/>
+            <w:r>
+              <w:rPr>
+                <w:sz w:val="22"/>
+                <w:szCs w:val="20"/>
+                <w:lang w:val="en-US"/>
+              </w:rPr>
+              <w:t>rhs.denominator</w:t>
+            </w:r>
+            <w:proofErr w:type="spellEnd"/>
+          </w:p>
+          <w:p>
+            <w:pPr>
+              <w:rPr>
+                <w:sz w:val="22"/>
+                <w:szCs w:val="20"/>
+                <w:lang w:val="en-US"/>
+              </w:rPr>
+            </w:pPr>
+            <w:r>
+              <w:rPr>
+                <w:sz w:val="22"/>
+                <w:szCs w:val="20"/>
+                <w:lang w:val="en-US"/>
+              </w:rPr>
+              <w:t xml:space="preserve">            b = </w:t>
+            </w:r>
+            <w:proofErr w:type="spellStart"/>
+            <w:r>
+              <w:rPr>
+                <w:sz w:val="22"/>
+                <w:szCs w:val="20"/>
+                <w:lang w:val="en-US"/>
+              </w:rPr>
+              <w:t>self.denominator</w:t>
+            </w:r>
+            <w:proofErr w:type="spellEnd"/>
+            <w:r>
+              <w:rPr>
+                <w:sz w:val="22"/>
+                <w:szCs w:val="20"/>
+                <w:lang w:val="en-US"/>
+              </w:rPr>
+              <w:t xml:space="preserve"> * </w:t>
+            </w:r>
+            <w:proofErr w:type="spellStart"/>
+            <w:r>
+              <w:rPr>
+                <w:sz w:val="22"/>
+                <w:szCs w:val="20"/>
+                <w:lang w:val="en-US"/>
+              </w:rPr>
+              <w:t>rhs.numerator</w:t>
+            </w:r>
+            <w:proofErr w:type="spellEnd"/>
           </w:p>
           <w:p>
             <w:pPr>
@@ -3309,12 +4552,37 @@
               </w:rPr>
               <w:t xml:space="preserve">            </w:t>
             </w:r>
-            <w:r>
-              <w:rPr>
-                <w:sz w:val="22"/>
-                <w:szCs w:val="20"/>
-              </w:rPr>
-              <w:t>raise ValueError()</w:t>
+            <w:proofErr w:type="spellStart"/>
+            <w:r>
+              <w:rPr>
+                <w:sz w:val="22"/>
+                <w:szCs w:val="20"/>
+              </w:rPr>
+              <w:t>raise</w:t>
+            </w:r>
+            <w:proofErr w:type="spellEnd"/>
+            <w:r>
+              <w:rPr>
+                <w:sz w:val="22"/>
+                <w:szCs w:val="20"/>
+              </w:rPr>
+              <w:t xml:space="preserve"> </w:t>
+            </w:r>
+            <w:proofErr w:type="spellStart"/>
+            <w:r>
+              <w:rPr>
+                <w:sz w:val="22"/>
+                <w:szCs w:val="20"/>
+              </w:rPr>
+              <w:t>ValueError</w:t>
+            </w:r>
+            <w:proofErr w:type="spellEnd"/>
+            <w:r>
+              <w:rPr>
+                <w:sz w:val="22"/>
+                <w:szCs w:val="20"/>
+              </w:rPr>
+              <w:t>()</w:t>
             </w:r>
           </w:p>
           <w:p>
@@ -3376,58 +4644,184 @@
                 <w:szCs w:val="20"/>
                 <w:lang w:val="en-US"/>
               </w:rPr>
-              <w:t>def equals(self, rhs):</w:t>
-            </w:r>
-          </w:p>
-          <w:p>
-            <w:pPr>
-              <w:rPr>
-                <w:sz w:val="22"/>
-                <w:szCs w:val="20"/>
-                <w:lang w:val="en-US"/>
-              </w:rPr>
-            </w:pPr>
-            <w:r>
-              <w:rPr>
-                <w:sz w:val="22"/>
-                <w:szCs w:val="20"/>
-                <w:lang w:val="en-US"/>
-              </w:rPr>
-              <w:t xml:space="preserve">        if isinstance(rhs, Rational):</w:t>
-            </w:r>
-          </w:p>
-          <w:p>
-            <w:pPr>
-              <w:rPr>
-                <w:sz w:val="22"/>
-                <w:szCs w:val="20"/>
-                <w:lang w:val="en-US"/>
-              </w:rPr>
-            </w:pPr>
-            <w:r>
-              <w:rPr>
-                <w:sz w:val="22"/>
-                <w:szCs w:val="20"/>
-                <w:lang w:val="en-US"/>
-              </w:rPr>
-              <w:t xml:space="preserve">            return (self.numerator == rhs.numerator) and \</w:t>
-            </w:r>
-          </w:p>
-          <w:p>
-            <w:pPr>
-              <w:rPr>
-                <w:sz w:val="22"/>
-                <w:szCs w:val="20"/>
-                <w:lang w:val="en-US"/>
-              </w:rPr>
-            </w:pPr>
-            <w:r>
-              <w:rPr>
-                <w:sz w:val="22"/>
-                <w:szCs w:val="20"/>
-                <w:lang w:val="en-US"/>
-              </w:rPr>
-              <w:t xml:space="preserve">                (self.denominator == rhs.denominator)</w:t>
+              <w:t xml:space="preserve">def equals(self, </w:t>
+            </w:r>
+            <w:proofErr w:type="spellStart"/>
+            <w:r>
+              <w:rPr>
+                <w:sz w:val="22"/>
+                <w:szCs w:val="20"/>
+                <w:lang w:val="en-US"/>
+              </w:rPr>
+              <w:t>rhs</w:t>
+            </w:r>
+            <w:proofErr w:type="spellEnd"/>
+            <w:r>
+              <w:rPr>
+                <w:sz w:val="22"/>
+                <w:szCs w:val="20"/>
+                <w:lang w:val="en-US"/>
+              </w:rPr>
+              <w:t>):</w:t>
+            </w:r>
+          </w:p>
+          <w:p>
+            <w:pPr>
+              <w:rPr>
+                <w:sz w:val="22"/>
+                <w:szCs w:val="20"/>
+                <w:lang w:val="en-US"/>
+              </w:rPr>
+            </w:pPr>
+            <w:r>
+              <w:rPr>
+                <w:sz w:val="22"/>
+                <w:szCs w:val="20"/>
+                <w:lang w:val="en-US"/>
+              </w:rPr>
+              <w:t xml:space="preserve">        if </w:t>
+            </w:r>
+            <w:proofErr w:type="spellStart"/>
+            <w:r>
+              <w:rPr>
+                <w:sz w:val="22"/>
+                <w:szCs w:val="20"/>
+                <w:lang w:val="en-US"/>
+              </w:rPr>
+              <w:t>isinstance</w:t>
+            </w:r>
+            <w:proofErr w:type="spellEnd"/>
+            <w:r>
+              <w:rPr>
+                <w:sz w:val="22"/>
+                <w:szCs w:val="20"/>
+                <w:lang w:val="en-US"/>
+              </w:rPr>
+              <w:t>(</w:t>
+            </w:r>
+            <w:proofErr w:type="spellStart"/>
+            <w:r>
+              <w:rPr>
+                <w:sz w:val="22"/>
+                <w:szCs w:val="20"/>
+                <w:lang w:val="en-US"/>
+              </w:rPr>
+              <w:t>rhs</w:t>
+            </w:r>
+            <w:proofErr w:type="spellEnd"/>
+            <w:r>
+              <w:rPr>
+                <w:sz w:val="22"/>
+                <w:szCs w:val="20"/>
+                <w:lang w:val="en-US"/>
+              </w:rPr>
+              <w:t>, Rational):</w:t>
+            </w:r>
+          </w:p>
+          <w:p>
+            <w:pPr>
+              <w:rPr>
+                <w:sz w:val="22"/>
+                <w:szCs w:val="20"/>
+                <w:lang w:val="en-US"/>
+              </w:rPr>
+            </w:pPr>
+            <w:r>
+              <w:rPr>
+                <w:sz w:val="22"/>
+                <w:szCs w:val="20"/>
+                <w:lang w:val="en-US"/>
+              </w:rPr>
+              <w:t xml:space="preserve">            return (</w:t>
+            </w:r>
+            <w:proofErr w:type="spellStart"/>
+            <w:r>
+              <w:rPr>
+                <w:sz w:val="22"/>
+                <w:szCs w:val="20"/>
+                <w:lang w:val="en-US"/>
+              </w:rPr>
+              <w:t>self.numerator</w:t>
+            </w:r>
+            <w:proofErr w:type="spellEnd"/>
+            <w:r>
+              <w:rPr>
+                <w:sz w:val="22"/>
+                <w:szCs w:val="20"/>
+                <w:lang w:val="en-US"/>
+              </w:rPr>
+              <w:t xml:space="preserve"> == </w:t>
+            </w:r>
+            <w:proofErr w:type="spellStart"/>
+            <w:r>
+              <w:rPr>
+                <w:sz w:val="22"/>
+                <w:szCs w:val="20"/>
+                <w:lang w:val="en-US"/>
+              </w:rPr>
+              <w:t>rhs.numerator</w:t>
+            </w:r>
+            <w:proofErr w:type="spellEnd"/>
+            <w:r>
+              <w:rPr>
+                <w:sz w:val="22"/>
+                <w:szCs w:val="20"/>
+                <w:lang w:val="en-US"/>
+              </w:rPr>
+              <w:t>) and \</w:t>
+            </w:r>
+          </w:p>
+          <w:p>
+            <w:pPr>
+              <w:rPr>
+                <w:sz w:val="22"/>
+                <w:szCs w:val="20"/>
+                <w:lang w:val="en-US"/>
+              </w:rPr>
+            </w:pPr>
+            <w:r>
+              <w:rPr>
+                <w:sz w:val="22"/>
+                <w:szCs w:val="20"/>
+                <w:lang w:val="en-US"/>
+              </w:rPr>
+              <w:t xml:space="preserve">                (</w:t>
+            </w:r>
+            <w:proofErr w:type="spellStart"/>
+            <w:r>
+              <w:rPr>
+                <w:sz w:val="22"/>
+                <w:szCs w:val="20"/>
+                <w:lang w:val="en-US"/>
+              </w:rPr>
+              <w:t>self.denominator</w:t>
+            </w:r>
+            <w:proofErr w:type="spellEnd"/>
+            <w:r>
+              <w:rPr>
+                <w:sz w:val="22"/>
+                <w:szCs w:val="20"/>
+                <w:lang w:val="en-US"/>
+              </w:rPr>
+              <w:t xml:space="preserve"> == </w:t>
+            </w:r>
+            <w:proofErr w:type="spellStart"/>
+            <w:r>
+              <w:rPr>
+                <w:sz w:val="22"/>
+                <w:szCs w:val="20"/>
+                <w:lang w:val="en-US"/>
+              </w:rPr>
+              <w:t>rhs.denominator</w:t>
+            </w:r>
+            <w:proofErr w:type="spellEnd"/>
+            <w:r>
+              <w:rPr>
+                <w:sz w:val="22"/>
+                <w:szCs w:val="20"/>
+                <w:lang w:val="en-US"/>
+              </w:rPr>
+              <w:t>)</w:t>
             </w:r>
           </w:p>
           <w:p>
@@ -3504,59 +4898,169 @@
                 <w:szCs w:val="20"/>
                 <w:lang w:val="en-US"/>
               </w:rPr>
-              <w:t xml:space="preserve">    def greater(self, rhs):</w:t>
-            </w:r>
-          </w:p>
-          <w:p>
-            <w:pPr>
-              <w:rPr>
-                <w:sz w:val="22"/>
-                <w:szCs w:val="20"/>
-                <w:lang w:val="en-US"/>
-              </w:rPr>
-            </w:pPr>
-            <w:r>
-              <w:rPr>
-                <w:sz w:val="22"/>
-                <w:szCs w:val="20"/>
-                <w:lang w:val="en-US"/>
-              </w:rPr>
-              <w:t xml:space="preserve">        if isinstance(rhs, Rational):</w:t>
-            </w:r>
-          </w:p>
-          <w:p>
-            <w:pPr>
-              <w:rPr>
-                <w:sz w:val="22"/>
-                <w:szCs w:val="20"/>
-                <w:lang w:val="en-US"/>
-              </w:rPr>
-            </w:pPr>
-            <w:r>
-              <w:rPr>
-                <w:sz w:val="22"/>
-                <w:szCs w:val="20"/>
-                <w:lang w:val="en-US"/>
-              </w:rPr>
-              <w:t xml:space="preserve">            v1 = self.numerator / self.denominator</w:t>
-            </w:r>
-          </w:p>
-          <w:p>
-            <w:pPr>
-              <w:rPr>
-                <w:sz w:val="22"/>
-                <w:szCs w:val="20"/>
-                <w:lang w:val="en-US"/>
-              </w:rPr>
-            </w:pPr>
-            <w:r>
-              <w:rPr>
-                <w:sz w:val="22"/>
-                <w:szCs w:val="20"/>
-                <w:lang w:val="en-US"/>
-              </w:rPr>
-              <w:t xml:space="preserve">            v2 = rhs.numerator / rhs.denominator</w:t>
-            </w:r>
+              <w:t xml:space="preserve">    def greater(self, </w:t>
+            </w:r>
+            <w:proofErr w:type="spellStart"/>
+            <w:r>
+              <w:rPr>
+                <w:sz w:val="22"/>
+                <w:szCs w:val="20"/>
+                <w:lang w:val="en-US"/>
+              </w:rPr>
+              <w:t>rhs</w:t>
+            </w:r>
+            <w:proofErr w:type="spellEnd"/>
+            <w:r>
+              <w:rPr>
+                <w:sz w:val="22"/>
+                <w:szCs w:val="20"/>
+                <w:lang w:val="en-US"/>
+              </w:rPr>
+              <w:t>):</w:t>
+            </w:r>
+          </w:p>
+          <w:p>
+            <w:pPr>
+              <w:rPr>
+                <w:sz w:val="22"/>
+                <w:szCs w:val="20"/>
+                <w:lang w:val="en-US"/>
+              </w:rPr>
+            </w:pPr>
+            <w:r>
+              <w:rPr>
+                <w:sz w:val="22"/>
+                <w:szCs w:val="20"/>
+                <w:lang w:val="en-US"/>
+              </w:rPr>
+              <w:t xml:space="preserve">        if </w:t>
+            </w:r>
+            <w:proofErr w:type="spellStart"/>
+            <w:r>
+              <w:rPr>
+                <w:sz w:val="22"/>
+                <w:szCs w:val="20"/>
+                <w:lang w:val="en-US"/>
+              </w:rPr>
+              <w:t>isinstance</w:t>
+            </w:r>
+            <w:proofErr w:type="spellEnd"/>
+            <w:r>
+              <w:rPr>
+                <w:sz w:val="22"/>
+                <w:szCs w:val="20"/>
+                <w:lang w:val="en-US"/>
+              </w:rPr>
+              <w:t>(</w:t>
+            </w:r>
+            <w:proofErr w:type="spellStart"/>
+            <w:r>
+              <w:rPr>
+                <w:sz w:val="22"/>
+                <w:szCs w:val="20"/>
+                <w:lang w:val="en-US"/>
+              </w:rPr>
+              <w:t>rhs</w:t>
+            </w:r>
+            <w:proofErr w:type="spellEnd"/>
+            <w:r>
+              <w:rPr>
+                <w:sz w:val="22"/>
+                <w:szCs w:val="20"/>
+                <w:lang w:val="en-US"/>
+              </w:rPr>
+              <w:t>, Rational):</w:t>
+            </w:r>
+          </w:p>
+          <w:p>
+            <w:pPr>
+              <w:rPr>
+                <w:sz w:val="22"/>
+                <w:szCs w:val="20"/>
+                <w:lang w:val="en-US"/>
+              </w:rPr>
+            </w:pPr>
+            <w:r>
+              <w:rPr>
+                <w:sz w:val="22"/>
+                <w:szCs w:val="20"/>
+                <w:lang w:val="en-US"/>
+              </w:rPr>
+              <w:t xml:space="preserve">            v1 = </w:t>
+            </w:r>
+            <w:proofErr w:type="spellStart"/>
+            <w:r>
+              <w:rPr>
+                <w:sz w:val="22"/>
+                <w:szCs w:val="20"/>
+                <w:lang w:val="en-US"/>
+              </w:rPr>
+              <w:t>self.numerator</w:t>
+            </w:r>
+            <w:proofErr w:type="spellEnd"/>
+            <w:r>
+              <w:rPr>
+                <w:sz w:val="22"/>
+                <w:szCs w:val="20"/>
+                <w:lang w:val="en-US"/>
+              </w:rPr>
+              <w:t xml:space="preserve"> / </w:t>
+            </w:r>
+            <w:proofErr w:type="spellStart"/>
+            <w:r>
+              <w:rPr>
+                <w:sz w:val="22"/>
+                <w:szCs w:val="20"/>
+                <w:lang w:val="en-US"/>
+              </w:rPr>
+              <w:t>self.denominator</w:t>
+            </w:r>
+            <w:proofErr w:type="spellEnd"/>
+          </w:p>
+          <w:p>
+            <w:pPr>
+              <w:rPr>
+                <w:sz w:val="22"/>
+                <w:szCs w:val="20"/>
+                <w:lang w:val="en-US"/>
+              </w:rPr>
+            </w:pPr>
+            <w:r>
+              <w:rPr>
+                <w:sz w:val="22"/>
+                <w:szCs w:val="20"/>
+                <w:lang w:val="en-US"/>
+              </w:rPr>
+              <w:t xml:space="preserve">            v2 = </w:t>
+            </w:r>
+            <w:proofErr w:type="spellStart"/>
+            <w:r>
+              <w:rPr>
+                <w:sz w:val="22"/>
+                <w:szCs w:val="20"/>
+                <w:lang w:val="en-US"/>
+              </w:rPr>
+              <w:t>rhs.numerator</w:t>
+            </w:r>
+            <w:proofErr w:type="spellEnd"/>
+            <w:r>
+              <w:rPr>
+                <w:sz w:val="22"/>
+                <w:szCs w:val="20"/>
+                <w:lang w:val="en-US"/>
+              </w:rPr>
+              <w:t xml:space="preserve"> / </w:t>
+            </w:r>
+            <w:proofErr w:type="spellStart"/>
+            <w:r>
+              <w:rPr>
+                <w:sz w:val="22"/>
+                <w:szCs w:val="20"/>
+                <w:lang w:val="en-US"/>
+              </w:rPr>
+              <w:t>rhs.denominator</w:t>
+            </w:r>
+            <w:proofErr w:type="spellEnd"/>
           </w:p>
           <w:p>
             <w:pPr>
@@ -3658,24 +5162,78 @@
                 <w:szCs w:val="20"/>
                 <w:lang w:val="en-US"/>
               </w:rPr>
-              <w:t xml:space="preserve">    def less(self, rhs):</w:t>
-            </w:r>
-          </w:p>
-          <w:p>
-            <w:pPr>
-              <w:rPr>
-                <w:sz w:val="22"/>
-                <w:szCs w:val="20"/>
-                <w:lang w:val="en-US"/>
-              </w:rPr>
-            </w:pPr>
-            <w:r>
-              <w:rPr>
-                <w:sz w:val="22"/>
-                <w:szCs w:val="20"/>
-                <w:lang w:val="en-US"/>
-              </w:rPr>
-              <w:t xml:space="preserve">        if isinstance(rhs, Rational):</w:t>
+              <w:t xml:space="preserve">    def less(self, </w:t>
+            </w:r>
+            <w:proofErr w:type="spellStart"/>
+            <w:r>
+              <w:rPr>
+                <w:sz w:val="22"/>
+                <w:szCs w:val="20"/>
+                <w:lang w:val="en-US"/>
+              </w:rPr>
+              <w:t>rhs</w:t>
+            </w:r>
+            <w:proofErr w:type="spellEnd"/>
+            <w:r>
+              <w:rPr>
+                <w:sz w:val="22"/>
+                <w:szCs w:val="20"/>
+                <w:lang w:val="en-US"/>
+              </w:rPr>
+              <w:t>):</w:t>
+            </w:r>
+          </w:p>
+          <w:p>
+            <w:pPr>
+              <w:rPr>
+                <w:sz w:val="22"/>
+                <w:szCs w:val="20"/>
+                <w:lang w:val="en-US"/>
+              </w:rPr>
+            </w:pPr>
+            <w:r>
+              <w:rPr>
+                <w:sz w:val="22"/>
+                <w:szCs w:val="20"/>
+                <w:lang w:val="en-US"/>
+              </w:rPr>
+              <w:t xml:space="preserve">        if </w:t>
+            </w:r>
+            <w:proofErr w:type="spellStart"/>
+            <w:r>
+              <w:rPr>
+                <w:sz w:val="22"/>
+                <w:szCs w:val="20"/>
+                <w:lang w:val="en-US"/>
+              </w:rPr>
+              <w:t>isinstance</w:t>
+            </w:r>
+            <w:proofErr w:type="spellEnd"/>
+            <w:r>
+              <w:rPr>
+                <w:sz w:val="22"/>
+                <w:szCs w:val="20"/>
+                <w:lang w:val="en-US"/>
+              </w:rPr>
+              <w:t>(</w:t>
+            </w:r>
+            <w:proofErr w:type="spellStart"/>
+            <w:r>
+              <w:rPr>
+                <w:sz w:val="22"/>
+                <w:szCs w:val="20"/>
+                <w:lang w:val="en-US"/>
+              </w:rPr>
+              <w:t>rhs</w:t>
+            </w:r>
+            <w:proofErr w:type="spellEnd"/>
+            <w:r>
+              <w:rPr>
+                <w:sz w:val="22"/>
+                <w:szCs w:val="20"/>
+                <w:lang w:val="en-US"/>
+              </w:rPr>
+              <w:t>, Rational):</w:t>
             </w:r>
           </w:p>
           <w:p>
@@ -3693,25 +5251,81 @@
                 <w:lang w:val="en-US"/>
               </w:rPr>
               <w:lastRenderedPageBreak/>
-              <w:t xml:space="preserve">            v1 = self.numerator / self.denominator</w:t>
-            </w:r>
-          </w:p>
-          <w:p>
-            <w:pPr>
-              <w:rPr>
-                <w:sz w:val="22"/>
-                <w:szCs w:val="20"/>
-                <w:lang w:val="en-US"/>
-              </w:rPr>
-            </w:pPr>
-            <w:r>
-              <w:rPr>
-                <w:sz w:val="22"/>
-                <w:szCs w:val="20"/>
-                <w:lang w:val="en-US"/>
-              </w:rPr>
-              <w:t xml:space="preserve">            v2 = rhs.numerator / rhs.denominator</w:t>
-            </w:r>
+              <w:t xml:space="preserve">            v1 = </w:t>
+            </w:r>
+            <w:proofErr w:type="spellStart"/>
+            <w:r>
+              <w:rPr>
+                <w:sz w:val="22"/>
+                <w:szCs w:val="20"/>
+                <w:lang w:val="en-US"/>
+              </w:rPr>
+              <w:t>self.numerator</w:t>
+            </w:r>
+            <w:proofErr w:type="spellEnd"/>
+            <w:r>
+              <w:rPr>
+                <w:sz w:val="22"/>
+                <w:szCs w:val="20"/>
+                <w:lang w:val="en-US"/>
+              </w:rPr>
+              <w:t xml:space="preserve"> / </w:t>
+            </w:r>
+            <w:proofErr w:type="spellStart"/>
+            <w:r>
+              <w:rPr>
+                <w:sz w:val="22"/>
+                <w:szCs w:val="20"/>
+                <w:lang w:val="en-US"/>
+              </w:rPr>
+              <w:t>self.denominator</w:t>
+            </w:r>
+            <w:proofErr w:type="spellEnd"/>
+          </w:p>
+          <w:p>
+            <w:pPr>
+              <w:rPr>
+                <w:sz w:val="22"/>
+                <w:szCs w:val="20"/>
+                <w:lang w:val="en-US"/>
+              </w:rPr>
+            </w:pPr>
+            <w:r>
+              <w:rPr>
+                <w:sz w:val="22"/>
+                <w:szCs w:val="20"/>
+                <w:lang w:val="en-US"/>
+              </w:rPr>
+              <w:t xml:space="preserve">            v2 = </w:t>
+            </w:r>
+            <w:proofErr w:type="spellStart"/>
+            <w:r>
+              <w:rPr>
+                <w:sz w:val="22"/>
+                <w:szCs w:val="20"/>
+                <w:lang w:val="en-US"/>
+              </w:rPr>
+              <w:t>rhs.numerator</w:t>
+            </w:r>
+            <w:proofErr w:type="spellEnd"/>
+            <w:r>
+              <w:rPr>
+                <w:sz w:val="22"/>
+                <w:szCs w:val="20"/>
+                <w:lang w:val="en-US"/>
+              </w:rPr>
+              <w:t xml:space="preserve"> / </w:t>
+            </w:r>
+            <w:proofErr w:type="spellStart"/>
+            <w:r>
+              <w:rPr>
+                <w:sz w:val="22"/>
+                <w:szCs w:val="20"/>
+                <w:lang w:val="en-US"/>
+              </w:rPr>
+              <w:t>rhs.denominator</w:t>
+            </w:r>
+            <w:proofErr w:type="spellEnd"/>
           </w:p>
           <w:p>
             <w:pPr>
@@ -4212,7 +5826,35 @@
         <w:rPr>
           <w:sz w:val="28"/>
         </w:rPr>
-        <w:t>Поле first — целое положительное число, часы; поле second — целое положительное число,</w:t>
+        <w:t xml:space="preserve">Поле </w:t>
+      </w:r>
+      <w:proofErr w:type="spellStart"/>
+      <w:r>
+        <w:rPr>
+          <w:sz w:val="28"/>
+        </w:rPr>
+        <w:t>first</w:t>
+      </w:r>
+      <w:proofErr w:type="spellEnd"/>
+      <w:r>
+        <w:rPr>
+          <w:sz w:val="28"/>
+        </w:rPr>
+        <w:t xml:space="preserve"> — целое положительное число, часы; поле </w:t>
+      </w:r>
+      <w:proofErr w:type="spellStart"/>
+      <w:r>
+        <w:rPr>
+          <w:sz w:val="28"/>
+        </w:rPr>
+        <w:t>second</w:t>
+      </w:r>
+      <w:proofErr w:type="spellEnd"/>
+      <w:r>
+        <w:rPr>
+          <w:sz w:val="28"/>
+        </w:rPr>
+        <w:t xml:space="preserve"> — целое положительное число,</w:t>
       </w:r>
       <w:r>
         <w:rPr>
@@ -4224,7 +5866,21 @@
         <w:rPr>
           <w:sz w:val="28"/>
         </w:rPr>
-        <w:t>минуты. Реализовать метод minutes() — приведение времени в минуты</w:t>
+        <w:t xml:space="preserve">минуты. Реализовать метод </w:t>
+      </w:r>
+      <w:proofErr w:type="spellStart"/>
+      <w:r>
+        <w:rPr>
+          <w:sz w:val="28"/>
+        </w:rPr>
+        <w:t>minutes</w:t>
+      </w:r>
+      <w:proofErr w:type="spellEnd"/>
+      <w:r>
+        <w:rPr>
+          <w:sz w:val="28"/>
+        </w:rPr>
+        <w:t>() — приведение времени в минуты</w:t>
       </w:r>
       <w:r>
         <w:rPr>
@@ -4508,7 +6164,25 @@
                 <w:szCs w:val="20"/>
                 <w:lang w:val="en-US"/>
               </w:rPr>
-              <w:t xml:space="preserve">    def __init__(self, first=0, second=0):</w:t>
+              <w:t xml:space="preserve">    def __</w:t>
+            </w:r>
+            <w:proofErr w:type="spellStart"/>
+            <w:r>
+              <w:rPr>
+                <w:sz w:val="22"/>
+                <w:szCs w:val="20"/>
+                <w:lang w:val="en-US"/>
+              </w:rPr>
+              <w:t>init</w:t>
+            </w:r>
+            <w:proofErr w:type="spellEnd"/>
+            <w:r>
+              <w:rPr>
+                <w:sz w:val="22"/>
+                <w:szCs w:val="20"/>
+                <w:lang w:val="en-US"/>
+              </w:rPr>
+              <w:t>__(self, first=0, second=0):</w:t>
             </w:r>
           </w:p>
           <w:p>
@@ -4677,7 +6351,79 @@
                 <w:szCs w:val="20"/>
                 <w:lang w:val="en-US"/>
               </w:rPr>
-              <w:t xml:space="preserve">        print("Итоговое количество минут:", self.minutes(first, second))</w:t>
+              <w:t xml:space="preserve">        print("</w:t>
+            </w:r>
+            <w:proofErr w:type="spellStart"/>
+            <w:r>
+              <w:rPr>
+                <w:sz w:val="22"/>
+                <w:szCs w:val="20"/>
+                <w:lang w:val="en-US"/>
+              </w:rPr>
+              <w:t>Итоговое</w:t>
+            </w:r>
+            <w:proofErr w:type="spellEnd"/>
+            <w:r>
+              <w:rPr>
+                <w:sz w:val="22"/>
+                <w:szCs w:val="20"/>
+                <w:lang w:val="en-US"/>
+              </w:rPr>
+              <w:t xml:space="preserve"> </w:t>
+            </w:r>
+            <w:proofErr w:type="spellStart"/>
+            <w:r>
+              <w:rPr>
+                <w:sz w:val="22"/>
+                <w:szCs w:val="20"/>
+                <w:lang w:val="en-US"/>
+              </w:rPr>
+              <w:t>количество</w:t>
+            </w:r>
+            <w:proofErr w:type="spellEnd"/>
+            <w:r>
+              <w:rPr>
+                <w:sz w:val="22"/>
+                <w:szCs w:val="20"/>
+                <w:lang w:val="en-US"/>
+              </w:rPr>
+              <w:t xml:space="preserve"> </w:t>
+            </w:r>
+            <w:proofErr w:type="spellStart"/>
+            <w:r>
+              <w:rPr>
+                <w:sz w:val="22"/>
+                <w:szCs w:val="20"/>
+                <w:lang w:val="en-US"/>
+              </w:rPr>
+              <w:t>минут</w:t>
+            </w:r>
+            <w:proofErr w:type="spellEnd"/>
+            <w:r>
+              <w:rPr>
+                <w:sz w:val="22"/>
+                <w:szCs w:val="20"/>
+                <w:lang w:val="en-US"/>
+              </w:rPr>
+              <w:t xml:space="preserve">:", </w:t>
+            </w:r>
+            <w:proofErr w:type="spellStart"/>
+            <w:r>
+              <w:rPr>
+                <w:sz w:val="22"/>
+                <w:szCs w:val="20"/>
+                <w:lang w:val="en-US"/>
+              </w:rPr>
+              <w:t>self.minutes</w:t>
+            </w:r>
+            <w:proofErr w:type="spellEnd"/>
+            <w:r>
+              <w:rPr>
+                <w:sz w:val="22"/>
+                <w:szCs w:val="20"/>
+                <w:lang w:val="en-US"/>
+              </w:rPr>
+              <w:t>(first, second))</w:t>
             </w:r>
           </w:p>
           <w:p>
@@ -5058,7 +6804,25 @@
                 <w:szCs w:val="20"/>
                 <w:lang w:val="en-US"/>
               </w:rPr>
-              <w:t xml:space="preserve">    if isinstance(argument, int) and argument &gt;= 0:</w:t>
+              <w:t xml:space="preserve">    if </w:t>
+            </w:r>
+            <w:proofErr w:type="spellStart"/>
+            <w:r>
+              <w:rPr>
+                <w:sz w:val="22"/>
+                <w:szCs w:val="20"/>
+                <w:lang w:val="en-US"/>
+              </w:rPr>
+              <w:t>isinstance</w:t>
+            </w:r>
+            <w:proofErr w:type="spellEnd"/>
+            <w:r>
+              <w:rPr>
+                <w:sz w:val="22"/>
+                <w:szCs w:val="20"/>
+                <w:lang w:val="en-US"/>
+              </w:rPr>
+              <w:t>(argument, int) and argument &gt;= 0:</w:t>
             </w:r>
           </w:p>
           <w:p>
@@ -5150,7 +6914,25 @@
                 <w:szCs w:val="20"/>
                 <w:lang w:val="en-US"/>
               </w:rPr>
-              <w:t>def make_time(hours, minutes):</w:t>
+              <w:t xml:space="preserve">def </w:t>
+            </w:r>
+            <w:proofErr w:type="spellStart"/>
+            <w:r>
+              <w:rPr>
+                <w:sz w:val="22"/>
+                <w:szCs w:val="20"/>
+                <w:lang w:val="en-US"/>
+              </w:rPr>
+              <w:t>make_time</w:t>
+            </w:r>
+            <w:proofErr w:type="spellEnd"/>
+            <w:r>
+              <w:rPr>
+                <w:sz w:val="22"/>
+                <w:szCs w:val="20"/>
+                <w:lang w:val="en-US"/>
+              </w:rPr>
+              <w:t>(hours, minutes):</w:t>
             </w:r>
           </w:p>
           <w:p>
@@ -5279,7 +7061,43 @@
                 <w:szCs w:val="20"/>
                 <w:lang w:val="en-US"/>
               </w:rPr>
-              <w:t xml:space="preserve">    if is_valid(hours) and is_valid(minutes):</w:t>
+              <w:t xml:space="preserve">    if </w:t>
+            </w:r>
+            <w:proofErr w:type="spellStart"/>
+            <w:r>
+              <w:rPr>
+                <w:sz w:val="22"/>
+                <w:szCs w:val="20"/>
+                <w:lang w:val="en-US"/>
+              </w:rPr>
+              <w:t>is_valid</w:t>
+            </w:r>
+            <w:proofErr w:type="spellEnd"/>
+            <w:r>
+              <w:rPr>
+                <w:sz w:val="22"/>
+                <w:szCs w:val="20"/>
+                <w:lang w:val="en-US"/>
+              </w:rPr>
+              <w:t xml:space="preserve">(hours) and </w:t>
+            </w:r>
+            <w:proofErr w:type="spellStart"/>
+            <w:r>
+              <w:rPr>
+                <w:sz w:val="22"/>
+                <w:szCs w:val="20"/>
+                <w:lang w:val="en-US"/>
+              </w:rPr>
+              <w:t>is_valid</w:t>
+            </w:r>
+            <w:proofErr w:type="spellEnd"/>
+            <w:r>
+              <w:rPr>
+                <w:sz w:val="22"/>
+                <w:szCs w:val="20"/>
+                <w:lang w:val="en-US"/>
+              </w:rPr>
+              <w:t>(minutes):</w:t>
             </w:r>
           </w:p>
           <w:p>
@@ -5453,25 +7271,53 @@
                 <w:szCs w:val="20"/>
                 <w:lang w:val="en-US"/>
               </w:rPr>
-              <w:t xml:space="preserve">    Метод инициализации</w:t>
-            </w:r>
-          </w:p>
-          <w:p>
-            <w:pPr>
-              <w:jc w:val="both"/>
-              <w:rPr>
-                <w:sz w:val="22"/>
-                <w:szCs w:val="20"/>
-              </w:rPr>
-            </w:pPr>
-            <w:r>
-              <w:rPr>
-                <w:sz w:val="22"/>
-                <w:szCs w:val="20"/>
-                <w:lang w:val="en-US"/>
-              </w:rPr>
               <w:t xml:space="preserve">    </w:t>
             </w:r>
+            <w:proofErr w:type="spellStart"/>
+            <w:r>
+              <w:rPr>
+                <w:sz w:val="22"/>
+                <w:szCs w:val="20"/>
+                <w:lang w:val="en-US"/>
+              </w:rPr>
+              <w:t>Метод</w:t>
+            </w:r>
+            <w:proofErr w:type="spellEnd"/>
+            <w:r>
+              <w:rPr>
+                <w:sz w:val="22"/>
+                <w:szCs w:val="20"/>
+                <w:lang w:val="en-US"/>
+              </w:rPr>
+              <w:t xml:space="preserve"> </w:t>
+            </w:r>
+            <w:proofErr w:type="spellStart"/>
+            <w:r>
+              <w:rPr>
+                <w:sz w:val="22"/>
+                <w:szCs w:val="20"/>
+                <w:lang w:val="en-US"/>
+              </w:rPr>
+              <w:t>инициализации</w:t>
+            </w:r>
+            <w:proofErr w:type="spellEnd"/>
+          </w:p>
+          <w:p>
+            <w:pPr>
+              <w:jc w:val="both"/>
+              <w:rPr>
+                <w:sz w:val="22"/>
+                <w:szCs w:val="20"/>
+              </w:rPr>
+            </w:pPr>
+            <w:r>
+              <w:rPr>
+                <w:sz w:val="22"/>
+                <w:szCs w:val="20"/>
+                <w:lang w:val="en-US"/>
+              </w:rPr>
+              <w:t xml:space="preserve">    </w:t>
+            </w:r>
             <w:r>
               <w:rPr>
                 <w:sz w:val="22"/>
@@ -5578,7 +7424,6 @@
               <w:rPr>
                 <w:sz w:val="22"/>
                 <w:szCs w:val="20"/>
-                <w:lang w:val="en-US"/>
               </w:rPr>
             </w:pPr>
             <w:r>
@@ -5594,26 +7439,63 @@
                 <w:szCs w:val="20"/>
                 <w:lang w:val="en-US"/>
               </w:rPr>
-              <w:t>input("Введите количество минут: "))</w:t>
-            </w:r>
-          </w:p>
-          <w:p>
-            <w:pPr>
-              <w:jc w:val="both"/>
-              <w:rPr>
-                <w:sz w:val="22"/>
-                <w:szCs w:val="20"/>
-                <w:lang w:val="en-US"/>
-              </w:rPr>
-            </w:pPr>
-            <w:r>
-              <w:rPr>
-                <w:sz w:val="22"/>
-                <w:szCs w:val="20"/>
-                <w:lang w:val="en-US"/>
+              <w:t>input</w:t>
+            </w:r>
+            <w:r>
+              <w:rPr>
+                <w:sz w:val="22"/>
+                <w:szCs w:val="20"/>
+              </w:rPr>
+              <w:t>("Введите количество минут: "))</w:t>
+            </w:r>
+          </w:p>
+          <w:p>
+            <w:pPr>
+              <w:jc w:val="both"/>
+              <w:rPr>
+                <w:sz w:val="22"/>
+                <w:szCs w:val="20"/>
+              </w:rPr>
+            </w:pPr>
+            <w:r>
+              <w:rPr>
+                <w:sz w:val="22"/>
+                <w:szCs w:val="20"/>
               </w:rPr>
               <w:lastRenderedPageBreak/>
-              <w:t xml:space="preserve">    time.__init__</w:t>
+              <w:t xml:space="preserve">    </w:t>
+            </w:r>
+            <w:r>
+              <w:rPr>
+                <w:sz w:val="22"/>
+                <w:szCs w:val="20"/>
+                <w:lang w:val="en-US"/>
+              </w:rPr>
+              <w:t>time</w:t>
+            </w:r>
+            <w:r>
+              <w:rPr>
+                <w:sz w:val="22"/>
+                <w:szCs w:val="20"/>
+              </w:rPr>
+              <w:t>.__</w:t>
+            </w:r>
+            <w:proofErr w:type="spellStart"/>
+            <w:r>
+              <w:rPr>
+                <w:sz w:val="22"/>
+                <w:szCs w:val="20"/>
+                <w:lang w:val="en-US"/>
+              </w:rPr>
+              <w:t>init</w:t>
+            </w:r>
+            <w:proofErr w:type="spellEnd"/>
+            <w:r>
+              <w:rPr>
+                <w:sz w:val="22"/>
+                <w:szCs w:val="20"/>
+              </w:rPr>
+              <w:t>__</w:t>
             </w:r>
           </w:p>
           <w:p>
@@ -5731,7 +7613,21 @@
         <w:rPr>
           <w:sz w:val="28"/>
         </w:rPr>
-        <w:t>Реализовать класс Account, представляющий собой банковский счет. В классе должны быть</w:t>
+        <w:t xml:space="preserve">Реализовать класс </w:t>
+      </w:r>
+      <w:proofErr w:type="spellStart"/>
+      <w:r>
+        <w:rPr>
+          <w:sz w:val="28"/>
+        </w:rPr>
+        <w:t>Account</w:t>
+      </w:r>
+      <w:proofErr w:type="spellEnd"/>
+      <w:r>
+        <w:rPr>
+          <w:sz w:val="28"/>
+        </w:rPr>
+        <w:t>, представляющий собой банковский счет. В классе должны быть</w:t>
       </w:r>
       <w:r>
         <w:rPr>
@@ -6118,7 +8014,25 @@
                 <w:szCs w:val="20"/>
                 <w:lang w:val="en-US"/>
               </w:rPr>
-              <w:t xml:space="preserve">    def __init__(self, surname, number, percent, cash):</w:t>
+              <w:t xml:space="preserve">    def __</w:t>
+            </w:r>
+            <w:proofErr w:type="spellStart"/>
+            <w:r>
+              <w:rPr>
+                <w:sz w:val="22"/>
+                <w:szCs w:val="20"/>
+                <w:lang w:val="en-US"/>
+              </w:rPr>
+              <w:t>init</w:t>
+            </w:r>
+            <w:proofErr w:type="spellEnd"/>
+            <w:r>
+              <w:rPr>
+                <w:sz w:val="22"/>
+                <w:szCs w:val="20"/>
+                <w:lang w:val="en-US"/>
+              </w:rPr>
+              <w:t>__(self, surname, number, percent, cash):</w:t>
             </w:r>
           </w:p>
           <w:p>
@@ -6246,77 +8160,159 @@
               </w:rPr>
               <w:t xml:space="preserve">        </w:t>
             </w:r>
-            <w:r>
-              <w:rPr>
-                <w:sz w:val="22"/>
-                <w:szCs w:val="20"/>
-                <w:lang w:val="en-US"/>
-              </w:rPr>
-              <w:t>self.number = str(number)</w:t>
-            </w:r>
-          </w:p>
-          <w:p>
-            <w:pPr>
-              <w:jc w:val="both"/>
-              <w:rPr>
-                <w:sz w:val="22"/>
-                <w:szCs w:val="20"/>
-                <w:lang w:val="en-US"/>
-              </w:rPr>
-            </w:pPr>
-            <w:r>
-              <w:rPr>
-                <w:sz w:val="22"/>
-                <w:szCs w:val="20"/>
-                <w:lang w:val="en-US"/>
-              </w:rPr>
-              <w:t xml:space="preserve">        self.percent = float(percent)</w:t>
-            </w:r>
-          </w:p>
-          <w:p>
-            <w:pPr>
-              <w:jc w:val="both"/>
-              <w:rPr>
-                <w:sz w:val="22"/>
-                <w:szCs w:val="20"/>
-                <w:lang w:val="en-US"/>
-              </w:rPr>
-            </w:pPr>
-            <w:r>
-              <w:rPr>
-                <w:sz w:val="22"/>
-                <w:szCs w:val="20"/>
-                <w:lang w:val="en-US"/>
-              </w:rPr>
-              <w:t xml:space="preserve">        self.cash = float(cash)</w:t>
-            </w:r>
-          </w:p>
-          <w:p>
-            <w:pPr>
-              <w:jc w:val="both"/>
-              <w:rPr>
-                <w:sz w:val="22"/>
-                <w:szCs w:val="20"/>
-                <w:lang w:val="en-US"/>
-              </w:rPr>
-            </w:pPr>
-          </w:p>
-          <w:p>
-            <w:pPr>
-              <w:jc w:val="both"/>
-              <w:rPr>
-                <w:sz w:val="22"/>
-                <w:szCs w:val="20"/>
-                <w:lang w:val="en-US"/>
-              </w:rPr>
-            </w:pPr>
-            <w:r>
-              <w:rPr>
-                <w:sz w:val="22"/>
-                <w:szCs w:val="20"/>
-                <w:lang w:val="en-US"/>
-              </w:rPr>
-              <w:t xml:space="preserve">    def change_owner(self, newOwner):</w:t>
+            <w:proofErr w:type="spellStart"/>
+            <w:r>
+              <w:rPr>
+                <w:sz w:val="22"/>
+                <w:szCs w:val="20"/>
+                <w:lang w:val="en-US"/>
+              </w:rPr>
+              <w:t>self.number</w:t>
+            </w:r>
+            <w:proofErr w:type="spellEnd"/>
+            <w:r>
+              <w:rPr>
+                <w:sz w:val="22"/>
+                <w:szCs w:val="20"/>
+                <w:lang w:val="en-US"/>
+              </w:rPr>
+              <w:t xml:space="preserve"> = str(number)</w:t>
+            </w:r>
+          </w:p>
+          <w:p>
+            <w:pPr>
+              <w:jc w:val="both"/>
+              <w:rPr>
+                <w:sz w:val="22"/>
+                <w:szCs w:val="20"/>
+                <w:lang w:val="en-US"/>
+              </w:rPr>
+            </w:pPr>
+            <w:r>
+              <w:rPr>
+                <w:sz w:val="22"/>
+                <w:szCs w:val="20"/>
+                <w:lang w:val="en-US"/>
+              </w:rPr>
+              <w:t xml:space="preserve">        </w:t>
+            </w:r>
+            <w:proofErr w:type="spellStart"/>
+            <w:r>
+              <w:rPr>
+                <w:sz w:val="22"/>
+                <w:szCs w:val="20"/>
+                <w:lang w:val="en-US"/>
+              </w:rPr>
+              <w:t>self.percent</w:t>
+            </w:r>
+            <w:proofErr w:type="spellEnd"/>
+            <w:r>
+              <w:rPr>
+                <w:sz w:val="22"/>
+                <w:szCs w:val="20"/>
+                <w:lang w:val="en-US"/>
+              </w:rPr>
+              <w:t xml:space="preserve"> = float(percent)</w:t>
+            </w:r>
+          </w:p>
+          <w:p>
+            <w:pPr>
+              <w:jc w:val="both"/>
+              <w:rPr>
+                <w:sz w:val="22"/>
+                <w:szCs w:val="20"/>
+                <w:lang w:val="en-US"/>
+              </w:rPr>
+            </w:pPr>
+            <w:r>
+              <w:rPr>
+                <w:sz w:val="22"/>
+                <w:szCs w:val="20"/>
+                <w:lang w:val="en-US"/>
+              </w:rPr>
+              <w:t xml:space="preserve">        </w:t>
+            </w:r>
+            <w:proofErr w:type="spellStart"/>
+            <w:r>
+              <w:rPr>
+                <w:sz w:val="22"/>
+                <w:szCs w:val="20"/>
+                <w:lang w:val="en-US"/>
+              </w:rPr>
+              <w:t>self.cash</w:t>
+            </w:r>
+            <w:proofErr w:type="spellEnd"/>
+            <w:r>
+              <w:rPr>
+                <w:sz w:val="22"/>
+                <w:szCs w:val="20"/>
+                <w:lang w:val="en-US"/>
+              </w:rPr>
+              <w:t xml:space="preserve"> = float(cash)</w:t>
+            </w:r>
+          </w:p>
+          <w:p>
+            <w:pPr>
+              <w:jc w:val="both"/>
+              <w:rPr>
+                <w:sz w:val="22"/>
+                <w:szCs w:val="20"/>
+                <w:lang w:val="en-US"/>
+              </w:rPr>
+            </w:pPr>
+          </w:p>
+          <w:p>
+            <w:pPr>
+              <w:jc w:val="both"/>
+              <w:rPr>
+                <w:sz w:val="22"/>
+                <w:szCs w:val="20"/>
+                <w:lang w:val="en-US"/>
+              </w:rPr>
+            </w:pPr>
+            <w:r>
+              <w:rPr>
+                <w:sz w:val="22"/>
+                <w:szCs w:val="20"/>
+                <w:lang w:val="en-US"/>
+              </w:rPr>
+              <w:t xml:space="preserve">    def </w:t>
+            </w:r>
+            <w:proofErr w:type="spellStart"/>
+            <w:r>
+              <w:rPr>
+                <w:sz w:val="22"/>
+                <w:szCs w:val="20"/>
+                <w:lang w:val="en-US"/>
+              </w:rPr>
+              <w:t>change_owner</w:t>
+            </w:r>
+            <w:proofErr w:type="spellEnd"/>
+            <w:r>
+              <w:rPr>
+                <w:sz w:val="22"/>
+                <w:szCs w:val="20"/>
+                <w:lang w:val="en-US"/>
+              </w:rPr>
+              <w:t xml:space="preserve">(self, </w:t>
+            </w:r>
+            <w:proofErr w:type="spellStart"/>
+            <w:r>
+              <w:rPr>
+                <w:sz w:val="22"/>
+                <w:szCs w:val="20"/>
+                <w:lang w:val="en-US"/>
+              </w:rPr>
+              <w:t>newOwner</w:t>
+            </w:r>
+            <w:proofErr w:type="spellEnd"/>
+            <w:r>
+              <w:rPr>
+                <w:sz w:val="22"/>
+                <w:szCs w:val="20"/>
+                <w:lang w:val="en-US"/>
+              </w:rPr>
+              <w:t>):</w:t>
             </w:r>
           </w:p>
           <w:p>
@@ -6335,36 +8331,136 @@
                 <w:lang w:val="en-US"/>
               </w:rPr>
               <w:lastRenderedPageBreak/>
-              <w:t xml:space="preserve">        'Метод смены владельца счёта'</w:t>
-            </w:r>
-          </w:p>
-          <w:p>
-            <w:pPr>
-              <w:jc w:val="both"/>
-              <w:rPr>
-                <w:sz w:val="22"/>
-                <w:szCs w:val="20"/>
-                <w:lang w:val="en-US"/>
-              </w:rPr>
-            </w:pPr>
-          </w:p>
-          <w:p>
-            <w:pPr>
-              <w:jc w:val="both"/>
-              <w:rPr>
-                <w:sz w:val="22"/>
-                <w:szCs w:val="20"/>
-                <w:lang w:val="en-US"/>
-              </w:rPr>
-            </w:pPr>
-            <w:r>
-              <w:rPr>
-                <w:sz w:val="22"/>
-                <w:szCs w:val="20"/>
-                <w:lang w:val="en-US"/>
-              </w:rPr>
-              <w:t xml:space="preserve">        self.surname = newOwner</w:t>
-            </w:r>
+              <w:t xml:space="preserve">        '</w:t>
+            </w:r>
+            <w:proofErr w:type="spellStart"/>
+            <w:r>
+              <w:rPr>
+                <w:sz w:val="22"/>
+                <w:szCs w:val="20"/>
+                <w:lang w:val="en-US"/>
+              </w:rPr>
+              <w:t>Метод</w:t>
+            </w:r>
+            <w:proofErr w:type="spellEnd"/>
+            <w:r>
+              <w:rPr>
+                <w:sz w:val="22"/>
+                <w:szCs w:val="20"/>
+                <w:lang w:val="en-US"/>
+              </w:rPr>
+              <w:t xml:space="preserve"> </w:t>
+            </w:r>
+            <w:proofErr w:type="spellStart"/>
+            <w:r>
+              <w:rPr>
+                <w:sz w:val="22"/>
+                <w:szCs w:val="20"/>
+                <w:lang w:val="en-US"/>
+              </w:rPr>
+              <w:t>смены</w:t>
+            </w:r>
+            <w:proofErr w:type="spellEnd"/>
+            <w:r>
+              <w:rPr>
+                <w:sz w:val="22"/>
+                <w:szCs w:val="20"/>
+                <w:lang w:val="en-US"/>
+              </w:rPr>
+              <w:t xml:space="preserve"> </w:t>
+            </w:r>
+            <w:proofErr w:type="spellStart"/>
+            <w:r>
+              <w:rPr>
+                <w:sz w:val="22"/>
+                <w:szCs w:val="20"/>
+                <w:lang w:val="en-US"/>
+              </w:rPr>
+              <w:t>владельца</w:t>
+            </w:r>
+            <w:proofErr w:type="spellEnd"/>
+            <w:r>
+              <w:rPr>
+                <w:sz w:val="22"/>
+                <w:szCs w:val="20"/>
+                <w:lang w:val="en-US"/>
+              </w:rPr>
+              <w:t xml:space="preserve"> </w:t>
+            </w:r>
+            <w:proofErr w:type="spellStart"/>
+            <w:r>
+              <w:rPr>
+                <w:sz w:val="22"/>
+                <w:szCs w:val="20"/>
+                <w:lang w:val="en-US"/>
+              </w:rPr>
+              <w:t>счёта</w:t>
+            </w:r>
+            <w:proofErr w:type="spellEnd"/>
+            <w:r>
+              <w:rPr>
+                <w:sz w:val="22"/>
+                <w:szCs w:val="20"/>
+                <w:lang w:val="en-US"/>
+              </w:rPr>
+              <w:t>'</w:t>
+            </w:r>
+          </w:p>
+          <w:p>
+            <w:pPr>
+              <w:jc w:val="both"/>
+              <w:rPr>
+                <w:sz w:val="22"/>
+                <w:szCs w:val="20"/>
+                <w:lang w:val="en-US"/>
+              </w:rPr>
+            </w:pPr>
+          </w:p>
+          <w:p>
+            <w:pPr>
+              <w:jc w:val="both"/>
+              <w:rPr>
+                <w:sz w:val="22"/>
+                <w:szCs w:val="20"/>
+                <w:lang w:val="en-US"/>
+              </w:rPr>
+            </w:pPr>
+            <w:r>
+              <w:rPr>
+                <w:sz w:val="22"/>
+                <w:szCs w:val="20"/>
+                <w:lang w:val="en-US"/>
+              </w:rPr>
+              <w:t xml:space="preserve">        </w:t>
+            </w:r>
+            <w:proofErr w:type="spellStart"/>
+            <w:r>
+              <w:rPr>
+                <w:sz w:val="22"/>
+                <w:szCs w:val="20"/>
+                <w:lang w:val="en-US"/>
+              </w:rPr>
+              <w:t>self.surname</w:t>
+            </w:r>
+            <w:proofErr w:type="spellEnd"/>
+            <w:r>
+              <w:rPr>
+                <w:sz w:val="22"/>
+                <w:szCs w:val="20"/>
+                <w:lang w:val="en-US"/>
+              </w:rPr>
+              <w:t xml:space="preserve"> = </w:t>
+            </w:r>
+            <w:proofErr w:type="spellStart"/>
+            <w:r>
+              <w:rPr>
+                <w:sz w:val="22"/>
+                <w:szCs w:val="20"/>
+                <w:lang w:val="en-US"/>
+              </w:rPr>
+              <w:t>newOwner</w:t>
+            </w:r>
+            <w:proofErr w:type="spellEnd"/>
           </w:p>
           <w:p>
             <w:pPr>
@@ -6613,73 +8709,127 @@
                 <w:szCs w:val="20"/>
                 <w:lang w:val="en-US"/>
               </w:rPr>
-              <w:t>f"{self.cash}")</w:t>
-            </w:r>
-          </w:p>
-          <w:p>
-            <w:pPr>
-              <w:jc w:val="both"/>
-              <w:rPr>
-                <w:sz w:val="22"/>
-                <w:szCs w:val="20"/>
-                <w:lang w:val="en-US"/>
-              </w:rPr>
-            </w:pPr>
-          </w:p>
-          <w:p>
-            <w:pPr>
-              <w:jc w:val="both"/>
-              <w:rPr>
-                <w:sz w:val="22"/>
-                <w:szCs w:val="20"/>
-                <w:lang w:val="en-US"/>
-              </w:rPr>
-            </w:pPr>
-          </w:p>
-          <w:p>
-            <w:pPr>
-              <w:jc w:val="both"/>
-              <w:rPr>
-                <w:sz w:val="22"/>
-                <w:szCs w:val="20"/>
-                <w:lang w:val="en-US"/>
-              </w:rPr>
-            </w:pPr>
-            <w:r>
-              <w:rPr>
-                <w:sz w:val="22"/>
-                <w:szCs w:val="20"/>
-                <w:lang w:val="en-US"/>
-              </w:rPr>
-              <w:t>class AccountManagement:</w:t>
-            </w:r>
-          </w:p>
-          <w:p>
-            <w:pPr>
-              <w:jc w:val="both"/>
-              <w:rPr>
-                <w:sz w:val="22"/>
-                <w:szCs w:val="20"/>
-                <w:lang w:val="en-US"/>
-              </w:rPr>
-            </w:pPr>
-          </w:p>
-          <w:p>
-            <w:pPr>
-              <w:jc w:val="both"/>
-              <w:rPr>
-                <w:sz w:val="22"/>
-                <w:szCs w:val="20"/>
-                <w:lang w:val="en-US"/>
-              </w:rPr>
-            </w:pPr>
-            <w:r>
-              <w:rPr>
-                <w:sz w:val="22"/>
-                <w:szCs w:val="20"/>
-                <w:lang w:val="en-US"/>
-              </w:rPr>
-              <w:t xml:space="preserve">    def withdraw_money(self, money, account: Account):</w:t>
+              <w:t>f"{</w:t>
+            </w:r>
+            <w:proofErr w:type="spellStart"/>
+            <w:r>
+              <w:rPr>
+                <w:sz w:val="22"/>
+                <w:szCs w:val="20"/>
+                <w:lang w:val="en-US"/>
+              </w:rPr>
+              <w:t>self.cash</w:t>
+            </w:r>
+            <w:proofErr w:type="spellEnd"/>
+            <w:r>
+              <w:rPr>
+                <w:sz w:val="22"/>
+                <w:szCs w:val="20"/>
+                <w:lang w:val="en-US"/>
+              </w:rPr>
+              <w:t>}")</w:t>
+            </w:r>
+          </w:p>
+          <w:p>
+            <w:pPr>
+              <w:jc w:val="both"/>
+              <w:rPr>
+                <w:sz w:val="22"/>
+                <w:szCs w:val="20"/>
+                <w:lang w:val="en-US"/>
+              </w:rPr>
+            </w:pPr>
+          </w:p>
+          <w:p>
+            <w:pPr>
+              <w:jc w:val="both"/>
+              <w:rPr>
+                <w:sz w:val="22"/>
+                <w:szCs w:val="20"/>
+                <w:lang w:val="en-US"/>
+              </w:rPr>
+            </w:pPr>
+          </w:p>
+          <w:p>
+            <w:pPr>
+              <w:jc w:val="both"/>
+              <w:rPr>
+                <w:sz w:val="22"/>
+                <w:szCs w:val="20"/>
+                <w:lang w:val="en-US"/>
+              </w:rPr>
+            </w:pPr>
+            <w:r>
+              <w:rPr>
+                <w:sz w:val="22"/>
+                <w:szCs w:val="20"/>
+                <w:lang w:val="en-US"/>
+              </w:rPr>
+              <w:t xml:space="preserve">class </w:t>
+            </w:r>
+            <w:proofErr w:type="spellStart"/>
+            <w:r>
+              <w:rPr>
+                <w:sz w:val="22"/>
+                <w:szCs w:val="20"/>
+                <w:lang w:val="en-US"/>
+              </w:rPr>
+              <w:t>AccountManagement</w:t>
+            </w:r>
+            <w:proofErr w:type="spellEnd"/>
+            <w:r>
+              <w:rPr>
+                <w:sz w:val="22"/>
+                <w:szCs w:val="20"/>
+                <w:lang w:val="en-US"/>
+              </w:rPr>
+              <w:t>:</w:t>
+            </w:r>
+          </w:p>
+          <w:p>
+            <w:pPr>
+              <w:jc w:val="both"/>
+              <w:rPr>
+                <w:sz w:val="22"/>
+                <w:szCs w:val="20"/>
+                <w:lang w:val="en-US"/>
+              </w:rPr>
+            </w:pPr>
+          </w:p>
+          <w:p>
+            <w:pPr>
+              <w:jc w:val="both"/>
+              <w:rPr>
+                <w:sz w:val="22"/>
+                <w:szCs w:val="20"/>
+                <w:lang w:val="en-US"/>
+              </w:rPr>
+            </w:pPr>
+            <w:r>
+              <w:rPr>
+                <w:sz w:val="22"/>
+                <w:szCs w:val="20"/>
+                <w:lang w:val="en-US"/>
+              </w:rPr>
+              <w:t xml:space="preserve">    def </w:t>
+            </w:r>
+            <w:proofErr w:type="spellStart"/>
+            <w:r>
+              <w:rPr>
+                <w:sz w:val="22"/>
+                <w:szCs w:val="20"/>
+                <w:lang w:val="en-US"/>
+              </w:rPr>
+              <w:t>withdraw_money</w:t>
+            </w:r>
+            <w:proofErr w:type="spellEnd"/>
+            <w:r>
+              <w:rPr>
+                <w:sz w:val="22"/>
+                <w:szCs w:val="20"/>
+                <w:lang w:val="en-US"/>
+              </w:rPr>
+              <w:t>(self, money, account: Account):</w:t>
             </w:r>
           </w:p>
           <w:p>
@@ -6737,25 +8887,61 @@
                 <w:szCs w:val="20"/>
                 <w:lang w:val="en-US"/>
               </w:rPr>
-              <w:t>if account.cash &gt;= int(money):</w:t>
-            </w:r>
-          </w:p>
-          <w:p>
-            <w:pPr>
-              <w:jc w:val="both"/>
-              <w:rPr>
-                <w:sz w:val="22"/>
-                <w:szCs w:val="20"/>
-                <w:lang w:val="en-US"/>
-              </w:rPr>
-            </w:pPr>
-            <w:r>
-              <w:rPr>
-                <w:sz w:val="22"/>
-                <w:szCs w:val="20"/>
-                <w:lang w:val="en-US"/>
-              </w:rPr>
-              <w:t xml:space="preserve">            account.cash -= int(money)</w:t>
+              <w:t xml:space="preserve">if </w:t>
+            </w:r>
+            <w:proofErr w:type="spellStart"/>
+            <w:r>
+              <w:rPr>
+                <w:sz w:val="22"/>
+                <w:szCs w:val="20"/>
+                <w:lang w:val="en-US"/>
+              </w:rPr>
+              <w:t>account.cash</w:t>
+            </w:r>
+            <w:proofErr w:type="spellEnd"/>
+            <w:r>
+              <w:rPr>
+                <w:sz w:val="22"/>
+                <w:szCs w:val="20"/>
+                <w:lang w:val="en-US"/>
+              </w:rPr>
+              <w:t xml:space="preserve"> &gt;= int(money):</w:t>
+            </w:r>
+          </w:p>
+          <w:p>
+            <w:pPr>
+              <w:jc w:val="both"/>
+              <w:rPr>
+                <w:sz w:val="22"/>
+                <w:szCs w:val="20"/>
+                <w:lang w:val="en-US"/>
+              </w:rPr>
+            </w:pPr>
+            <w:r>
+              <w:rPr>
+                <w:sz w:val="22"/>
+                <w:szCs w:val="20"/>
+                <w:lang w:val="en-US"/>
+              </w:rPr>
+              <w:t xml:space="preserve">            </w:t>
+            </w:r>
+            <w:proofErr w:type="spellStart"/>
+            <w:r>
+              <w:rPr>
+                <w:sz w:val="22"/>
+                <w:szCs w:val="20"/>
+                <w:lang w:val="en-US"/>
+              </w:rPr>
+              <w:t>account.cash</w:t>
+            </w:r>
+            <w:proofErr w:type="spellEnd"/>
+            <w:r>
+              <w:rPr>
+                <w:sz w:val="22"/>
+                <w:szCs w:val="20"/>
+                <w:lang w:val="en-US"/>
+              </w:rPr>
+              <w:t xml:space="preserve"> -= int(money)</w:t>
             </w:r>
           </w:p>
           <w:p>
@@ -6831,7 +9017,25 @@
                 <w:szCs w:val="20"/>
                 <w:lang w:val="en-US"/>
               </w:rPr>
-              <w:t>def put_money(self, money, account: Account):</w:t>
+              <w:t xml:space="preserve">def </w:t>
+            </w:r>
+            <w:proofErr w:type="spellStart"/>
+            <w:r>
+              <w:rPr>
+                <w:sz w:val="22"/>
+                <w:szCs w:val="20"/>
+                <w:lang w:val="en-US"/>
+              </w:rPr>
+              <w:t>put_money</w:t>
+            </w:r>
+            <w:proofErr w:type="spellEnd"/>
+            <w:r>
+              <w:rPr>
+                <w:sz w:val="22"/>
+                <w:szCs w:val="20"/>
+                <w:lang w:val="en-US"/>
+              </w:rPr>
+              <w:t>(self, money, account: Account):</w:t>
             </w:r>
           </w:p>
           <w:p>
@@ -6883,171 +9087,353 @@
               </w:rPr>
               <w:t xml:space="preserve">        </w:t>
             </w:r>
-            <w:r>
-              <w:rPr>
-                <w:sz w:val="22"/>
-                <w:szCs w:val="20"/>
-                <w:lang w:val="en-US"/>
-              </w:rPr>
-              <w:t>account.cash += int(money)</w:t>
-            </w:r>
-          </w:p>
-          <w:p>
-            <w:pPr>
-              <w:jc w:val="both"/>
-              <w:rPr>
-                <w:sz w:val="22"/>
-                <w:szCs w:val="20"/>
-                <w:lang w:val="en-US"/>
-              </w:rPr>
-            </w:pPr>
-          </w:p>
-          <w:p>
-            <w:pPr>
-              <w:jc w:val="both"/>
-              <w:rPr>
-                <w:sz w:val="22"/>
-                <w:szCs w:val="20"/>
-                <w:lang w:val="en-US"/>
-              </w:rPr>
-            </w:pPr>
-          </w:p>
-          <w:p>
-            <w:pPr>
-              <w:jc w:val="both"/>
-              <w:rPr>
-                <w:sz w:val="22"/>
-                <w:szCs w:val="20"/>
-                <w:lang w:val="en-US"/>
-              </w:rPr>
-            </w:pPr>
-            <w:r>
-              <w:rPr>
-                <w:sz w:val="22"/>
-                <w:szCs w:val="20"/>
-                <w:lang w:val="en-US"/>
-              </w:rPr>
-              <w:t>class InterestHandler:</w:t>
-            </w:r>
-          </w:p>
-          <w:p>
-            <w:pPr>
-              <w:jc w:val="both"/>
-              <w:rPr>
-                <w:sz w:val="22"/>
-                <w:szCs w:val="20"/>
-                <w:lang w:val="en-US"/>
-              </w:rPr>
-            </w:pPr>
-          </w:p>
-          <w:p>
-            <w:pPr>
-              <w:jc w:val="both"/>
-              <w:rPr>
-                <w:sz w:val="22"/>
-                <w:szCs w:val="20"/>
-                <w:lang w:val="en-US"/>
-              </w:rPr>
-            </w:pPr>
-            <w:r>
-              <w:rPr>
-                <w:sz w:val="22"/>
-                <w:szCs w:val="20"/>
-                <w:lang w:val="en-US"/>
-              </w:rPr>
-              <w:t xml:space="preserve">    def __init__(self, account: Account):</w:t>
-            </w:r>
-          </w:p>
-          <w:p>
-            <w:pPr>
-              <w:jc w:val="both"/>
-              <w:rPr>
-                <w:sz w:val="22"/>
-                <w:szCs w:val="20"/>
-                <w:lang w:val="en-US"/>
-              </w:rPr>
-            </w:pPr>
-            <w:r>
-              <w:rPr>
-                <w:sz w:val="22"/>
-                <w:szCs w:val="20"/>
-                <w:lang w:val="en-US"/>
-              </w:rPr>
-              <w:t xml:space="preserve">        'Метод инициализации'</w:t>
-            </w:r>
-          </w:p>
-          <w:p>
-            <w:pPr>
-              <w:jc w:val="both"/>
-              <w:rPr>
-                <w:sz w:val="22"/>
-                <w:szCs w:val="20"/>
-                <w:lang w:val="en-US"/>
-              </w:rPr>
-            </w:pPr>
-          </w:p>
-          <w:p>
-            <w:pPr>
-              <w:jc w:val="both"/>
-              <w:rPr>
-                <w:sz w:val="22"/>
-                <w:szCs w:val="20"/>
-                <w:lang w:val="en-US"/>
-              </w:rPr>
-            </w:pPr>
-            <w:r>
-              <w:rPr>
-                <w:sz w:val="22"/>
-                <w:szCs w:val="20"/>
-                <w:lang w:val="en-US"/>
-              </w:rPr>
-              <w:t xml:space="preserve">        self.percent = account.percent</w:t>
-            </w:r>
-          </w:p>
-          <w:p>
-            <w:pPr>
-              <w:jc w:val="both"/>
-              <w:rPr>
-                <w:sz w:val="22"/>
-                <w:szCs w:val="20"/>
-                <w:lang w:val="en-US"/>
-              </w:rPr>
-            </w:pPr>
-          </w:p>
-          <w:p>
-            <w:pPr>
-              <w:jc w:val="both"/>
-              <w:rPr>
-                <w:sz w:val="22"/>
-                <w:szCs w:val="20"/>
-                <w:lang w:val="en-US"/>
-              </w:rPr>
-            </w:pPr>
-            <w:r>
-              <w:rPr>
-                <w:sz w:val="22"/>
-                <w:szCs w:val="20"/>
-                <w:lang w:val="en-US"/>
-              </w:rPr>
-              <w:t xml:space="preserve">    def accrue_percent(self, account: Account):</w:t>
-            </w:r>
-          </w:p>
-          <w:p>
-            <w:pPr>
-              <w:jc w:val="both"/>
-              <w:rPr>
-                <w:sz w:val="22"/>
-                <w:szCs w:val="20"/>
-                <w:lang w:val="en-US"/>
-              </w:rPr>
-            </w:pPr>
-            <w:r>
-              <w:rPr>
-                <w:sz w:val="22"/>
-                <w:szCs w:val="20"/>
-                <w:lang w:val="en-US"/>
-              </w:rPr>
-              <w:t xml:space="preserve">        account.cash += account.cash * self.percent / 100</w:t>
+            <w:proofErr w:type="spellStart"/>
+            <w:r>
+              <w:rPr>
+                <w:sz w:val="22"/>
+                <w:szCs w:val="20"/>
+                <w:lang w:val="en-US"/>
+              </w:rPr>
+              <w:t>account.cash</w:t>
+            </w:r>
+            <w:proofErr w:type="spellEnd"/>
+            <w:r>
+              <w:rPr>
+                <w:sz w:val="22"/>
+                <w:szCs w:val="20"/>
+                <w:lang w:val="en-US"/>
+              </w:rPr>
+              <w:t xml:space="preserve"> += int(money)</w:t>
+            </w:r>
+          </w:p>
+          <w:p>
+            <w:pPr>
+              <w:jc w:val="both"/>
+              <w:rPr>
+                <w:sz w:val="22"/>
+                <w:szCs w:val="20"/>
+                <w:lang w:val="en-US"/>
+              </w:rPr>
+            </w:pPr>
+          </w:p>
+          <w:p>
+            <w:pPr>
+              <w:jc w:val="both"/>
+              <w:rPr>
+                <w:sz w:val="22"/>
+                <w:szCs w:val="20"/>
+                <w:lang w:val="en-US"/>
+              </w:rPr>
+            </w:pPr>
+          </w:p>
+          <w:p>
+            <w:pPr>
+              <w:jc w:val="both"/>
+              <w:rPr>
+                <w:sz w:val="22"/>
+                <w:szCs w:val="20"/>
+                <w:lang w:val="en-US"/>
+              </w:rPr>
+            </w:pPr>
+            <w:r>
+              <w:rPr>
+                <w:sz w:val="22"/>
+                <w:szCs w:val="20"/>
+                <w:lang w:val="en-US"/>
+              </w:rPr>
+              <w:t xml:space="preserve">class </w:t>
+            </w:r>
+            <w:proofErr w:type="spellStart"/>
+            <w:r>
+              <w:rPr>
+                <w:sz w:val="22"/>
+                <w:szCs w:val="20"/>
+                <w:lang w:val="en-US"/>
+              </w:rPr>
+              <w:t>InterestHandler</w:t>
+            </w:r>
+            <w:proofErr w:type="spellEnd"/>
+            <w:r>
+              <w:rPr>
+                <w:sz w:val="22"/>
+                <w:szCs w:val="20"/>
+                <w:lang w:val="en-US"/>
+              </w:rPr>
+              <w:t>:</w:t>
+            </w:r>
+          </w:p>
+          <w:p>
+            <w:pPr>
+              <w:jc w:val="both"/>
+              <w:rPr>
+                <w:sz w:val="22"/>
+                <w:szCs w:val="20"/>
+                <w:lang w:val="en-US"/>
+              </w:rPr>
+            </w:pPr>
+          </w:p>
+          <w:p>
+            <w:pPr>
+              <w:jc w:val="both"/>
+              <w:rPr>
+                <w:sz w:val="22"/>
+                <w:szCs w:val="20"/>
+                <w:lang w:val="en-US"/>
+              </w:rPr>
+            </w:pPr>
+            <w:r>
+              <w:rPr>
+                <w:sz w:val="22"/>
+                <w:szCs w:val="20"/>
+                <w:lang w:val="en-US"/>
+              </w:rPr>
+              <w:t xml:space="preserve">    def __</w:t>
+            </w:r>
+            <w:proofErr w:type="spellStart"/>
+            <w:r>
+              <w:rPr>
+                <w:sz w:val="22"/>
+                <w:szCs w:val="20"/>
+                <w:lang w:val="en-US"/>
+              </w:rPr>
+              <w:t>init</w:t>
+            </w:r>
+            <w:proofErr w:type="spellEnd"/>
+            <w:r>
+              <w:rPr>
+                <w:sz w:val="22"/>
+                <w:szCs w:val="20"/>
+                <w:lang w:val="en-US"/>
+              </w:rPr>
+              <w:t>__(self, account: Account):</w:t>
+            </w:r>
+          </w:p>
+          <w:p>
+            <w:pPr>
+              <w:jc w:val="both"/>
+              <w:rPr>
+                <w:sz w:val="22"/>
+                <w:szCs w:val="20"/>
+                <w:lang w:val="en-US"/>
+              </w:rPr>
+            </w:pPr>
+            <w:r>
+              <w:rPr>
+                <w:sz w:val="22"/>
+                <w:szCs w:val="20"/>
+                <w:lang w:val="en-US"/>
+              </w:rPr>
+              <w:t xml:space="preserve">        '</w:t>
+            </w:r>
+            <w:proofErr w:type="spellStart"/>
+            <w:r>
+              <w:rPr>
+                <w:sz w:val="22"/>
+                <w:szCs w:val="20"/>
+                <w:lang w:val="en-US"/>
+              </w:rPr>
+              <w:t>Метод</w:t>
+            </w:r>
+            <w:proofErr w:type="spellEnd"/>
+            <w:r>
+              <w:rPr>
+                <w:sz w:val="22"/>
+                <w:szCs w:val="20"/>
+                <w:lang w:val="en-US"/>
+              </w:rPr>
+              <w:t xml:space="preserve"> </w:t>
+            </w:r>
+            <w:proofErr w:type="spellStart"/>
+            <w:r>
+              <w:rPr>
+                <w:sz w:val="22"/>
+                <w:szCs w:val="20"/>
+                <w:lang w:val="en-US"/>
+              </w:rPr>
+              <w:t>инициализации</w:t>
+            </w:r>
+            <w:proofErr w:type="spellEnd"/>
+            <w:r>
+              <w:rPr>
+                <w:sz w:val="22"/>
+                <w:szCs w:val="20"/>
+                <w:lang w:val="en-US"/>
+              </w:rPr>
+              <w:t>'</w:t>
+            </w:r>
+          </w:p>
+          <w:p>
+            <w:pPr>
+              <w:jc w:val="both"/>
+              <w:rPr>
+                <w:sz w:val="22"/>
+                <w:szCs w:val="20"/>
+                <w:lang w:val="en-US"/>
+              </w:rPr>
+            </w:pPr>
+          </w:p>
+          <w:p>
+            <w:pPr>
+              <w:jc w:val="both"/>
+              <w:rPr>
+                <w:sz w:val="22"/>
+                <w:szCs w:val="20"/>
+                <w:lang w:val="en-US"/>
+              </w:rPr>
+            </w:pPr>
+            <w:r>
+              <w:rPr>
+                <w:sz w:val="22"/>
+                <w:szCs w:val="20"/>
+                <w:lang w:val="en-US"/>
+              </w:rPr>
+              <w:t xml:space="preserve">        </w:t>
+            </w:r>
+            <w:proofErr w:type="spellStart"/>
+            <w:r>
+              <w:rPr>
+                <w:sz w:val="22"/>
+                <w:szCs w:val="20"/>
+                <w:lang w:val="en-US"/>
+              </w:rPr>
+              <w:t>self.percent</w:t>
+            </w:r>
+            <w:proofErr w:type="spellEnd"/>
+            <w:r>
+              <w:rPr>
+                <w:sz w:val="22"/>
+                <w:szCs w:val="20"/>
+                <w:lang w:val="en-US"/>
+              </w:rPr>
+              <w:t xml:space="preserve"> = </w:t>
+            </w:r>
+            <w:proofErr w:type="spellStart"/>
+            <w:r>
+              <w:rPr>
+                <w:sz w:val="22"/>
+                <w:szCs w:val="20"/>
+                <w:lang w:val="en-US"/>
+              </w:rPr>
+              <w:t>account.percent</w:t>
+            </w:r>
+            <w:proofErr w:type="spellEnd"/>
+          </w:p>
+          <w:p>
+            <w:pPr>
+              <w:jc w:val="both"/>
+              <w:rPr>
+                <w:sz w:val="22"/>
+                <w:szCs w:val="20"/>
+                <w:lang w:val="en-US"/>
+              </w:rPr>
+            </w:pPr>
+          </w:p>
+          <w:p>
+            <w:pPr>
+              <w:jc w:val="both"/>
+              <w:rPr>
+                <w:sz w:val="22"/>
+                <w:szCs w:val="20"/>
+                <w:lang w:val="en-US"/>
+              </w:rPr>
+            </w:pPr>
+            <w:r>
+              <w:rPr>
+                <w:sz w:val="22"/>
+                <w:szCs w:val="20"/>
+                <w:lang w:val="en-US"/>
+              </w:rPr>
+              <w:t xml:space="preserve">    def </w:t>
+            </w:r>
+            <w:proofErr w:type="spellStart"/>
+            <w:r>
+              <w:rPr>
+                <w:sz w:val="22"/>
+                <w:szCs w:val="20"/>
+                <w:lang w:val="en-US"/>
+              </w:rPr>
+              <w:t>accrue_percent</w:t>
+            </w:r>
+            <w:proofErr w:type="spellEnd"/>
+            <w:r>
+              <w:rPr>
+                <w:sz w:val="22"/>
+                <w:szCs w:val="20"/>
+                <w:lang w:val="en-US"/>
+              </w:rPr>
+              <w:t>(self, account: Account):</w:t>
+            </w:r>
+          </w:p>
+          <w:p>
+            <w:pPr>
+              <w:jc w:val="both"/>
+              <w:rPr>
+                <w:sz w:val="22"/>
+                <w:szCs w:val="20"/>
+                <w:lang w:val="en-US"/>
+              </w:rPr>
+            </w:pPr>
+            <w:r>
+              <w:rPr>
+                <w:sz w:val="22"/>
+                <w:szCs w:val="20"/>
+                <w:lang w:val="en-US"/>
+              </w:rPr>
+              <w:t xml:space="preserve">        </w:t>
+            </w:r>
+            <w:proofErr w:type="spellStart"/>
+            <w:r>
+              <w:rPr>
+                <w:sz w:val="22"/>
+                <w:szCs w:val="20"/>
+                <w:lang w:val="en-US"/>
+              </w:rPr>
+              <w:t>account.cash</w:t>
+            </w:r>
+            <w:proofErr w:type="spellEnd"/>
+            <w:r>
+              <w:rPr>
+                <w:sz w:val="22"/>
+                <w:szCs w:val="20"/>
+                <w:lang w:val="en-US"/>
+              </w:rPr>
+              <w:t xml:space="preserve"> += </w:t>
+            </w:r>
+            <w:proofErr w:type="spellStart"/>
+            <w:r>
+              <w:rPr>
+                <w:sz w:val="22"/>
+                <w:szCs w:val="20"/>
+                <w:lang w:val="en-US"/>
+              </w:rPr>
+              <w:t>account.cash</w:t>
+            </w:r>
+            <w:proofErr w:type="spellEnd"/>
+            <w:r>
+              <w:rPr>
+                <w:sz w:val="22"/>
+                <w:szCs w:val="20"/>
+                <w:lang w:val="en-US"/>
+              </w:rPr>
+              <w:t xml:space="preserve"> * </w:t>
+            </w:r>
+            <w:proofErr w:type="spellStart"/>
+            <w:r>
+              <w:rPr>
+                <w:sz w:val="22"/>
+                <w:szCs w:val="20"/>
+                <w:lang w:val="en-US"/>
+              </w:rPr>
+              <w:t>self.percent</w:t>
+            </w:r>
+            <w:proofErr w:type="spellEnd"/>
+            <w:r>
+              <w:rPr>
+                <w:sz w:val="22"/>
+                <w:szCs w:val="20"/>
+                <w:lang w:val="en-US"/>
+              </w:rPr>
+              <w:t xml:space="preserve"> / 100</w:t>
             </w:r>
           </w:p>
           <w:p>
@@ -7113,7 +9499,25 @@
                 <w:szCs w:val="20"/>
                 <w:lang w:val="en-US"/>
               </w:rPr>
-              <w:t xml:space="preserve">    def transfer_dollar(self, account: Account):</w:t>
+              <w:t xml:space="preserve">    def </w:t>
+            </w:r>
+            <w:proofErr w:type="spellStart"/>
+            <w:r>
+              <w:rPr>
+                <w:sz w:val="22"/>
+                <w:szCs w:val="20"/>
+                <w:lang w:val="en-US"/>
+              </w:rPr>
+              <w:t>transfer_dollar</w:t>
+            </w:r>
+            <w:proofErr w:type="spellEnd"/>
+            <w:r>
+              <w:rPr>
+                <w:sz w:val="22"/>
+                <w:szCs w:val="20"/>
+                <w:lang w:val="en-US"/>
+              </w:rPr>
+              <w:t>(self, account: Account):</w:t>
             </w:r>
           </w:p>
           <w:p>
@@ -7171,35 +9575,107 @@
                 <w:szCs w:val="20"/>
                 <w:lang w:val="en-US"/>
               </w:rPr>
-              <w:t>print(f"Перевод в доллары: ${round(account.cash / 90, 2)}")</w:t>
-            </w:r>
-          </w:p>
-          <w:p>
-            <w:pPr>
-              <w:jc w:val="both"/>
-              <w:rPr>
-                <w:sz w:val="22"/>
-                <w:szCs w:val="20"/>
-                <w:lang w:val="en-US"/>
-              </w:rPr>
-            </w:pPr>
-          </w:p>
-          <w:p>
-            <w:pPr>
-              <w:jc w:val="both"/>
-              <w:rPr>
-                <w:sz w:val="22"/>
-                <w:szCs w:val="20"/>
-                <w:lang w:val="en-US"/>
-              </w:rPr>
-            </w:pPr>
-            <w:r>
-              <w:rPr>
-                <w:sz w:val="22"/>
-                <w:szCs w:val="20"/>
-                <w:lang w:val="en-US"/>
-              </w:rPr>
-              <w:t xml:space="preserve">    def transfer_euro(self, account: Account):</w:t>
+              <w:t>print(</w:t>
+            </w:r>
+            <w:proofErr w:type="spellStart"/>
+            <w:r>
+              <w:rPr>
+                <w:sz w:val="22"/>
+                <w:szCs w:val="20"/>
+                <w:lang w:val="en-US"/>
+              </w:rPr>
+              <w:t>f"Перевод</w:t>
+            </w:r>
+            <w:proofErr w:type="spellEnd"/>
+            <w:r>
+              <w:rPr>
+                <w:sz w:val="22"/>
+                <w:szCs w:val="20"/>
+                <w:lang w:val="en-US"/>
+              </w:rPr>
+              <w:t xml:space="preserve"> в </w:t>
+            </w:r>
+            <w:proofErr w:type="spellStart"/>
+            <w:r>
+              <w:rPr>
+                <w:sz w:val="22"/>
+                <w:szCs w:val="20"/>
+                <w:lang w:val="en-US"/>
+              </w:rPr>
+              <w:t>доллары</w:t>
+            </w:r>
+            <w:proofErr w:type="spellEnd"/>
+            <w:r>
+              <w:rPr>
+                <w:sz w:val="22"/>
+                <w:szCs w:val="20"/>
+                <w:lang w:val="en-US"/>
+              </w:rPr>
+              <w:t>: ${round(</w:t>
+            </w:r>
+            <w:proofErr w:type="spellStart"/>
+            <w:r>
+              <w:rPr>
+                <w:sz w:val="22"/>
+                <w:szCs w:val="20"/>
+                <w:lang w:val="en-US"/>
+              </w:rPr>
+              <w:t>account.cash</w:t>
+            </w:r>
+            <w:proofErr w:type="spellEnd"/>
+            <w:r>
+              <w:rPr>
+                <w:sz w:val="22"/>
+                <w:szCs w:val="20"/>
+                <w:lang w:val="en-US"/>
+              </w:rPr>
+              <w:t xml:space="preserve"> / 90, 2)}")</w:t>
+            </w:r>
+          </w:p>
+          <w:p>
+            <w:pPr>
+              <w:jc w:val="both"/>
+              <w:rPr>
+                <w:sz w:val="22"/>
+                <w:szCs w:val="20"/>
+                <w:lang w:val="en-US"/>
+              </w:rPr>
+            </w:pPr>
+          </w:p>
+          <w:p>
+            <w:pPr>
+              <w:jc w:val="both"/>
+              <w:rPr>
+                <w:sz w:val="22"/>
+                <w:szCs w:val="20"/>
+                <w:lang w:val="en-US"/>
+              </w:rPr>
+            </w:pPr>
+            <w:r>
+              <w:rPr>
+                <w:sz w:val="22"/>
+                <w:szCs w:val="20"/>
+                <w:lang w:val="en-US"/>
+              </w:rPr>
+              <w:t xml:space="preserve">    def </w:t>
+            </w:r>
+            <w:proofErr w:type="spellStart"/>
+            <w:r>
+              <w:rPr>
+                <w:sz w:val="22"/>
+                <w:szCs w:val="20"/>
+                <w:lang w:val="en-US"/>
+              </w:rPr>
+              <w:t>transfer_euro</w:t>
+            </w:r>
+            <w:proofErr w:type="spellEnd"/>
+            <w:r>
+              <w:rPr>
+                <w:sz w:val="22"/>
+                <w:szCs w:val="20"/>
+                <w:lang w:val="en-US"/>
+              </w:rPr>
+              <w:t>(self, account: Account):</w:t>
             </w:r>
           </w:p>
           <w:p>
@@ -7257,35 +9733,107 @@
                 <w:szCs w:val="20"/>
                 <w:lang w:val="en-US"/>
               </w:rPr>
-              <w:t>print(f"Перевод в евро: €{round(account.cash / 100, 2)}")</w:t>
-            </w:r>
-          </w:p>
-          <w:p>
-            <w:pPr>
-              <w:jc w:val="both"/>
-              <w:rPr>
-                <w:sz w:val="22"/>
-                <w:szCs w:val="20"/>
-                <w:lang w:val="en-US"/>
-              </w:rPr>
-            </w:pPr>
-          </w:p>
-          <w:p>
-            <w:pPr>
-              <w:jc w:val="both"/>
-              <w:rPr>
-                <w:sz w:val="22"/>
-                <w:szCs w:val="20"/>
-                <w:lang w:val="en-US"/>
-              </w:rPr>
-            </w:pPr>
-            <w:r>
-              <w:rPr>
-                <w:sz w:val="22"/>
-                <w:szCs w:val="20"/>
-                <w:lang w:val="en-US"/>
-              </w:rPr>
-              <w:t xml:space="preserve">    def transfer_text(self, account: Account):</w:t>
+              <w:t>print(</w:t>
+            </w:r>
+            <w:proofErr w:type="spellStart"/>
+            <w:r>
+              <w:rPr>
+                <w:sz w:val="22"/>
+                <w:szCs w:val="20"/>
+                <w:lang w:val="en-US"/>
+              </w:rPr>
+              <w:t>f"Перевод</w:t>
+            </w:r>
+            <w:proofErr w:type="spellEnd"/>
+            <w:r>
+              <w:rPr>
+                <w:sz w:val="22"/>
+                <w:szCs w:val="20"/>
+                <w:lang w:val="en-US"/>
+              </w:rPr>
+              <w:t xml:space="preserve"> в </w:t>
+            </w:r>
+            <w:proofErr w:type="spellStart"/>
+            <w:r>
+              <w:rPr>
+                <w:sz w:val="22"/>
+                <w:szCs w:val="20"/>
+                <w:lang w:val="en-US"/>
+              </w:rPr>
+              <w:t>евро</w:t>
+            </w:r>
+            <w:proofErr w:type="spellEnd"/>
+            <w:r>
+              <w:rPr>
+                <w:sz w:val="22"/>
+                <w:szCs w:val="20"/>
+                <w:lang w:val="en-US"/>
+              </w:rPr>
+              <w:t>: €{round(</w:t>
+            </w:r>
+            <w:proofErr w:type="spellStart"/>
+            <w:r>
+              <w:rPr>
+                <w:sz w:val="22"/>
+                <w:szCs w:val="20"/>
+                <w:lang w:val="en-US"/>
+              </w:rPr>
+              <w:t>account.cash</w:t>
+            </w:r>
+            <w:proofErr w:type="spellEnd"/>
+            <w:r>
+              <w:rPr>
+                <w:sz w:val="22"/>
+                <w:szCs w:val="20"/>
+                <w:lang w:val="en-US"/>
+              </w:rPr>
+              <w:t xml:space="preserve"> / 100, 2)}")</w:t>
+            </w:r>
+          </w:p>
+          <w:p>
+            <w:pPr>
+              <w:jc w:val="both"/>
+              <w:rPr>
+                <w:sz w:val="22"/>
+                <w:szCs w:val="20"/>
+                <w:lang w:val="en-US"/>
+              </w:rPr>
+            </w:pPr>
+          </w:p>
+          <w:p>
+            <w:pPr>
+              <w:jc w:val="both"/>
+              <w:rPr>
+                <w:sz w:val="22"/>
+                <w:szCs w:val="20"/>
+                <w:lang w:val="en-US"/>
+              </w:rPr>
+            </w:pPr>
+            <w:r>
+              <w:rPr>
+                <w:sz w:val="22"/>
+                <w:szCs w:val="20"/>
+                <w:lang w:val="en-US"/>
+              </w:rPr>
+              <w:t xml:space="preserve">    def </w:t>
+            </w:r>
+            <w:proofErr w:type="spellStart"/>
+            <w:r>
+              <w:rPr>
+                <w:sz w:val="22"/>
+                <w:szCs w:val="20"/>
+                <w:lang w:val="en-US"/>
+              </w:rPr>
+              <w:t>transfer_text</w:t>
+            </w:r>
+            <w:proofErr w:type="spellEnd"/>
+            <w:r>
+              <w:rPr>
+                <w:sz w:val="22"/>
+                <w:szCs w:val="20"/>
+                <w:lang w:val="en-US"/>
+              </w:rPr>
+              <w:t>(self, account: Account):</w:t>
             </w:r>
           </w:p>
           <w:p>
@@ -7337,13 +9885,41 @@
               </w:rPr>
               <w:t xml:space="preserve">        </w:t>
             </w:r>
-            <w:r>
-              <w:rPr>
-                <w:sz w:val="22"/>
-                <w:szCs w:val="20"/>
-                <w:lang w:val="en-US"/>
-              </w:rPr>
-              <w:t>text_number = round(account.cash)</w:t>
+            <w:proofErr w:type="spellStart"/>
+            <w:r>
+              <w:rPr>
+                <w:sz w:val="22"/>
+                <w:szCs w:val="20"/>
+                <w:lang w:val="en-US"/>
+              </w:rPr>
+              <w:t>text_number</w:t>
+            </w:r>
+            <w:proofErr w:type="spellEnd"/>
+            <w:r>
+              <w:rPr>
+                <w:sz w:val="22"/>
+                <w:szCs w:val="20"/>
+                <w:lang w:val="en-US"/>
+              </w:rPr>
+              <w:t xml:space="preserve"> = round(</w:t>
+            </w:r>
+            <w:proofErr w:type="spellStart"/>
+            <w:r>
+              <w:rPr>
+                <w:sz w:val="22"/>
+                <w:szCs w:val="20"/>
+                <w:lang w:val="en-US"/>
+              </w:rPr>
+              <w:t>account.cash</w:t>
+            </w:r>
+            <w:proofErr w:type="spellEnd"/>
+            <w:r>
+              <w:rPr>
+                <w:sz w:val="22"/>
+                <w:szCs w:val="20"/>
+                <w:lang w:val="en-US"/>
+              </w:rPr>
+              <w:t>)</w:t>
             </w:r>
           </w:p>
           <w:p>
@@ -7379,25 +9955,97 @@
                 <w:szCs w:val="20"/>
                 <w:lang w:val="en-US"/>
               </w:rPr>
-              <w:t xml:space="preserve">        if text_number &gt; 10000:</w:t>
-            </w:r>
-          </w:p>
-          <w:p>
-            <w:pPr>
-              <w:jc w:val="both"/>
-              <w:rPr>
-                <w:sz w:val="22"/>
-                <w:szCs w:val="20"/>
-                <w:lang w:val="en-US"/>
-              </w:rPr>
-            </w:pPr>
-            <w:r>
-              <w:rPr>
-                <w:sz w:val="22"/>
-                <w:szCs w:val="20"/>
-                <w:lang w:val="en-US"/>
-              </w:rPr>
-              <w:t xml:space="preserve">            print(f"Сумма больше 10.000 ({account.cash})")</w:t>
+              <w:t xml:space="preserve">        if </w:t>
+            </w:r>
+            <w:proofErr w:type="spellStart"/>
+            <w:r>
+              <w:rPr>
+                <w:sz w:val="22"/>
+                <w:szCs w:val="20"/>
+                <w:lang w:val="en-US"/>
+              </w:rPr>
+              <w:t>text_number</w:t>
+            </w:r>
+            <w:proofErr w:type="spellEnd"/>
+            <w:r>
+              <w:rPr>
+                <w:sz w:val="22"/>
+                <w:szCs w:val="20"/>
+                <w:lang w:val="en-US"/>
+              </w:rPr>
+              <w:t xml:space="preserve"> &gt; 10000:</w:t>
+            </w:r>
+          </w:p>
+          <w:p>
+            <w:pPr>
+              <w:jc w:val="both"/>
+              <w:rPr>
+                <w:sz w:val="22"/>
+                <w:szCs w:val="20"/>
+                <w:lang w:val="en-US"/>
+              </w:rPr>
+            </w:pPr>
+            <w:r>
+              <w:rPr>
+                <w:sz w:val="22"/>
+                <w:szCs w:val="20"/>
+                <w:lang w:val="en-US"/>
+              </w:rPr>
+              <w:t xml:space="preserve">            print(</w:t>
+            </w:r>
+            <w:proofErr w:type="spellStart"/>
+            <w:r>
+              <w:rPr>
+                <w:sz w:val="22"/>
+                <w:szCs w:val="20"/>
+                <w:lang w:val="en-US"/>
+              </w:rPr>
+              <w:t>f"Сумма</w:t>
+            </w:r>
+            <w:proofErr w:type="spellEnd"/>
+            <w:r>
+              <w:rPr>
+                <w:sz w:val="22"/>
+                <w:szCs w:val="20"/>
+                <w:lang w:val="en-US"/>
+              </w:rPr>
+              <w:t xml:space="preserve"> </w:t>
+            </w:r>
+            <w:proofErr w:type="spellStart"/>
+            <w:r>
+              <w:rPr>
+                <w:sz w:val="22"/>
+                <w:szCs w:val="20"/>
+                <w:lang w:val="en-US"/>
+              </w:rPr>
+              <w:t>больше</w:t>
+            </w:r>
+            <w:proofErr w:type="spellEnd"/>
+            <w:r>
+              <w:rPr>
+                <w:sz w:val="22"/>
+                <w:szCs w:val="20"/>
+                <w:lang w:val="en-US"/>
+              </w:rPr>
+              <w:t xml:space="preserve"> 10.000 ({</w:t>
+            </w:r>
+            <w:proofErr w:type="spellStart"/>
+            <w:r>
+              <w:rPr>
+                <w:sz w:val="22"/>
+                <w:szCs w:val="20"/>
+                <w:lang w:val="en-US"/>
+              </w:rPr>
+              <w:t>account.cash</w:t>
+            </w:r>
+            <w:proofErr w:type="spellEnd"/>
+            <w:r>
+              <w:rPr>
+                <w:sz w:val="22"/>
+                <w:szCs w:val="20"/>
+                <w:lang w:val="en-US"/>
+              </w:rPr>
+              <w:t>})")</w:t>
             </w:r>
           </w:p>
           <w:p>
@@ -7524,7 +10172,23 @@
                 <w:sz w:val="22"/>
                 <w:szCs w:val="20"/>
               </w:rPr>
-              <w:t xml:space="preserve"> = ["", "десять", "одинадцать", "двенадцать", "тринадцать",</w:t>
+              <w:t xml:space="preserve"> = ["", "десять", "</w:t>
+            </w:r>
+            <w:proofErr w:type="spellStart"/>
+            <w:r>
+              <w:rPr>
+                <w:sz w:val="22"/>
+                <w:szCs w:val="20"/>
+              </w:rPr>
+              <w:t>одинадцать</w:t>
+            </w:r>
+            <w:proofErr w:type="spellEnd"/>
+            <w:r>
+              <w:rPr>
+                <w:sz w:val="22"/>
+                <w:szCs w:val="20"/>
+              </w:rPr>
+              <w:t>", "двенадцать", "тринадцать",</w:t>
             </w:r>
           </w:p>
           <w:p>
@@ -7603,7 +10267,23 @@
                 <w:sz w:val="22"/>
                 <w:szCs w:val="20"/>
               </w:rPr>
-              <w:t xml:space="preserve">                    "пятьдесят", "шестьдесят", "семьдесят", "восемьдесять",</w:t>
+              <w:t xml:space="preserve">                    "пятьдесят", "шестьдесят", "семьдесят", "</w:t>
+            </w:r>
+            <w:proofErr w:type="spellStart"/>
+            <w:r>
+              <w:rPr>
+                <w:sz w:val="22"/>
+                <w:szCs w:val="20"/>
+              </w:rPr>
+              <w:t>восемьдесять</w:t>
+            </w:r>
+            <w:proofErr w:type="spellEnd"/>
+            <w:r>
+              <w:rPr>
+                <w:sz w:val="22"/>
+                <w:szCs w:val="20"/>
+              </w:rPr>
+              <w:t>",</w:t>
             </w:r>
           </w:p>
           <w:p>
@@ -7637,6 +10317,7 @@
               </w:rPr>
               <w:t xml:space="preserve">            </w:t>
             </w:r>
+            <w:proofErr w:type="spellStart"/>
             <w:r>
               <w:rPr>
                 <w:sz w:val="22"/>
@@ -7645,6 +10326,7 @@
               </w:rPr>
               <w:t>hunders</w:t>
             </w:r>
+            <w:proofErr w:type="spellEnd"/>
             <w:r>
               <w:rPr>
                 <w:sz w:val="22"/>
@@ -7666,7 +10348,23 @@
                 <w:sz w:val="22"/>
                 <w:szCs w:val="20"/>
               </w:rPr>
-              <w:t xml:space="preserve">                       "шестьсот", "семьсот", "восемьсот", "десятьсот"]</w:t>
+              <w:t xml:space="preserve">                       "шестьсот", "семьсот", "восемьсот", "</w:t>
+            </w:r>
+            <w:proofErr w:type="spellStart"/>
+            <w:r>
+              <w:rPr>
+                <w:sz w:val="22"/>
+                <w:szCs w:val="20"/>
+              </w:rPr>
+              <w:t>десятьсот</w:t>
+            </w:r>
+            <w:proofErr w:type="spellEnd"/>
+            <w:r>
+              <w:rPr>
+                <w:sz w:val="22"/>
+                <w:szCs w:val="20"/>
+              </w:rPr>
+              <w:t>"]</w:t>
             </w:r>
           </w:p>
           <w:p>
@@ -7761,7 +10459,25 @@
                 <w:szCs w:val="20"/>
                 <w:lang w:val="en-US"/>
               </w:rPr>
-              <w:t>thousand = text_number // 1000</w:t>
+              <w:t xml:space="preserve">thousand = </w:t>
+            </w:r>
+            <w:proofErr w:type="spellStart"/>
+            <w:r>
+              <w:rPr>
+                <w:sz w:val="22"/>
+                <w:szCs w:val="20"/>
+                <w:lang w:val="en-US"/>
+              </w:rPr>
+              <w:t>text_number</w:t>
+            </w:r>
+            <w:proofErr w:type="spellEnd"/>
+            <w:r>
+              <w:rPr>
+                <w:sz w:val="22"/>
+                <w:szCs w:val="20"/>
+                <w:lang w:val="en-US"/>
+              </w:rPr>
+              <w:t xml:space="preserve"> // 1000</w:t>
             </w:r>
           </w:p>
           <w:p>
@@ -7797,79 +10513,205 @@
                 <w:szCs w:val="20"/>
                 <w:lang w:val="en-US"/>
               </w:rPr>
-              <w:t xml:space="preserve">                    result += "одна тысяча "</w:t>
-            </w:r>
-          </w:p>
-          <w:p>
-            <w:pPr>
-              <w:jc w:val="both"/>
-              <w:rPr>
-                <w:sz w:val="22"/>
-                <w:szCs w:val="20"/>
-                <w:lang w:val="en-US"/>
-              </w:rPr>
-            </w:pPr>
-            <w:r>
-              <w:rPr>
-                <w:sz w:val="22"/>
-                <w:szCs w:val="20"/>
-                <w:lang w:val="en-US"/>
-              </w:rPr>
-              <w:t xml:space="preserve">                elif thousand == 2:</w:t>
-            </w:r>
-          </w:p>
-          <w:p>
-            <w:pPr>
-              <w:jc w:val="both"/>
-              <w:rPr>
-                <w:sz w:val="22"/>
-                <w:szCs w:val="20"/>
-                <w:lang w:val="en-US"/>
-              </w:rPr>
-            </w:pPr>
-            <w:r>
-              <w:rPr>
-                <w:sz w:val="22"/>
-                <w:szCs w:val="20"/>
-                <w:lang w:val="en-US"/>
-              </w:rPr>
-              <w:t xml:space="preserve">                    result += "две тысячи "</w:t>
-            </w:r>
-          </w:p>
-          <w:p>
-            <w:pPr>
-              <w:jc w:val="both"/>
-              <w:rPr>
-                <w:sz w:val="22"/>
-                <w:szCs w:val="20"/>
-                <w:lang w:val="en-US"/>
-              </w:rPr>
-            </w:pPr>
-            <w:r>
-              <w:rPr>
-                <w:sz w:val="22"/>
-                <w:szCs w:val="20"/>
-                <w:lang w:val="en-US"/>
-              </w:rPr>
-              <w:t xml:space="preserve">                elif thousand == 3 or thousand == 4:</w:t>
-            </w:r>
-          </w:p>
-          <w:p>
-            <w:pPr>
-              <w:jc w:val="both"/>
-              <w:rPr>
-                <w:sz w:val="22"/>
-                <w:szCs w:val="20"/>
-                <w:lang w:val="en-US"/>
-              </w:rPr>
-            </w:pPr>
-            <w:r>
-              <w:rPr>
-                <w:sz w:val="22"/>
-                <w:szCs w:val="20"/>
-                <w:lang w:val="en-US"/>
-              </w:rPr>
-              <w:t xml:space="preserve">                    result += f"{units[thousand]} тысячи"</w:t>
+              <w:t xml:space="preserve">                    result += "</w:t>
+            </w:r>
+            <w:proofErr w:type="spellStart"/>
+            <w:r>
+              <w:rPr>
+                <w:sz w:val="22"/>
+                <w:szCs w:val="20"/>
+                <w:lang w:val="en-US"/>
+              </w:rPr>
+              <w:t>одна</w:t>
+            </w:r>
+            <w:proofErr w:type="spellEnd"/>
+            <w:r>
+              <w:rPr>
+                <w:sz w:val="22"/>
+                <w:szCs w:val="20"/>
+                <w:lang w:val="en-US"/>
+              </w:rPr>
+              <w:t xml:space="preserve"> </w:t>
+            </w:r>
+            <w:proofErr w:type="spellStart"/>
+            <w:r>
+              <w:rPr>
+                <w:sz w:val="22"/>
+                <w:szCs w:val="20"/>
+                <w:lang w:val="en-US"/>
+              </w:rPr>
+              <w:t>тысяча</w:t>
+            </w:r>
+            <w:proofErr w:type="spellEnd"/>
+            <w:r>
+              <w:rPr>
+                <w:sz w:val="22"/>
+                <w:szCs w:val="20"/>
+                <w:lang w:val="en-US"/>
+              </w:rPr>
+              <w:t xml:space="preserve"> "</w:t>
+            </w:r>
+          </w:p>
+          <w:p>
+            <w:pPr>
+              <w:jc w:val="both"/>
+              <w:rPr>
+                <w:sz w:val="22"/>
+                <w:szCs w:val="20"/>
+                <w:lang w:val="en-US"/>
+              </w:rPr>
+            </w:pPr>
+            <w:r>
+              <w:rPr>
+                <w:sz w:val="22"/>
+                <w:szCs w:val="20"/>
+                <w:lang w:val="en-US"/>
+              </w:rPr>
+              <w:t xml:space="preserve">                </w:t>
+            </w:r>
+            <w:proofErr w:type="spellStart"/>
+            <w:r>
+              <w:rPr>
+                <w:sz w:val="22"/>
+                <w:szCs w:val="20"/>
+                <w:lang w:val="en-US"/>
+              </w:rPr>
+              <w:t>elif</w:t>
+            </w:r>
+            <w:proofErr w:type="spellEnd"/>
+            <w:r>
+              <w:rPr>
+                <w:sz w:val="22"/>
+                <w:szCs w:val="20"/>
+                <w:lang w:val="en-US"/>
+              </w:rPr>
+              <w:t xml:space="preserve"> thousand == 2:</w:t>
+            </w:r>
+          </w:p>
+          <w:p>
+            <w:pPr>
+              <w:jc w:val="both"/>
+              <w:rPr>
+                <w:sz w:val="22"/>
+                <w:szCs w:val="20"/>
+                <w:lang w:val="en-US"/>
+              </w:rPr>
+            </w:pPr>
+            <w:r>
+              <w:rPr>
+                <w:sz w:val="22"/>
+                <w:szCs w:val="20"/>
+                <w:lang w:val="en-US"/>
+              </w:rPr>
+              <w:t xml:space="preserve">                    result += "</w:t>
+            </w:r>
+            <w:proofErr w:type="spellStart"/>
+            <w:r>
+              <w:rPr>
+                <w:sz w:val="22"/>
+                <w:szCs w:val="20"/>
+                <w:lang w:val="en-US"/>
+              </w:rPr>
+              <w:t>две</w:t>
+            </w:r>
+            <w:proofErr w:type="spellEnd"/>
+            <w:r>
+              <w:rPr>
+                <w:sz w:val="22"/>
+                <w:szCs w:val="20"/>
+                <w:lang w:val="en-US"/>
+              </w:rPr>
+              <w:t xml:space="preserve"> </w:t>
+            </w:r>
+            <w:proofErr w:type="spellStart"/>
+            <w:r>
+              <w:rPr>
+                <w:sz w:val="22"/>
+                <w:szCs w:val="20"/>
+                <w:lang w:val="en-US"/>
+              </w:rPr>
+              <w:t>тысячи</w:t>
+            </w:r>
+            <w:proofErr w:type="spellEnd"/>
+            <w:r>
+              <w:rPr>
+                <w:sz w:val="22"/>
+                <w:szCs w:val="20"/>
+                <w:lang w:val="en-US"/>
+              </w:rPr>
+              <w:t xml:space="preserve"> "</w:t>
+            </w:r>
+          </w:p>
+          <w:p>
+            <w:pPr>
+              <w:jc w:val="both"/>
+              <w:rPr>
+                <w:sz w:val="22"/>
+                <w:szCs w:val="20"/>
+                <w:lang w:val="en-US"/>
+              </w:rPr>
+            </w:pPr>
+            <w:r>
+              <w:rPr>
+                <w:sz w:val="22"/>
+                <w:szCs w:val="20"/>
+                <w:lang w:val="en-US"/>
+              </w:rPr>
+              <w:t xml:space="preserve">                </w:t>
+            </w:r>
+            <w:proofErr w:type="spellStart"/>
+            <w:r>
+              <w:rPr>
+                <w:sz w:val="22"/>
+                <w:szCs w:val="20"/>
+                <w:lang w:val="en-US"/>
+              </w:rPr>
+              <w:t>elif</w:t>
+            </w:r>
+            <w:proofErr w:type="spellEnd"/>
+            <w:r>
+              <w:rPr>
+                <w:sz w:val="22"/>
+                <w:szCs w:val="20"/>
+                <w:lang w:val="en-US"/>
+              </w:rPr>
+              <w:t xml:space="preserve"> thousand == 3 or thousand == 4:</w:t>
+            </w:r>
+          </w:p>
+          <w:p>
+            <w:pPr>
+              <w:jc w:val="both"/>
+              <w:rPr>
+                <w:sz w:val="22"/>
+                <w:szCs w:val="20"/>
+                <w:lang w:val="en-US"/>
+              </w:rPr>
+            </w:pPr>
+            <w:r>
+              <w:rPr>
+                <w:sz w:val="22"/>
+                <w:szCs w:val="20"/>
+                <w:lang w:val="en-US"/>
+              </w:rPr>
+              <w:t xml:space="preserve">                    result += f"{units[thousand]} </w:t>
+            </w:r>
+            <w:proofErr w:type="spellStart"/>
+            <w:r>
+              <w:rPr>
+                <w:sz w:val="22"/>
+                <w:szCs w:val="20"/>
+                <w:lang w:val="en-US"/>
+              </w:rPr>
+              <w:t>тысячи</w:t>
+            </w:r>
+            <w:proofErr w:type="spellEnd"/>
+            <w:r>
+              <w:rPr>
+                <w:sz w:val="22"/>
+                <w:szCs w:val="20"/>
+                <w:lang w:val="en-US"/>
+              </w:rPr>
+              <w:t>"</w:t>
             </w:r>
           </w:p>
           <w:p>
@@ -7905,209 +10747,515 @@
                 <w:szCs w:val="20"/>
                 <w:lang w:val="en-US"/>
               </w:rPr>
-              <w:t xml:space="preserve">                    result += f"{units[thousand]} тысяч"</w:t>
-            </w:r>
-          </w:p>
-          <w:p>
-            <w:pPr>
-              <w:jc w:val="both"/>
-              <w:rPr>
-                <w:sz w:val="22"/>
-                <w:szCs w:val="20"/>
-                <w:lang w:val="en-US"/>
-              </w:rPr>
-            </w:pPr>
-          </w:p>
-          <w:p>
-            <w:pPr>
-              <w:jc w:val="both"/>
-              <w:rPr>
-                <w:sz w:val="22"/>
-                <w:szCs w:val="20"/>
-                <w:lang w:val="en-US"/>
-              </w:rPr>
-            </w:pPr>
-            <w:r>
-              <w:rPr>
-                <w:sz w:val="22"/>
-                <w:szCs w:val="20"/>
-                <w:lang w:val="en-US"/>
-              </w:rPr>
-              <w:t xml:space="preserve">                text_number -= thousand * 1000</w:t>
-            </w:r>
-          </w:p>
-          <w:p>
-            <w:pPr>
-              <w:jc w:val="both"/>
-              <w:rPr>
-                <w:sz w:val="22"/>
-                <w:szCs w:val="20"/>
-                <w:lang w:val="en-US"/>
-              </w:rPr>
-            </w:pPr>
-          </w:p>
-          <w:p>
-            <w:pPr>
-              <w:jc w:val="both"/>
-              <w:rPr>
-                <w:sz w:val="22"/>
-                <w:szCs w:val="20"/>
-                <w:lang w:val="en-US"/>
-              </w:rPr>
-            </w:pPr>
-            <w:r>
-              <w:rPr>
-                <w:sz w:val="22"/>
-                <w:szCs w:val="20"/>
-                <w:lang w:val="en-US"/>
-              </w:rPr>
-              <w:t xml:space="preserve">            if text_number &gt;= 100 and text_number &lt;= 999:</w:t>
-            </w:r>
-          </w:p>
-          <w:p>
-            <w:pPr>
-              <w:jc w:val="both"/>
-              <w:rPr>
-                <w:sz w:val="22"/>
-                <w:szCs w:val="20"/>
-                <w:lang w:val="en-US"/>
-              </w:rPr>
-            </w:pPr>
-            <w:r>
-              <w:rPr>
-                <w:sz w:val="22"/>
-                <w:szCs w:val="20"/>
-                <w:lang w:val="en-US"/>
-              </w:rPr>
-              <w:t xml:space="preserve">                hunder = text_number // 100</w:t>
-            </w:r>
-          </w:p>
-          <w:p>
-            <w:pPr>
-              <w:jc w:val="both"/>
-              <w:rPr>
-                <w:sz w:val="22"/>
-                <w:szCs w:val="20"/>
-                <w:lang w:val="en-US"/>
-              </w:rPr>
-            </w:pPr>
-            <w:r>
-              <w:rPr>
-                <w:sz w:val="22"/>
-                <w:szCs w:val="20"/>
-                <w:lang w:val="en-US"/>
-              </w:rPr>
-              <w:t xml:space="preserve">                result += f" {hunders[hunder]}"</w:t>
-            </w:r>
-          </w:p>
-          <w:p>
-            <w:pPr>
-              <w:jc w:val="both"/>
-              <w:rPr>
-                <w:sz w:val="22"/>
-                <w:szCs w:val="20"/>
-                <w:lang w:val="en-US"/>
-              </w:rPr>
-            </w:pPr>
-          </w:p>
-          <w:p>
-            <w:pPr>
-              <w:jc w:val="both"/>
-              <w:rPr>
-                <w:sz w:val="22"/>
-                <w:szCs w:val="20"/>
-                <w:lang w:val="en-US"/>
-              </w:rPr>
-            </w:pPr>
-            <w:r>
-              <w:rPr>
-                <w:sz w:val="22"/>
-                <w:szCs w:val="20"/>
-                <w:lang w:val="en-US"/>
-              </w:rPr>
-              <w:t xml:space="preserve">                text_number -= hunder * 100</w:t>
-            </w:r>
-          </w:p>
-          <w:p>
-            <w:pPr>
-              <w:jc w:val="both"/>
-              <w:rPr>
-                <w:sz w:val="22"/>
-                <w:szCs w:val="20"/>
-                <w:lang w:val="en-US"/>
-              </w:rPr>
-            </w:pPr>
-          </w:p>
-          <w:p>
-            <w:pPr>
-              <w:jc w:val="both"/>
-              <w:rPr>
-                <w:sz w:val="22"/>
-                <w:szCs w:val="20"/>
-                <w:lang w:val="en-US"/>
-              </w:rPr>
-            </w:pPr>
-            <w:r>
-              <w:rPr>
-                <w:sz w:val="22"/>
-                <w:szCs w:val="20"/>
-                <w:lang w:val="en-US"/>
-              </w:rPr>
-              <w:t xml:space="preserve">            if text_number &gt;= 10 and text_number &lt;= 19:</w:t>
-            </w:r>
-          </w:p>
-          <w:p>
-            <w:pPr>
-              <w:jc w:val="both"/>
-              <w:rPr>
-                <w:sz w:val="22"/>
-                <w:szCs w:val="20"/>
-                <w:lang w:val="en-US"/>
-              </w:rPr>
-            </w:pPr>
-            <w:r>
-              <w:rPr>
-                <w:sz w:val="22"/>
-                <w:szCs w:val="20"/>
-                <w:lang w:val="en-US"/>
-              </w:rPr>
-              <w:t xml:space="preserve">                result += f" {teens[text_number - 11]}"</w:t>
-            </w:r>
-          </w:p>
-          <w:p>
-            <w:pPr>
-              <w:jc w:val="both"/>
-              <w:rPr>
-                <w:sz w:val="22"/>
-                <w:szCs w:val="20"/>
-                <w:lang w:val="en-US"/>
-              </w:rPr>
-            </w:pPr>
-            <w:r>
-              <w:rPr>
-                <w:sz w:val="22"/>
-                <w:szCs w:val="20"/>
-                <w:lang w:val="en-US"/>
-              </w:rPr>
-              <w:t xml:space="preserve">            elif text_number &gt;= 20 and text_number &lt;= 99:</w:t>
-            </w:r>
-          </w:p>
-          <w:p>
-            <w:pPr>
-              <w:jc w:val="both"/>
-              <w:rPr>
-                <w:sz w:val="22"/>
-                <w:szCs w:val="20"/>
-                <w:lang w:val="en-US"/>
-              </w:rPr>
-            </w:pPr>
-            <w:r>
-              <w:rPr>
-                <w:sz w:val="22"/>
-                <w:szCs w:val="20"/>
-                <w:lang w:val="en-US"/>
-              </w:rPr>
-              <w:t xml:space="preserve">                ten = text_number // 10</w:t>
+              <w:t xml:space="preserve">                    result += f"{units[thousand]} </w:t>
+            </w:r>
+            <w:proofErr w:type="spellStart"/>
+            <w:r>
+              <w:rPr>
+                <w:sz w:val="22"/>
+                <w:szCs w:val="20"/>
+                <w:lang w:val="en-US"/>
+              </w:rPr>
+              <w:t>тысяч</w:t>
+            </w:r>
+            <w:proofErr w:type="spellEnd"/>
+            <w:r>
+              <w:rPr>
+                <w:sz w:val="22"/>
+                <w:szCs w:val="20"/>
+                <w:lang w:val="en-US"/>
+              </w:rPr>
+              <w:t>"</w:t>
+            </w:r>
+          </w:p>
+          <w:p>
+            <w:pPr>
+              <w:jc w:val="both"/>
+              <w:rPr>
+                <w:sz w:val="22"/>
+                <w:szCs w:val="20"/>
+                <w:lang w:val="en-US"/>
+              </w:rPr>
+            </w:pPr>
+          </w:p>
+          <w:p>
+            <w:pPr>
+              <w:jc w:val="both"/>
+              <w:rPr>
+                <w:sz w:val="22"/>
+                <w:szCs w:val="20"/>
+                <w:lang w:val="en-US"/>
+              </w:rPr>
+            </w:pPr>
+            <w:r>
+              <w:rPr>
+                <w:sz w:val="22"/>
+                <w:szCs w:val="20"/>
+                <w:lang w:val="en-US"/>
+              </w:rPr>
+              <w:t xml:space="preserve">                </w:t>
+            </w:r>
+            <w:proofErr w:type="spellStart"/>
+            <w:r>
+              <w:rPr>
+                <w:sz w:val="22"/>
+                <w:szCs w:val="20"/>
+                <w:lang w:val="en-US"/>
+              </w:rPr>
+              <w:t>text_number</w:t>
+            </w:r>
+            <w:proofErr w:type="spellEnd"/>
+            <w:r>
+              <w:rPr>
+                <w:sz w:val="22"/>
+                <w:szCs w:val="20"/>
+                <w:lang w:val="en-US"/>
+              </w:rPr>
+              <w:t xml:space="preserve"> -= thousand * 1000</w:t>
+            </w:r>
+          </w:p>
+          <w:p>
+            <w:pPr>
+              <w:jc w:val="both"/>
+              <w:rPr>
+                <w:sz w:val="22"/>
+                <w:szCs w:val="20"/>
+                <w:lang w:val="en-US"/>
+              </w:rPr>
+            </w:pPr>
+          </w:p>
+          <w:p>
+            <w:pPr>
+              <w:jc w:val="both"/>
+              <w:rPr>
+                <w:sz w:val="22"/>
+                <w:szCs w:val="20"/>
+                <w:lang w:val="en-US"/>
+              </w:rPr>
+            </w:pPr>
+            <w:r>
+              <w:rPr>
+                <w:sz w:val="22"/>
+                <w:szCs w:val="20"/>
+                <w:lang w:val="en-US"/>
+              </w:rPr>
+              <w:t xml:space="preserve">            if </w:t>
+            </w:r>
+            <w:proofErr w:type="spellStart"/>
+            <w:r>
+              <w:rPr>
+                <w:sz w:val="22"/>
+                <w:szCs w:val="20"/>
+                <w:lang w:val="en-US"/>
+              </w:rPr>
+              <w:t>text_number</w:t>
+            </w:r>
+            <w:proofErr w:type="spellEnd"/>
+            <w:r>
+              <w:rPr>
+                <w:sz w:val="22"/>
+                <w:szCs w:val="20"/>
+                <w:lang w:val="en-US"/>
+              </w:rPr>
+              <w:t xml:space="preserve"> &gt;= 100 and </w:t>
+            </w:r>
+            <w:proofErr w:type="spellStart"/>
+            <w:r>
+              <w:rPr>
+                <w:sz w:val="22"/>
+                <w:szCs w:val="20"/>
+                <w:lang w:val="en-US"/>
+              </w:rPr>
+              <w:t>text_number</w:t>
+            </w:r>
+            <w:proofErr w:type="spellEnd"/>
+            <w:r>
+              <w:rPr>
+                <w:sz w:val="22"/>
+                <w:szCs w:val="20"/>
+                <w:lang w:val="en-US"/>
+              </w:rPr>
+              <w:t xml:space="preserve"> &lt;= 999:</w:t>
+            </w:r>
+          </w:p>
+          <w:p>
+            <w:pPr>
+              <w:jc w:val="both"/>
+              <w:rPr>
+                <w:sz w:val="22"/>
+                <w:szCs w:val="20"/>
+                <w:lang w:val="en-US"/>
+              </w:rPr>
+            </w:pPr>
+            <w:r>
+              <w:rPr>
+                <w:sz w:val="22"/>
+                <w:szCs w:val="20"/>
+                <w:lang w:val="en-US"/>
+              </w:rPr>
+              <w:t xml:space="preserve">                </w:t>
+            </w:r>
+            <w:proofErr w:type="spellStart"/>
+            <w:r>
+              <w:rPr>
+                <w:sz w:val="22"/>
+                <w:szCs w:val="20"/>
+                <w:lang w:val="en-US"/>
+              </w:rPr>
+              <w:t>hunder</w:t>
+            </w:r>
+            <w:proofErr w:type="spellEnd"/>
+            <w:r>
+              <w:rPr>
+                <w:sz w:val="22"/>
+                <w:szCs w:val="20"/>
+                <w:lang w:val="en-US"/>
+              </w:rPr>
+              <w:t xml:space="preserve"> = </w:t>
+            </w:r>
+            <w:proofErr w:type="spellStart"/>
+            <w:r>
+              <w:rPr>
+                <w:sz w:val="22"/>
+                <w:szCs w:val="20"/>
+                <w:lang w:val="en-US"/>
+              </w:rPr>
+              <w:t>text_number</w:t>
+            </w:r>
+            <w:proofErr w:type="spellEnd"/>
+            <w:r>
+              <w:rPr>
+                <w:sz w:val="22"/>
+                <w:szCs w:val="20"/>
+                <w:lang w:val="en-US"/>
+              </w:rPr>
+              <w:t xml:space="preserve"> // 100</w:t>
+            </w:r>
+          </w:p>
+          <w:p>
+            <w:pPr>
+              <w:jc w:val="both"/>
+              <w:rPr>
+                <w:sz w:val="22"/>
+                <w:szCs w:val="20"/>
+                <w:lang w:val="en-US"/>
+              </w:rPr>
+            </w:pPr>
+            <w:r>
+              <w:rPr>
+                <w:sz w:val="22"/>
+                <w:szCs w:val="20"/>
+                <w:lang w:val="en-US"/>
+              </w:rPr>
+              <w:t xml:space="preserve">                result += f" {</w:t>
+            </w:r>
+            <w:proofErr w:type="spellStart"/>
+            <w:r>
+              <w:rPr>
+                <w:sz w:val="22"/>
+                <w:szCs w:val="20"/>
+                <w:lang w:val="en-US"/>
+              </w:rPr>
+              <w:t>hunders</w:t>
+            </w:r>
+            <w:proofErr w:type="spellEnd"/>
+            <w:r>
+              <w:rPr>
+                <w:sz w:val="22"/>
+                <w:szCs w:val="20"/>
+                <w:lang w:val="en-US"/>
+              </w:rPr>
+              <w:t>[</w:t>
+            </w:r>
+            <w:proofErr w:type="spellStart"/>
+            <w:r>
+              <w:rPr>
+                <w:sz w:val="22"/>
+                <w:szCs w:val="20"/>
+                <w:lang w:val="en-US"/>
+              </w:rPr>
+              <w:t>hunder</w:t>
+            </w:r>
+            <w:proofErr w:type="spellEnd"/>
+            <w:r>
+              <w:rPr>
+                <w:sz w:val="22"/>
+                <w:szCs w:val="20"/>
+                <w:lang w:val="en-US"/>
+              </w:rPr>
+              <w:t>]}"</w:t>
+            </w:r>
+          </w:p>
+          <w:p>
+            <w:pPr>
+              <w:jc w:val="both"/>
+              <w:rPr>
+                <w:sz w:val="22"/>
+                <w:szCs w:val="20"/>
+                <w:lang w:val="en-US"/>
+              </w:rPr>
+            </w:pPr>
+          </w:p>
+          <w:p>
+            <w:pPr>
+              <w:jc w:val="both"/>
+              <w:rPr>
+                <w:sz w:val="22"/>
+                <w:szCs w:val="20"/>
+                <w:lang w:val="en-US"/>
+              </w:rPr>
+            </w:pPr>
+            <w:r>
+              <w:rPr>
+                <w:sz w:val="22"/>
+                <w:szCs w:val="20"/>
+                <w:lang w:val="en-US"/>
+              </w:rPr>
+              <w:t xml:space="preserve">                </w:t>
+            </w:r>
+            <w:proofErr w:type="spellStart"/>
+            <w:r>
+              <w:rPr>
+                <w:sz w:val="22"/>
+                <w:szCs w:val="20"/>
+                <w:lang w:val="en-US"/>
+              </w:rPr>
+              <w:t>text_number</w:t>
+            </w:r>
+            <w:proofErr w:type="spellEnd"/>
+            <w:r>
+              <w:rPr>
+                <w:sz w:val="22"/>
+                <w:szCs w:val="20"/>
+                <w:lang w:val="en-US"/>
+              </w:rPr>
+              <w:t xml:space="preserve"> -= </w:t>
+            </w:r>
+            <w:proofErr w:type="spellStart"/>
+            <w:r>
+              <w:rPr>
+                <w:sz w:val="22"/>
+                <w:szCs w:val="20"/>
+                <w:lang w:val="en-US"/>
+              </w:rPr>
+              <w:t>hunder</w:t>
+            </w:r>
+            <w:proofErr w:type="spellEnd"/>
+            <w:r>
+              <w:rPr>
+                <w:sz w:val="22"/>
+                <w:szCs w:val="20"/>
+                <w:lang w:val="en-US"/>
+              </w:rPr>
+              <w:t xml:space="preserve"> * 100</w:t>
+            </w:r>
+          </w:p>
+          <w:p>
+            <w:pPr>
+              <w:jc w:val="both"/>
+              <w:rPr>
+                <w:sz w:val="22"/>
+                <w:szCs w:val="20"/>
+                <w:lang w:val="en-US"/>
+              </w:rPr>
+            </w:pPr>
+          </w:p>
+          <w:p>
+            <w:pPr>
+              <w:jc w:val="both"/>
+              <w:rPr>
+                <w:sz w:val="22"/>
+                <w:szCs w:val="20"/>
+                <w:lang w:val="en-US"/>
+              </w:rPr>
+            </w:pPr>
+            <w:r>
+              <w:rPr>
+                <w:sz w:val="22"/>
+                <w:szCs w:val="20"/>
+                <w:lang w:val="en-US"/>
+              </w:rPr>
+              <w:t xml:space="preserve">            if </w:t>
+            </w:r>
+            <w:proofErr w:type="spellStart"/>
+            <w:r>
+              <w:rPr>
+                <w:sz w:val="22"/>
+                <w:szCs w:val="20"/>
+                <w:lang w:val="en-US"/>
+              </w:rPr>
+              <w:t>text_number</w:t>
+            </w:r>
+            <w:proofErr w:type="spellEnd"/>
+            <w:r>
+              <w:rPr>
+                <w:sz w:val="22"/>
+                <w:szCs w:val="20"/>
+                <w:lang w:val="en-US"/>
+              </w:rPr>
+              <w:t xml:space="preserve"> &gt;= 10 and </w:t>
+            </w:r>
+            <w:proofErr w:type="spellStart"/>
+            <w:r>
+              <w:rPr>
+                <w:sz w:val="22"/>
+                <w:szCs w:val="20"/>
+                <w:lang w:val="en-US"/>
+              </w:rPr>
+              <w:t>text_number</w:t>
+            </w:r>
+            <w:proofErr w:type="spellEnd"/>
+            <w:r>
+              <w:rPr>
+                <w:sz w:val="22"/>
+                <w:szCs w:val="20"/>
+                <w:lang w:val="en-US"/>
+              </w:rPr>
+              <w:t xml:space="preserve"> &lt;= 19:</w:t>
+            </w:r>
+          </w:p>
+          <w:p>
+            <w:pPr>
+              <w:jc w:val="both"/>
+              <w:rPr>
+                <w:sz w:val="22"/>
+                <w:szCs w:val="20"/>
+                <w:lang w:val="en-US"/>
+              </w:rPr>
+            </w:pPr>
+            <w:r>
+              <w:rPr>
+                <w:sz w:val="22"/>
+                <w:szCs w:val="20"/>
+                <w:lang w:val="en-US"/>
+              </w:rPr>
+              <w:t xml:space="preserve">                result += f" {teens[</w:t>
+            </w:r>
+            <w:proofErr w:type="spellStart"/>
+            <w:r>
+              <w:rPr>
+                <w:sz w:val="22"/>
+                <w:szCs w:val="20"/>
+                <w:lang w:val="en-US"/>
+              </w:rPr>
+              <w:t>text_number</w:t>
+            </w:r>
+            <w:proofErr w:type="spellEnd"/>
+            <w:r>
+              <w:rPr>
+                <w:sz w:val="22"/>
+                <w:szCs w:val="20"/>
+                <w:lang w:val="en-US"/>
+              </w:rPr>
+              <w:t xml:space="preserve"> - 11]}"</w:t>
+            </w:r>
+          </w:p>
+          <w:p>
+            <w:pPr>
+              <w:jc w:val="both"/>
+              <w:rPr>
+                <w:sz w:val="22"/>
+                <w:szCs w:val="20"/>
+                <w:lang w:val="en-US"/>
+              </w:rPr>
+            </w:pPr>
+            <w:r>
+              <w:rPr>
+                <w:sz w:val="22"/>
+                <w:szCs w:val="20"/>
+                <w:lang w:val="en-US"/>
+              </w:rPr>
+              <w:t xml:space="preserve">            </w:t>
+            </w:r>
+            <w:proofErr w:type="spellStart"/>
+            <w:r>
+              <w:rPr>
+                <w:sz w:val="22"/>
+                <w:szCs w:val="20"/>
+                <w:lang w:val="en-US"/>
+              </w:rPr>
+              <w:t>elif</w:t>
+            </w:r>
+            <w:proofErr w:type="spellEnd"/>
+            <w:r>
+              <w:rPr>
+                <w:sz w:val="22"/>
+                <w:szCs w:val="20"/>
+                <w:lang w:val="en-US"/>
+              </w:rPr>
+              <w:t xml:space="preserve"> </w:t>
+            </w:r>
+            <w:proofErr w:type="spellStart"/>
+            <w:r>
+              <w:rPr>
+                <w:sz w:val="22"/>
+                <w:szCs w:val="20"/>
+                <w:lang w:val="en-US"/>
+              </w:rPr>
+              <w:t>text_number</w:t>
+            </w:r>
+            <w:proofErr w:type="spellEnd"/>
+            <w:r>
+              <w:rPr>
+                <w:sz w:val="22"/>
+                <w:szCs w:val="20"/>
+                <w:lang w:val="en-US"/>
+              </w:rPr>
+              <w:t xml:space="preserve"> &gt;= 20 and </w:t>
+            </w:r>
+            <w:proofErr w:type="spellStart"/>
+            <w:r>
+              <w:rPr>
+                <w:sz w:val="22"/>
+                <w:szCs w:val="20"/>
+                <w:lang w:val="en-US"/>
+              </w:rPr>
+              <w:t>text_number</w:t>
+            </w:r>
+            <w:proofErr w:type="spellEnd"/>
+            <w:r>
+              <w:rPr>
+                <w:sz w:val="22"/>
+                <w:szCs w:val="20"/>
+                <w:lang w:val="en-US"/>
+              </w:rPr>
+              <w:t xml:space="preserve"> &lt;= 99:</w:t>
+            </w:r>
+          </w:p>
+          <w:p>
+            <w:pPr>
+              <w:jc w:val="both"/>
+              <w:rPr>
+                <w:sz w:val="22"/>
+                <w:szCs w:val="20"/>
+                <w:lang w:val="en-US"/>
+              </w:rPr>
+            </w:pPr>
+            <w:r>
+              <w:rPr>
+                <w:sz w:val="22"/>
+                <w:szCs w:val="20"/>
+                <w:lang w:val="en-US"/>
+              </w:rPr>
+              <w:t xml:space="preserve">                ten = </w:t>
+            </w:r>
+            <w:proofErr w:type="spellStart"/>
+            <w:r>
+              <w:rPr>
+                <w:sz w:val="22"/>
+                <w:szCs w:val="20"/>
+                <w:lang w:val="en-US"/>
+              </w:rPr>
+              <w:t>text_number</w:t>
+            </w:r>
+            <w:proofErr w:type="spellEnd"/>
+            <w:r>
+              <w:rPr>
+                <w:sz w:val="22"/>
+                <w:szCs w:val="20"/>
+                <w:lang w:val="en-US"/>
+              </w:rPr>
+              <w:t xml:space="preserve"> // 10</w:t>
             </w:r>
           </w:p>
           <w:p>
@@ -8143,199 +11291,523 @@
                 <w:szCs w:val="20"/>
                 <w:lang w:val="en-US"/>
               </w:rPr>
-              <w:t xml:space="preserve">                text_number -= ten * 10</w:t>
-            </w:r>
-          </w:p>
-          <w:p>
-            <w:pPr>
-              <w:jc w:val="both"/>
-              <w:rPr>
-                <w:sz w:val="22"/>
-                <w:szCs w:val="20"/>
-                <w:lang w:val="en-US"/>
-              </w:rPr>
-            </w:pPr>
-          </w:p>
-          <w:p>
-            <w:pPr>
-              <w:jc w:val="both"/>
-              <w:rPr>
-                <w:sz w:val="22"/>
-                <w:szCs w:val="20"/>
-                <w:lang w:val="en-US"/>
-              </w:rPr>
-            </w:pPr>
-            <w:r>
-              <w:rPr>
-                <w:sz w:val="22"/>
-                <w:szCs w:val="20"/>
-                <w:lang w:val="en-US"/>
-              </w:rPr>
-              <w:t xml:space="preserve">            if text_number &gt; 0 and text_number &lt;= 9:</w:t>
-            </w:r>
-          </w:p>
-          <w:p>
-            <w:pPr>
-              <w:jc w:val="both"/>
-              <w:rPr>
-                <w:sz w:val="22"/>
-                <w:szCs w:val="20"/>
-                <w:lang w:val="en-US"/>
-              </w:rPr>
-            </w:pPr>
-            <w:r>
-              <w:rPr>
-                <w:sz w:val="22"/>
-                <w:szCs w:val="20"/>
-                <w:lang w:val="en-US"/>
-              </w:rPr>
-              <w:t xml:space="preserve">                result += f" {units[text_number]}"</w:t>
-            </w:r>
-          </w:p>
-          <w:p>
-            <w:pPr>
-              <w:jc w:val="both"/>
-              <w:rPr>
-                <w:sz w:val="22"/>
-                <w:szCs w:val="20"/>
-                <w:lang w:val="en-US"/>
-              </w:rPr>
-            </w:pPr>
-          </w:p>
-          <w:p>
-            <w:pPr>
-              <w:jc w:val="both"/>
-              <w:rPr>
-                <w:sz w:val="22"/>
-                <w:szCs w:val="20"/>
-                <w:lang w:val="en-US"/>
-              </w:rPr>
-            </w:pPr>
-            <w:r>
-              <w:rPr>
-                <w:sz w:val="22"/>
-                <w:szCs w:val="20"/>
-                <w:lang w:val="en-US"/>
-              </w:rPr>
-              <w:t xml:space="preserve">            if text_number == 0 or (text_number &gt;= 5 and text_number &lt;= 9):</w:t>
-            </w:r>
-          </w:p>
-          <w:p>
-            <w:pPr>
-              <w:jc w:val="both"/>
-              <w:rPr>
-                <w:sz w:val="22"/>
-                <w:szCs w:val="20"/>
-                <w:lang w:val="en-US"/>
-              </w:rPr>
-            </w:pPr>
-            <w:r>
-              <w:rPr>
-                <w:sz w:val="22"/>
-                <w:szCs w:val="20"/>
-                <w:lang w:val="en-US"/>
-              </w:rPr>
-              <w:t xml:space="preserve">                result += " рублей"</w:t>
-            </w:r>
-          </w:p>
-          <w:p>
-            <w:pPr>
-              <w:jc w:val="both"/>
-              <w:rPr>
-                <w:sz w:val="22"/>
-                <w:szCs w:val="20"/>
-                <w:lang w:val="en-US"/>
-              </w:rPr>
-            </w:pPr>
-            <w:r>
-              <w:rPr>
-                <w:sz w:val="22"/>
-                <w:szCs w:val="20"/>
-                <w:lang w:val="en-US"/>
-              </w:rPr>
-              <w:t xml:space="preserve">            elif text_number == 1:</w:t>
-            </w:r>
-          </w:p>
-          <w:p>
-            <w:pPr>
-              <w:jc w:val="both"/>
-              <w:rPr>
-                <w:sz w:val="22"/>
-                <w:szCs w:val="20"/>
-                <w:lang w:val="en-US"/>
-              </w:rPr>
-            </w:pPr>
-            <w:r>
-              <w:rPr>
-                <w:sz w:val="22"/>
-                <w:szCs w:val="20"/>
-                <w:lang w:val="en-US"/>
-              </w:rPr>
-              <w:t xml:space="preserve">                result += " рубль"</w:t>
-            </w:r>
-          </w:p>
-          <w:p>
-            <w:pPr>
-              <w:jc w:val="both"/>
-              <w:rPr>
-                <w:sz w:val="22"/>
-                <w:szCs w:val="20"/>
-                <w:lang w:val="en-US"/>
-              </w:rPr>
-            </w:pPr>
-            <w:r>
-              <w:rPr>
-                <w:sz w:val="22"/>
-                <w:szCs w:val="20"/>
-                <w:lang w:val="en-US"/>
-              </w:rPr>
-              <w:t xml:space="preserve">            elif text_number &gt;= 2 and text_number &lt;= 4:</w:t>
-            </w:r>
-          </w:p>
-          <w:p>
-            <w:pPr>
-              <w:jc w:val="both"/>
-              <w:rPr>
-                <w:sz w:val="22"/>
-                <w:szCs w:val="20"/>
-                <w:lang w:val="en-US"/>
-              </w:rPr>
-            </w:pPr>
-            <w:r>
-              <w:rPr>
-                <w:sz w:val="22"/>
-                <w:szCs w:val="20"/>
-                <w:lang w:val="en-US"/>
-              </w:rPr>
-              <w:t xml:space="preserve">                result += " рубля"</w:t>
-            </w:r>
-          </w:p>
-          <w:p>
-            <w:pPr>
-              <w:jc w:val="both"/>
-              <w:rPr>
-                <w:sz w:val="22"/>
-                <w:szCs w:val="20"/>
-                <w:lang w:val="en-US"/>
-              </w:rPr>
-            </w:pPr>
-          </w:p>
-          <w:p>
-            <w:pPr>
-              <w:jc w:val="both"/>
-              <w:rPr>
-                <w:sz w:val="22"/>
-                <w:szCs w:val="20"/>
-                <w:lang w:val="en-US"/>
-              </w:rPr>
-            </w:pPr>
-            <w:r>
-              <w:rPr>
-                <w:sz w:val="22"/>
-                <w:szCs w:val="20"/>
-                <w:lang w:val="en-US"/>
-              </w:rPr>
-              <w:t xml:space="preserve">        print(f"Сумма прописью: {result} (₽{account.cash})")</w:t>
+              <w:t xml:space="preserve">                </w:t>
+            </w:r>
+            <w:proofErr w:type="spellStart"/>
+            <w:r>
+              <w:rPr>
+                <w:sz w:val="22"/>
+                <w:szCs w:val="20"/>
+                <w:lang w:val="en-US"/>
+              </w:rPr>
+              <w:t>text_number</w:t>
+            </w:r>
+            <w:proofErr w:type="spellEnd"/>
+            <w:r>
+              <w:rPr>
+                <w:sz w:val="22"/>
+                <w:szCs w:val="20"/>
+                <w:lang w:val="en-US"/>
+              </w:rPr>
+              <w:t xml:space="preserve"> -= ten * 10</w:t>
+            </w:r>
+          </w:p>
+          <w:p>
+            <w:pPr>
+              <w:jc w:val="both"/>
+              <w:rPr>
+                <w:sz w:val="22"/>
+                <w:szCs w:val="20"/>
+                <w:lang w:val="en-US"/>
+              </w:rPr>
+            </w:pPr>
+          </w:p>
+          <w:p>
+            <w:pPr>
+              <w:jc w:val="both"/>
+              <w:rPr>
+                <w:sz w:val="22"/>
+                <w:szCs w:val="20"/>
+                <w:lang w:val="en-US"/>
+              </w:rPr>
+            </w:pPr>
+            <w:r>
+              <w:rPr>
+                <w:sz w:val="22"/>
+                <w:szCs w:val="20"/>
+                <w:lang w:val="en-US"/>
+              </w:rPr>
+              <w:t xml:space="preserve">            if </w:t>
+            </w:r>
+            <w:proofErr w:type="spellStart"/>
+            <w:r>
+              <w:rPr>
+                <w:sz w:val="22"/>
+                <w:szCs w:val="20"/>
+                <w:lang w:val="en-US"/>
+              </w:rPr>
+              <w:t>text_number</w:t>
+            </w:r>
+            <w:proofErr w:type="spellEnd"/>
+            <w:r>
+              <w:rPr>
+                <w:sz w:val="22"/>
+                <w:szCs w:val="20"/>
+                <w:lang w:val="en-US"/>
+              </w:rPr>
+              <w:t xml:space="preserve"> &gt; 0 and </w:t>
+            </w:r>
+            <w:proofErr w:type="spellStart"/>
+            <w:r>
+              <w:rPr>
+                <w:sz w:val="22"/>
+                <w:szCs w:val="20"/>
+                <w:lang w:val="en-US"/>
+              </w:rPr>
+              <w:t>text_number</w:t>
+            </w:r>
+            <w:proofErr w:type="spellEnd"/>
+            <w:r>
+              <w:rPr>
+                <w:sz w:val="22"/>
+                <w:szCs w:val="20"/>
+                <w:lang w:val="en-US"/>
+              </w:rPr>
+              <w:t xml:space="preserve"> &lt;= 9:</w:t>
+            </w:r>
+          </w:p>
+          <w:p>
+            <w:pPr>
+              <w:jc w:val="both"/>
+              <w:rPr>
+                <w:sz w:val="22"/>
+                <w:szCs w:val="20"/>
+                <w:lang w:val="en-US"/>
+              </w:rPr>
+            </w:pPr>
+            <w:r>
+              <w:rPr>
+                <w:sz w:val="22"/>
+                <w:szCs w:val="20"/>
+                <w:lang w:val="en-US"/>
+              </w:rPr>
+              <w:t xml:space="preserve">                result += f" {units[</w:t>
+            </w:r>
+            <w:proofErr w:type="spellStart"/>
+            <w:r>
+              <w:rPr>
+                <w:sz w:val="22"/>
+                <w:szCs w:val="20"/>
+                <w:lang w:val="en-US"/>
+              </w:rPr>
+              <w:t>text_number</w:t>
+            </w:r>
+            <w:proofErr w:type="spellEnd"/>
+            <w:r>
+              <w:rPr>
+                <w:sz w:val="22"/>
+                <w:szCs w:val="20"/>
+                <w:lang w:val="en-US"/>
+              </w:rPr>
+              <w:t>]}"</w:t>
+            </w:r>
+          </w:p>
+          <w:p>
+            <w:pPr>
+              <w:jc w:val="both"/>
+              <w:rPr>
+                <w:sz w:val="22"/>
+                <w:szCs w:val="20"/>
+                <w:lang w:val="en-US"/>
+              </w:rPr>
+            </w:pPr>
+          </w:p>
+          <w:p>
+            <w:pPr>
+              <w:jc w:val="both"/>
+              <w:rPr>
+                <w:sz w:val="22"/>
+                <w:szCs w:val="20"/>
+                <w:lang w:val="en-US"/>
+              </w:rPr>
+            </w:pPr>
+            <w:r>
+              <w:rPr>
+                <w:sz w:val="22"/>
+                <w:szCs w:val="20"/>
+                <w:lang w:val="en-US"/>
+              </w:rPr>
+              <w:t xml:space="preserve">            if </w:t>
+            </w:r>
+            <w:proofErr w:type="spellStart"/>
+            <w:r>
+              <w:rPr>
+                <w:sz w:val="22"/>
+                <w:szCs w:val="20"/>
+                <w:lang w:val="en-US"/>
+              </w:rPr>
+              <w:t>text_number</w:t>
+            </w:r>
+            <w:proofErr w:type="spellEnd"/>
+            <w:r>
+              <w:rPr>
+                <w:sz w:val="22"/>
+                <w:szCs w:val="20"/>
+                <w:lang w:val="en-US"/>
+              </w:rPr>
+              <w:t xml:space="preserve"> == 0 or (</w:t>
+            </w:r>
+            <w:proofErr w:type="spellStart"/>
+            <w:r>
+              <w:rPr>
+                <w:sz w:val="22"/>
+                <w:szCs w:val="20"/>
+                <w:lang w:val="en-US"/>
+              </w:rPr>
+              <w:t>text_number</w:t>
+            </w:r>
+            <w:proofErr w:type="spellEnd"/>
+            <w:r>
+              <w:rPr>
+                <w:sz w:val="22"/>
+                <w:szCs w:val="20"/>
+                <w:lang w:val="en-US"/>
+              </w:rPr>
+              <w:t xml:space="preserve"> &gt;= 5 and </w:t>
+            </w:r>
+            <w:proofErr w:type="spellStart"/>
+            <w:r>
+              <w:rPr>
+                <w:sz w:val="22"/>
+                <w:szCs w:val="20"/>
+                <w:lang w:val="en-US"/>
+              </w:rPr>
+              <w:t>text_number</w:t>
+            </w:r>
+            <w:proofErr w:type="spellEnd"/>
+            <w:r>
+              <w:rPr>
+                <w:sz w:val="22"/>
+                <w:szCs w:val="20"/>
+                <w:lang w:val="en-US"/>
+              </w:rPr>
+              <w:t xml:space="preserve"> &lt;= 9):</w:t>
+            </w:r>
+          </w:p>
+          <w:p>
+            <w:pPr>
+              <w:jc w:val="both"/>
+              <w:rPr>
+                <w:sz w:val="22"/>
+                <w:szCs w:val="20"/>
+                <w:lang w:val="en-US"/>
+              </w:rPr>
+            </w:pPr>
+            <w:r>
+              <w:rPr>
+                <w:sz w:val="22"/>
+                <w:szCs w:val="20"/>
+                <w:lang w:val="en-US"/>
+              </w:rPr>
+              <w:t xml:space="preserve">                result += " </w:t>
+            </w:r>
+            <w:proofErr w:type="spellStart"/>
+            <w:r>
+              <w:rPr>
+                <w:sz w:val="22"/>
+                <w:szCs w:val="20"/>
+                <w:lang w:val="en-US"/>
+              </w:rPr>
+              <w:t>рублей</w:t>
+            </w:r>
+            <w:proofErr w:type="spellEnd"/>
+            <w:r>
+              <w:rPr>
+                <w:sz w:val="22"/>
+                <w:szCs w:val="20"/>
+                <w:lang w:val="en-US"/>
+              </w:rPr>
+              <w:t>"</w:t>
+            </w:r>
+          </w:p>
+          <w:p>
+            <w:pPr>
+              <w:jc w:val="both"/>
+              <w:rPr>
+                <w:sz w:val="22"/>
+                <w:szCs w:val="20"/>
+                <w:lang w:val="en-US"/>
+              </w:rPr>
+            </w:pPr>
+            <w:r>
+              <w:rPr>
+                <w:sz w:val="22"/>
+                <w:szCs w:val="20"/>
+                <w:lang w:val="en-US"/>
+              </w:rPr>
+              <w:t xml:space="preserve">            </w:t>
+            </w:r>
+            <w:proofErr w:type="spellStart"/>
+            <w:r>
+              <w:rPr>
+                <w:sz w:val="22"/>
+                <w:szCs w:val="20"/>
+                <w:lang w:val="en-US"/>
+              </w:rPr>
+              <w:t>elif</w:t>
+            </w:r>
+            <w:proofErr w:type="spellEnd"/>
+            <w:r>
+              <w:rPr>
+                <w:sz w:val="22"/>
+                <w:szCs w:val="20"/>
+                <w:lang w:val="en-US"/>
+              </w:rPr>
+              <w:t xml:space="preserve"> </w:t>
+            </w:r>
+            <w:proofErr w:type="spellStart"/>
+            <w:r>
+              <w:rPr>
+                <w:sz w:val="22"/>
+                <w:szCs w:val="20"/>
+                <w:lang w:val="en-US"/>
+              </w:rPr>
+              <w:t>text_number</w:t>
+            </w:r>
+            <w:proofErr w:type="spellEnd"/>
+            <w:r>
+              <w:rPr>
+                <w:sz w:val="22"/>
+                <w:szCs w:val="20"/>
+                <w:lang w:val="en-US"/>
+              </w:rPr>
+              <w:t xml:space="preserve"> == 1:</w:t>
+            </w:r>
+          </w:p>
+          <w:p>
+            <w:pPr>
+              <w:jc w:val="both"/>
+              <w:rPr>
+                <w:sz w:val="22"/>
+                <w:szCs w:val="20"/>
+                <w:lang w:val="en-US"/>
+              </w:rPr>
+            </w:pPr>
+            <w:r>
+              <w:rPr>
+                <w:sz w:val="22"/>
+                <w:szCs w:val="20"/>
+                <w:lang w:val="en-US"/>
+              </w:rPr>
+              <w:t xml:space="preserve">                result += " </w:t>
+            </w:r>
+            <w:proofErr w:type="spellStart"/>
+            <w:r>
+              <w:rPr>
+                <w:sz w:val="22"/>
+                <w:szCs w:val="20"/>
+                <w:lang w:val="en-US"/>
+              </w:rPr>
+              <w:t>рубль</w:t>
+            </w:r>
+            <w:proofErr w:type="spellEnd"/>
+            <w:r>
+              <w:rPr>
+                <w:sz w:val="22"/>
+                <w:szCs w:val="20"/>
+                <w:lang w:val="en-US"/>
+              </w:rPr>
+              <w:t>"</w:t>
+            </w:r>
+          </w:p>
+          <w:p>
+            <w:pPr>
+              <w:jc w:val="both"/>
+              <w:rPr>
+                <w:sz w:val="22"/>
+                <w:szCs w:val="20"/>
+                <w:lang w:val="en-US"/>
+              </w:rPr>
+            </w:pPr>
+            <w:r>
+              <w:rPr>
+                <w:sz w:val="22"/>
+                <w:szCs w:val="20"/>
+                <w:lang w:val="en-US"/>
+              </w:rPr>
+              <w:t xml:space="preserve">            </w:t>
+            </w:r>
+            <w:proofErr w:type="spellStart"/>
+            <w:r>
+              <w:rPr>
+                <w:sz w:val="22"/>
+                <w:szCs w:val="20"/>
+                <w:lang w:val="en-US"/>
+              </w:rPr>
+              <w:t>elif</w:t>
+            </w:r>
+            <w:proofErr w:type="spellEnd"/>
+            <w:r>
+              <w:rPr>
+                <w:sz w:val="22"/>
+                <w:szCs w:val="20"/>
+                <w:lang w:val="en-US"/>
+              </w:rPr>
+              <w:t xml:space="preserve"> </w:t>
+            </w:r>
+            <w:proofErr w:type="spellStart"/>
+            <w:r>
+              <w:rPr>
+                <w:sz w:val="22"/>
+                <w:szCs w:val="20"/>
+                <w:lang w:val="en-US"/>
+              </w:rPr>
+              <w:t>text_number</w:t>
+            </w:r>
+            <w:proofErr w:type="spellEnd"/>
+            <w:r>
+              <w:rPr>
+                <w:sz w:val="22"/>
+                <w:szCs w:val="20"/>
+                <w:lang w:val="en-US"/>
+              </w:rPr>
+              <w:t xml:space="preserve"> &gt;= 2 and </w:t>
+            </w:r>
+            <w:proofErr w:type="spellStart"/>
+            <w:r>
+              <w:rPr>
+                <w:sz w:val="22"/>
+                <w:szCs w:val="20"/>
+                <w:lang w:val="en-US"/>
+              </w:rPr>
+              <w:t>text_number</w:t>
+            </w:r>
+            <w:proofErr w:type="spellEnd"/>
+            <w:r>
+              <w:rPr>
+                <w:sz w:val="22"/>
+                <w:szCs w:val="20"/>
+                <w:lang w:val="en-US"/>
+              </w:rPr>
+              <w:t xml:space="preserve"> &lt;= 4:</w:t>
+            </w:r>
+          </w:p>
+          <w:p>
+            <w:pPr>
+              <w:jc w:val="both"/>
+              <w:rPr>
+                <w:sz w:val="22"/>
+                <w:szCs w:val="20"/>
+                <w:lang w:val="en-US"/>
+              </w:rPr>
+            </w:pPr>
+            <w:r>
+              <w:rPr>
+                <w:sz w:val="22"/>
+                <w:szCs w:val="20"/>
+                <w:lang w:val="en-US"/>
+              </w:rPr>
+              <w:t xml:space="preserve">                result += " </w:t>
+            </w:r>
+            <w:proofErr w:type="spellStart"/>
+            <w:r>
+              <w:rPr>
+                <w:sz w:val="22"/>
+                <w:szCs w:val="20"/>
+                <w:lang w:val="en-US"/>
+              </w:rPr>
+              <w:t>рубля</w:t>
+            </w:r>
+            <w:proofErr w:type="spellEnd"/>
+            <w:r>
+              <w:rPr>
+                <w:sz w:val="22"/>
+                <w:szCs w:val="20"/>
+                <w:lang w:val="en-US"/>
+              </w:rPr>
+              <w:t>"</w:t>
+            </w:r>
+          </w:p>
+          <w:p>
+            <w:pPr>
+              <w:jc w:val="both"/>
+              <w:rPr>
+                <w:sz w:val="22"/>
+                <w:szCs w:val="20"/>
+                <w:lang w:val="en-US"/>
+              </w:rPr>
+            </w:pPr>
+          </w:p>
+          <w:p>
+            <w:pPr>
+              <w:jc w:val="both"/>
+              <w:rPr>
+                <w:sz w:val="22"/>
+                <w:szCs w:val="20"/>
+                <w:lang w:val="en-US"/>
+              </w:rPr>
+            </w:pPr>
+            <w:r>
+              <w:rPr>
+                <w:sz w:val="22"/>
+                <w:szCs w:val="20"/>
+                <w:lang w:val="en-US"/>
+              </w:rPr>
+              <w:t xml:space="preserve">        print(</w:t>
+            </w:r>
+            <w:proofErr w:type="spellStart"/>
+            <w:r>
+              <w:rPr>
+                <w:sz w:val="22"/>
+                <w:szCs w:val="20"/>
+                <w:lang w:val="en-US"/>
+              </w:rPr>
+              <w:t>f"Сумма</w:t>
+            </w:r>
+            <w:proofErr w:type="spellEnd"/>
+            <w:r>
+              <w:rPr>
+                <w:sz w:val="22"/>
+                <w:szCs w:val="20"/>
+                <w:lang w:val="en-US"/>
+              </w:rPr>
+              <w:t xml:space="preserve"> </w:t>
+            </w:r>
+            <w:proofErr w:type="spellStart"/>
+            <w:r>
+              <w:rPr>
+                <w:sz w:val="22"/>
+                <w:szCs w:val="20"/>
+                <w:lang w:val="en-US"/>
+              </w:rPr>
+              <w:t>прописью</w:t>
+            </w:r>
+            <w:proofErr w:type="spellEnd"/>
+            <w:r>
+              <w:rPr>
+                <w:sz w:val="22"/>
+                <w:szCs w:val="20"/>
+                <w:lang w:val="en-US"/>
+              </w:rPr>
+              <w:t>: {result} (₽{</w:t>
+            </w:r>
+            <w:proofErr w:type="spellStart"/>
+            <w:r>
+              <w:rPr>
+                <w:sz w:val="22"/>
+                <w:szCs w:val="20"/>
+                <w:lang w:val="en-US"/>
+              </w:rPr>
+              <w:t>account.cash</w:t>
+            </w:r>
+            <w:proofErr w:type="spellEnd"/>
+            <w:r>
+              <w:rPr>
+                <w:sz w:val="22"/>
+                <w:szCs w:val="20"/>
+                <w:lang w:val="en-US"/>
+              </w:rPr>
+              <w:t>})")</w:t>
             </w:r>
           </w:p>
           <w:p>
@@ -8391,7 +11863,43 @@
                 <w:szCs w:val="20"/>
                 <w:lang w:val="en-US"/>
               </w:rPr>
-              <w:t xml:space="preserve">    'Метод инициализации'</w:t>
+              <w:t xml:space="preserve">    '</w:t>
+            </w:r>
+            <w:proofErr w:type="spellStart"/>
+            <w:r>
+              <w:rPr>
+                <w:sz w:val="22"/>
+                <w:szCs w:val="20"/>
+                <w:lang w:val="en-US"/>
+              </w:rPr>
+              <w:t>Метод</w:t>
+            </w:r>
+            <w:proofErr w:type="spellEnd"/>
+            <w:r>
+              <w:rPr>
+                <w:sz w:val="22"/>
+                <w:szCs w:val="20"/>
+                <w:lang w:val="en-US"/>
+              </w:rPr>
+              <w:t xml:space="preserve"> </w:t>
+            </w:r>
+            <w:proofErr w:type="spellStart"/>
+            <w:r>
+              <w:rPr>
+                <w:sz w:val="22"/>
+                <w:szCs w:val="20"/>
+                <w:lang w:val="en-US"/>
+              </w:rPr>
+              <w:t>инициализации</w:t>
+            </w:r>
+            <w:proofErr w:type="spellEnd"/>
+            <w:r>
+              <w:rPr>
+                <w:sz w:val="22"/>
+                <w:szCs w:val="20"/>
+                <w:lang w:val="en-US"/>
+              </w:rPr>
+              <w:t>'</w:t>
             </w:r>
           </w:p>
           <w:p>
@@ -8427,25 +11935,61 @@
                 <w:szCs w:val="20"/>
                 <w:lang w:val="en-US"/>
               </w:rPr>
-              <w:t xml:space="preserve">    account = Account("Иванов", "333-123", 20, 10000)</w:t>
-            </w:r>
-          </w:p>
-          <w:p>
-            <w:pPr>
-              <w:jc w:val="both"/>
-              <w:rPr>
-                <w:sz w:val="22"/>
-                <w:szCs w:val="20"/>
-                <w:lang w:val="en-US"/>
-              </w:rPr>
-            </w:pPr>
-            <w:r>
-              <w:rPr>
-                <w:sz w:val="22"/>
-                <w:szCs w:val="20"/>
-                <w:lang w:val="en-US"/>
-              </w:rPr>
-              <w:t xml:space="preserve">    account.display()</w:t>
+              <w:t xml:space="preserve">    account = Account("</w:t>
+            </w:r>
+            <w:proofErr w:type="spellStart"/>
+            <w:r>
+              <w:rPr>
+                <w:sz w:val="22"/>
+                <w:szCs w:val="20"/>
+                <w:lang w:val="en-US"/>
+              </w:rPr>
+              <w:t>Иванов</w:t>
+            </w:r>
+            <w:proofErr w:type="spellEnd"/>
+            <w:r>
+              <w:rPr>
+                <w:sz w:val="22"/>
+                <w:szCs w:val="20"/>
+                <w:lang w:val="en-US"/>
+              </w:rPr>
+              <w:t>", "333-123", 20, 10000)</w:t>
+            </w:r>
+          </w:p>
+          <w:p>
+            <w:pPr>
+              <w:jc w:val="both"/>
+              <w:rPr>
+                <w:sz w:val="22"/>
+                <w:szCs w:val="20"/>
+                <w:lang w:val="en-US"/>
+              </w:rPr>
+            </w:pPr>
+            <w:r>
+              <w:rPr>
+                <w:sz w:val="22"/>
+                <w:szCs w:val="20"/>
+                <w:lang w:val="en-US"/>
+              </w:rPr>
+              <w:t xml:space="preserve">    </w:t>
+            </w:r>
+            <w:proofErr w:type="spellStart"/>
+            <w:r>
+              <w:rPr>
+                <w:sz w:val="22"/>
+                <w:szCs w:val="20"/>
+                <w:lang w:val="en-US"/>
+              </w:rPr>
+              <w:t>account.display</w:t>
+            </w:r>
+            <w:proofErr w:type="spellEnd"/>
+            <w:r>
+              <w:rPr>
+                <w:sz w:val="22"/>
+                <w:szCs w:val="20"/>
+                <w:lang w:val="en-US"/>
+              </w:rPr>
+              <w:t>()</w:t>
             </w:r>
           </w:p>
           <w:p>
@@ -8464,189 +12008,405 @@
                 <w:lang w:val="en-US"/>
               </w:rPr>
               <w:lastRenderedPageBreak/>
-              <w:t xml:space="preserve">    account.change_owner("Петров")</w:t>
-            </w:r>
-          </w:p>
-          <w:p>
-            <w:pPr>
-              <w:jc w:val="both"/>
-              <w:rPr>
-                <w:sz w:val="22"/>
-                <w:szCs w:val="20"/>
-                <w:lang w:val="en-US"/>
-              </w:rPr>
-            </w:pPr>
-            <w:r>
-              <w:rPr>
-                <w:sz w:val="22"/>
-                <w:szCs w:val="20"/>
-                <w:lang w:val="en-US"/>
-              </w:rPr>
-              <w:t xml:space="preserve">    account.display()</w:t>
-            </w:r>
-          </w:p>
-          <w:p>
-            <w:pPr>
-              <w:jc w:val="both"/>
-              <w:rPr>
-                <w:sz w:val="22"/>
-                <w:szCs w:val="20"/>
-                <w:lang w:val="en-US"/>
-              </w:rPr>
-            </w:pPr>
-          </w:p>
-          <w:p>
-            <w:pPr>
-              <w:jc w:val="both"/>
-              <w:rPr>
-                <w:sz w:val="22"/>
-                <w:szCs w:val="20"/>
-                <w:lang w:val="en-US"/>
-              </w:rPr>
-            </w:pPr>
-            <w:r>
-              <w:rPr>
-                <w:sz w:val="22"/>
-                <w:szCs w:val="20"/>
-                <w:lang w:val="en-US"/>
-              </w:rPr>
-              <w:t xml:space="preserve">    account_manager = AccountManagement()</w:t>
-            </w:r>
-          </w:p>
-          <w:p>
-            <w:pPr>
-              <w:jc w:val="both"/>
-              <w:rPr>
-                <w:sz w:val="22"/>
-                <w:szCs w:val="20"/>
-                <w:lang w:val="en-US"/>
-              </w:rPr>
-            </w:pPr>
-            <w:r>
-              <w:rPr>
-                <w:sz w:val="22"/>
-                <w:szCs w:val="20"/>
-                <w:lang w:val="en-US"/>
-              </w:rPr>
-              <w:t xml:space="preserve">    account_manager.withdraw_money(5000, account)</w:t>
-            </w:r>
-          </w:p>
-          <w:p>
-            <w:pPr>
-              <w:jc w:val="both"/>
-              <w:rPr>
-                <w:sz w:val="22"/>
-                <w:szCs w:val="20"/>
-                <w:lang w:val="en-US"/>
-              </w:rPr>
-            </w:pPr>
-            <w:r>
-              <w:rPr>
-                <w:sz w:val="22"/>
-                <w:szCs w:val="20"/>
-                <w:lang w:val="en-US"/>
-              </w:rPr>
-              <w:t xml:space="preserve">    account.display()</w:t>
-            </w:r>
-          </w:p>
-          <w:p>
-            <w:pPr>
-              <w:jc w:val="both"/>
-              <w:rPr>
-                <w:sz w:val="22"/>
-                <w:szCs w:val="20"/>
-                <w:lang w:val="en-US"/>
-              </w:rPr>
-            </w:pPr>
-            <w:r>
-              <w:rPr>
-                <w:sz w:val="22"/>
-                <w:szCs w:val="20"/>
-                <w:lang w:val="en-US"/>
-              </w:rPr>
-              <w:t xml:space="preserve">    account_manager.put_money(557, account)</w:t>
-            </w:r>
-          </w:p>
-          <w:p>
-            <w:pPr>
-              <w:jc w:val="both"/>
-              <w:rPr>
-                <w:sz w:val="22"/>
-                <w:szCs w:val="20"/>
-                <w:lang w:val="en-US"/>
-              </w:rPr>
-            </w:pPr>
-            <w:r>
-              <w:rPr>
-                <w:sz w:val="22"/>
-                <w:szCs w:val="20"/>
-                <w:lang w:val="en-US"/>
-              </w:rPr>
-              <w:t xml:space="preserve">    account.display()</w:t>
-            </w:r>
-          </w:p>
-          <w:p>
-            <w:pPr>
-              <w:jc w:val="both"/>
-              <w:rPr>
-                <w:sz w:val="22"/>
-                <w:szCs w:val="20"/>
-                <w:lang w:val="en-US"/>
-              </w:rPr>
-            </w:pPr>
-          </w:p>
-          <w:p>
-            <w:pPr>
-              <w:jc w:val="both"/>
-              <w:rPr>
-                <w:sz w:val="22"/>
-                <w:szCs w:val="20"/>
-                <w:lang w:val="en-US"/>
-              </w:rPr>
-            </w:pPr>
-            <w:r>
-              <w:rPr>
-                <w:sz w:val="22"/>
-                <w:szCs w:val="20"/>
-                <w:lang w:val="en-US"/>
-              </w:rPr>
-              <w:t xml:space="preserve">    interest = InterestHandler(account)</w:t>
-            </w:r>
-          </w:p>
-          <w:p>
-            <w:pPr>
-              <w:jc w:val="both"/>
-              <w:rPr>
-                <w:sz w:val="22"/>
-                <w:szCs w:val="20"/>
-                <w:lang w:val="en-US"/>
-              </w:rPr>
-            </w:pPr>
-            <w:r>
-              <w:rPr>
-                <w:sz w:val="22"/>
-                <w:szCs w:val="20"/>
-                <w:lang w:val="en-US"/>
-              </w:rPr>
-              <w:t xml:space="preserve">    interest.accrue_percent(account)</w:t>
-            </w:r>
-          </w:p>
-          <w:p>
-            <w:pPr>
-              <w:jc w:val="both"/>
-              <w:rPr>
-                <w:sz w:val="22"/>
-                <w:szCs w:val="20"/>
-                <w:lang w:val="en-US"/>
-              </w:rPr>
-            </w:pPr>
-            <w:r>
-              <w:rPr>
-                <w:sz w:val="22"/>
-                <w:szCs w:val="20"/>
-                <w:lang w:val="en-US"/>
-              </w:rPr>
-              <w:t xml:space="preserve">    account.display()</w:t>
+              <w:t xml:space="preserve">    </w:t>
+            </w:r>
+            <w:proofErr w:type="spellStart"/>
+            <w:r>
+              <w:rPr>
+                <w:sz w:val="22"/>
+                <w:szCs w:val="20"/>
+                <w:lang w:val="en-US"/>
+              </w:rPr>
+              <w:t>account.change_owner</w:t>
+            </w:r>
+            <w:proofErr w:type="spellEnd"/>
+            <w:r>
+              <w:rPr>
+                <w:sz w:val="22"/>
+                <w:szCs w:val="20"/>
+                <w:lang w:val="en-US"/>
+              </w:rPr>
+              <w:t>("</w:t>
+            </w:r>
+            <w:proofErr w:type="spellStart"/>
+            <w:r>
+              <w:rPr>
+                <w:sz w:val="22"/>
+                <w:szCs w:val="20"/>
+                <w:lang w:val="en-US"/>
+              </w:rPr>
+              <w:t>Петров</w:t>
+            </w:r>
+            <w:proofErr w:type="spellEnd"/>
+            <w:r>
+              <w:rPr>
+                <w:sz w:val="22"/>
+                <w:szCs w:val="20"/>
+                <w:lang w:val="en-US"/>
+              </w:rPr>
+              <w:t>")</w:t>
+            </w:r>
+          </w:p>
+          <w:p>
+            <w:pPr>
+              <w:jc w:val="both"/>
+              <w:rPr>
+                <w:sz w:val="22"/>
+                <w:szCs w:val="20"/>
+                <w:lang w:val="en-US"/>
+              </w:rPr>
+            </w:pPr>
+            <w:r>
+              <w:rPr>
+                <w:sz w:val="22"/>
+                <w:szCs w:val="20"/>
+                <w:lang w:val="en-US"/>
+              </w:rPr>
+              <w:t xml:space="preserve">    </w:t>
+            </w:r>
+            <w:proofErr w:type="spellStart"/>
+            <w:r>
+              <w:rPr>
+                <w:sz w:val="22"/>
+                <w:szCs w:val="20"/>
+                <w:lang w:val="en-US"/>
+              </w:rPr>
+              <w:t>account.display</w:t>
+            </w:r>
+            <w:proofErr w:type="spellEnd"/>
+            <w:r>
+              <w:rPr>
+                <w:sz w:val="22"/>
+                <w:szCs w:val="20"/>
+                <w:lang w:val="en-US"/>
+              </w:rPr>
+              <w:t>()</w:t>
+            </w:r>
+          </w:p>
+          <w:p>
+            <w:pPr>
+              <w:jc w:val="both"/>
+              <w:rPr>
+                <w:sz w:val="22"/>
+                <w:szCs w:val="20"/>
+                <w:lang w:val="en-US"/>
+              </w:rPr>
+            </w:pPr>
+          </w:p>
+          <w:p>
+            <w:pPr>
+              <w:jc w:val="both"/>
+              <w:rPr>
+                <w:sz w:val="22"/>
+                <w:szCs w:val="20"/>
+                <w:lang w:val="en-US"/>
+              </w:rPr>
+            </w:pPr>
+            <w:r>
+              <w:rPr>
+                <w:sz w:val="22"/>
+                <w:szCs w:val="20"/>
+                <w:lang w:val="en-US"/>
+              </w:rPr>
+              <w:t xml:space="preserve">    </w:t>
+            </w:r>
+            <w:proofErr w:type="spellStart"/>
+            <w:r>
+              <w:rPr>
+                <w:sz w:val="22"/>
+                <w:szCs w:val="20"/>
+                <w:lang w:val="en-US"/>
+              </w:rPr>
+              <w:t>account_manager</w:t>
+            </w:r>
+            <w:proofErr w:type="spellEnd"/>
+            <w:r>
+              <w:rPr>
+                <w:sz w:val="22"/>
+                <w:szCs w:val="20"/>
+                <w:lang w:val="en-US"/>
+              </w:rPr>
+              <w:t xml:space="preserve"> = </w:t>
+            </w:r>
+            <w:proofErr w:type="spellStart"/>
+            <w:r>
+              <w:rPr>
+                <w:sz w:val="22"/>
+                <w:szCs w:val="20"/>
+                <w:lang w:val="en-US"/>
+              </w:rPr>
+              <w:t>AccountManagement</w:t>
+            </w:r>
+            <w:proofErr w:type="spellEnd"/>
+            <w:r>
+              <w:rPr>
+                <w:sz w:val="22"/>
+                <w:szCs w:val="20"/>
+                <w:lang w:val="en-US"/>
+              </w:rPr>
+              <w:t>()</w:t>
+            </w:r>
+          </w:p>
+          <w:p>
+            <w:pPr>
+              <w:jc w:val="both"/>
+              <w:rPr>
+                <w:sz w:val="22"/>
+                <w:szCs w:val="20"/>
+                <w:lang w:val="en-US"/>
+              </w:rPr>
+            </w:pPr>
+            <w:r>
+              <w:rPr>
+                <w:sz w:val="22"/>
+                <w:szCs w:val="20"/>
+                <w:lang w:val="en-US"/>
+              </w:rPr>
+              <w:t xml:space="preserve">    </w:t>
+            </w:r>
+            <w:proofErr w:type="spellStart"/>
+            <w:r>
+              <w:rPr>
+                <w:sz w:val="22"/>
+                <w:szCs w:val="20"/>
+                <w:lang w:val="en-US"/>
+              </w:rPr>
+              <w:t>account_manager.withdraw_money</w:t>
+            </w:r>
+            <w:proofErr w:type="spellEnd"/>
+            <w:r>
+              <w:rPr>
+                <w:sz w:val="22"/>
+                <w:szCs w:val="20"/>
+                <w:lang w:val="en-US"/>
+              </w:rPr>
+              <w:t>(5000, account)</w:t>
+            </w:r>
+          </w:p>
+          <w:p>
+            <w:pPr>
+              <w:jc w:val="both"/>
+              <w:rPr>
+                <w:sz w:val="22"/>
+                <w:szCs w:val="20"/>
+                <w:lang w:val="en-US"/>
+              </w:rPr>
+            </w:pPr>
+            <w:r>
+              <w:rPr>
+                <w:sz w:val="22"/>
+                <w:szCs w:val="20"/>
+                <w:lang w:val="en-US"/>
+              </w:rPr>
+              <w:t xml:space="preserve">    </w:t>
+            </w:r>
+            <w:proofErr w:type="spellStart"/>
+            <w:r>
+              <w:rPr>
+                <w:sz w:val="22"/>
+                <w:szCs w:val="20"/>
+                <w:lang w:val="en-US"/>
+              </w:rPr>
+              <w:t>account.display</w:t>
+            </w:r>
+            <w:proofErr w:type="spellEnd"/>
+            <w:r>
+              <w:rPr>
+                <w:sz w:val="22"/>
+                <w:szCs w:val="20"/>
+                <w:lang w:val="en-US"/>
+              </w:rPr>
+              <w:t>()</w:t>
+            </w:r>
+          </w:p>
+          <w:p>
+            <w:pPr>
+              <w:jc w:val="both"/>
+              <w:rPr>
+                <w:sz w:val="22"/>
+                <w:szCs w:val="20"/>
+                <w:lang w:val="en-US"/>
+              </w:rPr>
+            </w:pPr>
+            <w:r>
+              <w:rPr>
+                <w:sz w:val="22"/>
+                <w:szCs w:val="20"/>
+                <w:lang w:val="en-US"/>
+              </w:rPr>
+              <w:t xml:space="preserve">    </w:t>
+            </w:r>
+            <w:proofErr w:type="spellStart"/>
+            <w:r>
+              <w:rPr>
+                <w:sz w:val="22"/>
+                <w:szCs w:val="20"/>
+                <w:lang w:val="en-US"/>
+              </w:rPr>
+              <w:t>account_manager.put_money</w:t>
+            </w:r>
+            <w:proofErr w:type="spellEnd"/>
+            <w:r>
+              <w:rPr>
+                <w:sz w:val="22"/>
+                <w:szCs w:val="20"/>
+                <w:lang w:val="en-US"/>
+              </w:rPr>
+              <w:t>(557, account)</w:t>
+            </w:r>
+          </w:p>
+          <w:p>
+            <w:pPr>
+              <w:jc w:val="both"/>
+              <w:rPr>
+                <w:sz w:val="22"/>
+                <w:szCs w:val="20"/>
+                <w:lang w:val="en-US"/>
+              </w:rPr>
+            </w:pPr>
+            <w:r>
+              <w:rPr>
+                <w:sz w:val="22"/>
+                <w:szCs w:val="20"/>
+                <w:lang w:val="en-US"/>
+              </w:rPr>
+              <w:t xml:space="preserve">    </w:t>
+            </w:r>
+            <w:proofErr w:type="spellStart"/>
+            <w:r>
+              <w:rPr>
+                <w:sz w:val="22"/>
+                <w:szCs w:val="20"/>
+                <w:lang w:val="en-US"/>
+              </w:rPr>
+              <w:t>account.display</w:t>
+            </w:r>
+            <w:proofErr w:type="spellEnd"/>
+            <w:r>
+              <w:rPr>
+                <w:sz w:val="22"/>
+                <w:szCs w:val="20"/>
+                <w:lang w:val="en-US"/>
+              </w:rPr>
+              <w:t>()</w:t>
+            </w:r>
+          </w:p>
+          <w:p>
+            <w:pPr>
+              <w:jc w:val="both"/>
+              <w:rPr>
+                <w:sz w:val="22"/>
+                <w:szCs w:val="20"/>
+                <w:lang w:val="en-US"/>
+              </w:rPr>
+            </w:pPr>
+          </w:p>
+          <w:p>
+            <w:pPr>
+              <w:jc w:val="both"/>
+              <w:rPr>
+                <w:sz w:val="22"/>
+                <w:szCs w:val="20"/>
+                <w:lang w:val="en-US"/>
+              </w:rPr>
+            </w:pPr>
+            <w:r>
+              <w:rPr>
+                <w:sz w:val="22"/>
+                <w:szCs w:val="20"/>
+                <w:lang w:val="en-US"/>
+              </w:rPr>
+              <w:t xml:space="preserve">    interest = </w:t>
+            </w:r>
+            <w:proofErr w:type="spellStart"/>
+            <w:r>
+              <w:rPr>
+                <w:sz w:val="22"/>
+                <w:szCs w:val="20"/>
+                <w:lang w:val="en-US"/>
+              </w:rPr>
+              <w:t>InterestHandler</w:t>
+            </w:r>
+            <w:proofErr w:type="spellEnd"/>
+            <w:r>
+              <w:rPr>
+                <w:sz w:val="22"/>
+                <w:szCs w:val="20"/>
+                <w:lang w:val="en-US"/>
+              </w:rPr>
+              <w:t>(account)</w:t>
+            </w:r>
+          </w:p>
+          <w:p>
+            <w:pPr>
+              <w:jc w:val="both"/>
+              <w:rPr>
+                <w:sz w:val="22"/>
+                <w:szCs w:val="20"/>
+                <w:lang w:val="en-US"/>
+              </w:rPr>
+            </w:pPr>
+            <w:r>
+              <w:rPr>
+                <w:sz w:val="22"/>
+                <w:szCs w:val="20"/>
+                <w:lang w:val="en-US"/>
+              </w:rPr>
+              <w:t xml:space="preserve">    </w:t>
+            </w:r>
+            <w:proofErr w:type="spellStart"/>
+            <w:r>
+              <w:rPr>
+                <w:sz w:val="22"/>
+                <w:szCs w:val="20"/>
+                <w:lang w:val="en-US"/>
+              </w:rPr>
+              <w:t>interest.accrue_percent</w:t>
+            </w:r>
+            <w:proofErr w:type="spellEnd"/>
+            <w:r>
+              <w:rPr>
+                <w:sz w:val="22"/>
+                <w:szCs w:val="20"/>
+                <w:lang w:val="en-US"/>
+              </w:rPr>
+              <w:t>(account)</w:t>
+            </w:r>
+          </w:p>
+          <w:p>
+            <w:pPr>
+              <w:jc w:val="both"/>
+              <w:rPr>
+                <w:sz w:val="22"/>
+                <w:szCs w:val="20"/>
+                <w:lang w:val="en-US"/>
+              </w:rPr>
+            </w:pPr>
+            <w:r>
+              <w:rPr>
+                <w:sz w:val="22"/>
+                <w:szCs w:val="20"/>
+                <w:lang w:val="en-US"/>
+              </w:rPr>
+              <w:t xml:space="preserve">    </w:t>
+            </w:r>
+            <w:proofErr w:type="spellStart"/>
+            <w:r>
+              <w:rPr>
+                <w:sz w:val="22"/>
+                <w:szCs w:val="20"/>
+                <w:lang w:val="en-US"/>
+              </w:rPr>
+              <w:t>account.display</w:t>
+            </w:r>
+            <w:proofErr w:type="spellEnd"/>
+            <w:r>
+              <w:rPr>
+                <w:sz w:val="22"/>
+                <w:szCs w:val="20"/>
+                <w:lang w:val="en-US"/>
+              </w:rPr>
+              <w:t>()</w:t>
             </w:r>
           </w:p>
           <w:p>
@@ -8692,25 +12452,61 @@
                 <w:szCs w:val="20"/>
                 <w:lang w:val="en-US"/>
               </w:rPr>
-              <w:t xml:space="preserve">    converter.transfer_dollar(account)</w:t>
-            </w:r>
-          </w:p>
-          <w:p>
-            <w:pPr>
-              <w:jc w:val="both"/>
-              <w:rPr>
-                <w:sz w:val="22"/>
-                <w:szCs w:val="20"/>
-                <w:lang w:val="en-US"/>
-              </w:rPr>
-            </w:pPr>
-            <w:r>
-              <w:rPr>
-                <w:sz w:val="22"/>
-                <w:szCs w:val="20"/>
-                <w:lang w:val="en-US"/>
-              </w:rPr>
-              <w:t xml:space="preserve">    converter.transfer_euro(account)</w:t>
+              <w:t xml:space="preserve">    </w:t>
+            </w:r>
+            <w:proofErr w:type="spellStart"/>
+            <w:r>
+              <w:rPr>
+                <w:sz w:val="22"/>
+                <w:szCs w:val="20"/>
+                <w:lang w:val="en-US"/>
+              </w:rPr>
+              <w:t>converter.transfer_dollar</w:t>
+            </w:r>
+            <w:proofErr w:type="spellEnd"/>
+            <w:r>
+              <w:rPr>
+                <w:sz w:val="22"/>
+                <w:szCs w:val="20"/>
+                <w:lang w:val="en-US"/>
+              </w:rPr>
+              <w:t>(account)</w:t>
+            </w:r>
+          </w:p>
+          <w:p>
+            <w:pPr>
+              <w:jc w:val="both"/>
+              <w:rPr>
+                <w:sz w:val="22"/>
+                <w:szCs w:val="20"/>
+                <w:lang w:val="en-US"/>
+              </w:rPr>
+            </w:pPr>
+            <w:r>
+              <w:rPr>
+                <w:sz w:val="22"/>
+                <w:szCs w:val="20"/>
+                <w:lang w:val="en-US"/>
+              </w:rPr>
+              <w:t xml:space="preserve">    </w:t>
+            </w:r>
+            <w:proofErr w:type="spellStart"/>
+            <w:r>
+              <w:rPr>
+                <w:sz w:val="22"/>
+                <w:szCs w:val="20"/>
+                <w:lang w:val="en-US"/>
+              </w:rPr>
+              <w:t>converter.transfer_euro</w:t>
+            </w:r>
+            <w:proofErr w:type="spellEnd"/>
+            <w:r>
+              <w:rPr>
+                <w:sz w:val="22"/>
+                <w:szCs w:val="20"/>
+                <w:lang w:val="en-US"/>
+              </w:rPr>
+              <w:t>(account)</w:t>
             </w:r>
           </w:p>
           <w:p>
@@ -8729,7 +12525,25 @@
                 <w:szCs w:val="20"/>
                 <w:lang w:val="en-US"/>
               </w:rPr>
-              <w:t xml:space="preserve">    converter.transfer_text(account)</w:t>
+              <w:t xml:space="preserve">    </w:t>
+            </w:r>
+            <w:proofErr w:type="spellStart"/>
+            <w:r>
+              <w:rPr>
+                <w:sz w:val="22"/>
+                <w:szCs w:val="20"/>
+                <w:lang w:val="en-US"/>
+              </w:rPr>
+              <w:t>converter.transfer_text</w:t>
+            </w:r>
+            <w:proofErr w:type="spellEnd"/>
+            <w:r>
+              <w:rPr>
+                <w:sz w:val="22"/>
+                <w:szCs w:val="20"/>
+                <w:lang w:val="en-US"/>
+              </w:rPr>
+              <w:t>(account)</w:t>
             </w:r>
           </w:p>
           <w:p>
@@ -8933,6 +12747,7 @@
         </w:rPr>
         <w:t xml:space="preserve"> </w:t>
       </w:r>
+      <w:proofErr w:type="spellStart"/>
       <w:r>
         <w:rPr>
           <w:i/>
@@ -8943,6 +12758,7 @@
         </w:rPr>
         <w:t>MyClass</w:t>
       </w:r>
+      <w:proofErr w:type="spellEnd"/>
       <w:r>
         <w:rPr>
           <w:i/>
@@ -9063,6 +12879,7 @@
         </w:rPr>
         <w:t>_</w:t>
       </w:r>
+      <w:proofErr w:type="spellStart"/>
       <w:r>
         <w:rPr>
           <w:i/>
@@ -9073,6 +12890,7 @@
         </w:rPr>
         <w:t>smt</w:t>
       </w:r>
+      <w:proofErr w:type="spellEnd"/>
       <w:r>
         <w:rPr>
           <w:i/>
@@ -9294,7 +13112,21 @@
         <w:rPr>
           <w:sz w:val="28"/>
         </w:rPr>
-        <w:t>Для чего предназначен метод __init__() класса?</w:t>
+        <w:t>Для чего предназначен метод __</w:t>
+      </w:r>
+      <w:proofErr w:type="spellStart"/>
+      <w:r>
+        <w:rPr>
+          <w:sz w:val="28"/>
+        </w:rPr>
+        <w:t>init</w:t>
+      </w:r>
+      <w:proofErr w:type="spellEnd"/>
+      <w:r>
+        <w:rPr>
+          <w:sz w:val="28"/>
+        </w:rPr>
+        <w:t>__() класса?</w:t>
       </w:r>
     </w:p>
     <w:p>
@@ -9318,6 +13150,7 @@
         </w:rPr>
         <w:t>__</w:t>
       </w:r>
+      <w:proofErr w:type="spellStart"/>
       <w:r>
         <w:rPr>
           <w:sz w:val="28"/>
@@ -9325,6 +13158,7 @@
         </w:rPr>
         <w:t>init</w:t>
       </w:r>
+      <w:proofErr w:type="spellEnd"/>
       <w:r>
         <w:rPr>
           <w:sz w:val="28"/>
@@ -9337,6 +13171,7 @@
         </w:rPr>
         <w:t xml:space="preserve"> является конструктором. Конструкторы – это концепция объектно-ориентированного программирования. Класс может иметь один и только один конструктор. Если __</w:t>
       </w:r>
+      <w:proofErr w:type="spellStart"/>
       <w:r>
         <w:rPr>
           <w:sz w:val="28"/>
@@ -9344,6 +13179,7 @@
         </w:rPr>
         <w:t>init</w:t>
       </w:r>
+      <w:proofErr w:type="spellEnd"/>
       <w:r>
         <w:rPr>
           <w:sz w:val="28"/>
@@ -9354,7 +13190,21 @@
         <w:rPr>
           <w:sz w:val="28"/>
         </w:rPr>
-        <w:t xml:space="preserve"> определён внутри клаасса, он автоматически вызывается при создании нового экземпляра.</w:t>
+        <w:t xml:space="preserve"> определён внутри </w:t>
+      </w:r>
+      <w:proofErr w:type="spellStart"/>
+      <w:r>
+        <w:rPr>
+          <w:sz w:val="28"/>
+        </w:rPr>
+        <w:t>клаасса</w:t>
+      </w:r>
+      <w:proofErr w:type="spellEnd"/>
+      <w:r>
+        <w:rPr>
+          <w:sz w:val="28"/>
+        </w:rPr>
+        <w:t>, он автоматически вызывается при создании нового экземпляра.</w:t>
       </w:r>
     </w:p>
     <w:p>
@@ -9384,7 +13234,21 @@
         <w:rPr>
           <w:sz w:val="28"/>
         </w:rPr>
-        <w:t>Каково назначение self?</w:t>
+        <w:t xml:space="preserve">Каково назначение </w:t>
+      </w:r>
+      <w:proofErr w:type="spellStart"/>
+      <w:r>
+        <w:rPr>
+          <w:sz w:val="28"/>
+        </w:rPr>
+        <w:t>self</w:t>
+      </w:r>
+      <w:proofErr w:type="spellEnd"/>
+      <w:r>
+        <w:rPr>
+          <w:sz w:val="28"/>
+        </w:rPr>
+        <w:t>?</w:t>
       </w:r>
     </w:p>
     <w:p>
@@ -9643,7 +13507,28 @@
           <w:lang w:val="en-US"/>
         </w:rPr>
         <w:tab/>
-        <w:t>all_books = []</w:t>
+      </w:r>
+      <w:proofErr w:type="spellStart"/>
+      <w:r>
+        <w:rPr>
+          <w:i/>
+          <w:iCs/>
+          <w:color w:val="4F81BD" w:themeColor="accent1"/>
+          <w:sz w:val="28"/>
+          <w:lang w:val="en-US"/>
+        </w:rPr>
+        <w:t>all_books</w:t>
+      </w:r>
+      <w:proofErr w:type="spellEnd"/>
+      <w:r>
+        <w:rPr>
+          <w:i/>
+          <w:iCs/>
+          <w:color w:val="4F81BD" w:themeColor="accent1"/>
+          <w:sz w:val="28"/>
+          <w:lang w:val="en-US"/>
+        </w:rPr>
+        <w:t xml:space="preserve"> = []</w:t>
       </w:r>
     </w:p>
     <w:p>
@@ -9763,6 +13648,7 @@
           <w:lang w:val="en-US"/>
         </w:rPr>
       </w:pPr>
+      <w:proofErr w:type="spellStart"/>
       <w:r>
         <w:rPr>
           <w:i/>
@@ -9771,7 +13657,18 @@
           <w:sz w:val="28"/>
           <w:lang w:val="en-US"/>
         </w:rPr>
-        <w:t>Book.material # “paper”</w:t>
+        <w:t>Book.material</w:t>
+      </w:r>
+      <w:proofErr w:type="spellEnd"/>
+      <w:r>
+        <w:rPr>
+          <w:i/>
+          <w:iCs/>
+          <w:color w:val="4F81BD" w:themeColor="accent1"/>
+          <w:sz w:val="28"/>
+          <w:lang w:val="en-US"/>
+        </w:rPr>
+        <w:t xml:space="preserve"> # “paper”</w:t>
       </w:r>
     </w:p>
     <w:p>
@@ -9786,6 +13683,7 @@
           <w:lang w:val="en-US"/>
         </w:rPr>
       </w:pPr>
+      <w:proofErr w:type="spellStart"/>
       <w:r>
         <w:rPr>
           <w:i/>
@@ -9794,7 +13692,18 @@
           <w:sz w:val="28"/>
           <w:lang w:val="en-US"/>
         </w:rPr>
-        <w:t>Book.cover # “paperback”</w:t>
+        <w:t>Book.cover</w:t>
+      </w:r>
+      <w:proofErr w:type="spellEnd"/>
+      <w:r>
+        <w:rPr>
+          <w:i/>
+          <w:iCs/>
+          <w:color w:val="4F81BD" w:themeColor="accent1"/>
+          <w:sz w:val="28"/>
+          <w:lang w:val="en-US"/>
+        </w:rPr>
+        <w:t xml:space="preserve"> # “paperback”</w:t>
       </w:r>
     </w:p>
     <w:p>
@@ -10031,7 +13940,21 @@
         <w:rPr>
           <w:sz w:val="28"/>
         </w:rPr>
-        <w:t>Каково назначение функции isinstance?</w:t>
+        <w:t xml:space="preserve">Каково назначение функции </w:t>
+      </w:r>
+      <w:proofErr w:type="spellStart"/>
+      <w:r>
+        <w:rPr>
+          <w:sz w:val="28"/>
+        </w:rPr>
+        <w:t>isinstance</w:t>
+      </w:r>
+      <w:proofErr w:type="spellEnd"/>
+      <w:r>
+        <w:rPr>
+          <w:sz w:val="28"/>
+        </w:rPr>
+        <w:t>?</w:t>
       </w:r>
     </w:p>
     <w:p>
@@ -10050,6 +13973,7 @@
         <w:lastRenderedPageBreak/>
         <w:t xml:space="preserve">Встроенная функция </w:t>
       </w:r>
+      <w:proofErr w:type="spellStart"/>
       <w:r>
         <w:rPr>
           <w:sz w:val="28"/>
@@ -10057,6 +13981,7 @@
         </w:rPr>
         <w:t>isinstance</w:t>
       </w:r>
+      <w:proofErr w:type="spellEnd"/>
       <w:r>
         <w:rPr>
           <w:sz w:val="28"/>
@@ -10076,6 +14001,7 @@
         </w:rPr>
         <w:t xml:space="preserve">, </w:t>
       </w:r>
+      <w:proofErr w:type="spellStart"/>
       <w:r>
         <w:rPr>
           <w:sz w:val="28"/>
@@ -10083,6 +14009,7 @@
         </w:rPr>
         <w:t>cls</w:t>
       </w:r>
+      <w:proofErr w:type="spellEnd"/>
       <w:r>
         <w:rPr>
           <w:sz w:val="28"/>
@@ -10114,6 +14041,7 @@
         </w:rPr>
         <w:t xml:space="preserve"> </w:t>
       </w:r>
+      <w:proofErr w:type="spellStart"/>
       <w:r>
         <w:rPr>
           <w:sz w:val="28"/>
@@ -10121,12 +14049,14 @@
         </w:rPr>
         <w:t>cls</w:t>
       </w:r>
+      <w:proofErr w:type="spellEnd"/>
       <w:r>
         <w:rPr>
           <w:sz w:val="28"/>
         </w:rPr>
         <w:t xml:space="preserve">, либо экземпляром одного из потомков класса </w:t>
       </w:r>
+      <w:proofErr w:type="spellStart"/>
       <w:r>
         <w:rPr>
           <w:sz w:val="28"/>
@@ -10134,6 +14064,7 @@
         </w:rPr>
         <w:t>cls</w:t>
       </w:r>
+      <w:proofErr w:type="spellEnd"/>
       <w:r>
         <w:rPr>
           <w:sz w:val="28"/>
@@ -10156,88 +14087,149 @@
         <w:ind w:firstLine="709"/>
         <w:jc w:val="both"/>
         <w:rPr>
+          <w:sz w:val="28"/>
+        </w:rPr>
+      </w:pPr>
+      <w:r>
+        <w:rPr>
+          <w:b/>
+          <w:sz w:val="28"/>
+        </w:rPr>
+        <w:t>Выводы</w:t>
+      </w:r>
+      <w:r>
+        <w:rPr>
+          <w:sz w:val="28"/>
+        </w:rPr>
+        <w:t>:</w:t>
+      </w:r>
+      <w:r>
+        <w:rPr>
+          <w:sz w:val="28"/>
+          <w:szCs w:val="28"/>
+        </w:rPr>
+        <w:t xml:space="preserve"> </w:t>
+      </w:r>
+      <w:r>
+        <w:rPr>
+          <w:sz w:val="28"/>
+          <w:szCs w:val="28"/>
+        </w:rPr>
+        <w:t xml:space="preserve">В процессе выполнения лабораторной работы были </w:t>
+      </w:r>
+      <w:r>
+        <w:rPr>
+          <w:sz w:val="28"/>
+        </w:rPr>
+        <w:t>приобретен</w:t>
+      </w:r>
+      <w:r>
+        <w:rPr>
+          <w:sz w:val="28"/>
+        </w:rPr>
+        <w:t>ы</w:t>
+      </w:r>
+      <w:r>
+        <w:rPr>
+          <w:sz w:val="28"/>
+        </w:rPr>
+        <w:t xml:space="preserve"> навык</w:t>
+      </w:r>
+      <w:r>
+        <w:rPr>
+          <w:sz w:val="28"/>
+        </w:rPr>
+        <w:t>и</w:t>
+      </w:r>
+      <w:r>
+        <w:rPr>
+          <w:sz w:val="28"/>
+        </w:rPr>
+        <w:t xml:space="preserve"> по работе с классами и объектами при написании</w:t>
+      </w:r>
+      <w:r>
+        <w:rPr>
+          <w:sz w:val="28"/>
+        </w:rPr>
+        <w:t xml:space="preserve"> </w:t>
+      </w:r>
+      <w:r>
+        <w:rPr>
+          <w:sz w:val="28"/>
+        </w:rPr>
+        <w:t>программ с помощью языка программирования Python версии 3.x</w:t>
+      </w:r>
+      <w:r>
+        <w:rPr>
+          <w:sz w:val="28"/>
+        </w:rPr>
+        <w:t>, проработан пример лабораторной работы и выполнены два индивидуальных задания.</w:t>
+      </w:r>
+    </w:p>
+    <w:p>
+      <w:pPr>
+        <w:spacing w:line="360" w:lineRule="auto"/>
+        <w:ind w:firstLine="709"/>
+        <w:jc w:val="both"/>
+        <w:rPr>
+          <w:sz w:val="28"/>
+        </w:rPr>
+      </w:pPr>
+    </w:p>
+    <w:p>
+      <w:pPr>
+        <w:spacing w:line="360" w:lineRule="auto"/>
+        <w:ind w:firstLine="709"/>
+        <w:jc w:val="both"/>
+        <w:rPr>
+          <w:sz w:val="28"/>
+          <w:lang w:val="en-US"/>
+        </w:rPr>
+      </w:pPr>
+      <w:r>
+        <w:rPr>
+          <w:sz w:val="28"/>
+        </w:rPr>
+        <w:t xml:space="preserve">Ссылка на репозиторий </w:t>
+      </w:r>
+      <w:r>
+        <w:rPr>
+          <w:sz w:val="28"/>
+          <w:lang w:val="en-US"/>
+        </w:rPr>
+        <w:t>GitHub:</w:t>
+      </w:r>
+    </w:p>
+    <w:p>
+      <w:pPr>
+        <w:spacing w:line="360" w:lineRule="auto"/>
+        <w:ind w:firstLine="709"/>
+        <w:jc w:val="both"/>
+        <w:rPr>
           <w:i/>
           <w:iCs/>
           <w:color w:val="FF0000"/>
           <w:sz w:val="28"/>
           <w:szCs w:val="28"/>
+          <w:lang w:val="en-US"/>
         </w:rPr>
       </w:pPr>
-      <w:r>
-        <w:rPr>
-          <w:b/>
-          <w:sz w:val="28"/>
-        </w:rPr>
-        <w:t>Выводы</w:t>
-      </w:r>
-      <w:r>
-        <w:rPr>
-          <w:sz w:val="28"/>
-        </w:rPr>
-        <w:t>:</w:t>
-      </w:r>
-      <w:r>
-        <w:rPr>
-          <w:sz w:val="28"/>
-          <w:szCs w:val="28"/>
-        </w:rPr>
-        <w:t xml:space="preserve"> </w:t>
-      </w:r>
-      <w:r>
-        <w:rPr>
-          <w:sz w:val="28"/>
-          <w:szCs w:val="28"/>
-        </w:rPr>
-        <w:t xml:space="preserve">В процессе выполнения лабораторной работы были </w:t>
-      </w:r>
-      <w:r>
-        <w:rPr>
-          <w:sz w:val="28"/>
-        </w:rPr>
-        <w:t>приобретен</w:t>
-      </w:r>
-      <w:r>
-        <w:rPr>
-          <w:sz w:val="28"/>
-        </w:rPr>
-        <w:t>ы</w:t>
-      </w:r>
-      <w:r>
-        <w:rPr>
-          <w:sz w:val="28"/>
-        </w:rPr>
-        <w:t xml:space="preserve"> навык</w:t>
-      </w:r>
-      <w:r>
-        <w:rPr>
-          <w:sz w:val="28"/>
-        </w:rPr>
-        <w:t>и</w:t>
-      </w:r>
-      <w:r>
-        <w:rPr>
-          <w:sz w:val="28"/>
-        </w:rPr>
-        <w:t xml:space="preserve"> по работе с классами и объектами при написании</w:t>
-      </w:r>
-      <w:r>
-        <w:rPr>
-          <w:sz w:val="28"/>
-        </w:rPr>
-        <w:t xml:space="preserve"> </w:t>
-      </w:r>
-      <w:r>
-        <w:rPr>
-          <w:sz w:val="28"/>
-        </w:rPr>
-        <w:t>программ с помощью языка программирования Python версии 3.x</w:t>
-      </w:r>
-      <w:r>
-        <w:rPr>
-          <w:sz w:val="28"/>
-        </w:rPr>
-        <w:t>, проработан пример лабораторной работы и выполнены два индивидуальных задания.</w:t>
-      </w:r>
+      <w:hyperlink r:id="rId10" w:history="1">
+        <w:proofErr w:type="spellStart"/>
+        <w:r>
+          <w:rPr>
+            <w:rStyle w:val="a9"/>
+          </w:rPr>
+          <w:t>IUnnamedUserI</w:t>
+        </w:r>
+        <w:proofErr w:type="spellEnd"/>
+        <w:r>
+          <w:rPr>
+            <w:rStyle w:val="a9"/>
+          </w:rPr>
+          <w:t>/OOP_1: Объектно-ориентированное программирование. Лабораторная работа №1</w:t>
+        </w:r>
+      </w:hyperlink>
     </w:p>
     <w:sectPr>
       <w:pgSz w:w="11906" w:h="16838"/>
@@ -11290,6 +15282,18 @@
       </w:tblBorders>
     </w:tblPr>
   </w:style>
+  <w:style w:type="character" w:styleId="a9">
+    <w:name w:val="Hyperlink"/>
+    <w:basedOn w:val="a0"/>
+    <w:uiPriority w:val="99"/>
+    <w:semiHidden/>
+    <w:unhideWhenUsed/>
+    <w:rsid w:val="000B7F2B"/>
+    <w:rPr>
+      <w:color w:val="0000FF"/>
+      <w:u w:val="single"/>
+    </w:rPr>
+  </w:style>
 </w:styles>
 </file>
 
